--- a/downloads/student/ai-6-week-07.docx
+++ b/downloads/student/ai-6-week-07.docx
@@ -805,6 +805,16 @@
     <w:p>
       <w:r>
         <w:t>These tests cover only stated cases; they do not test the full AI service or every invalid value.</w:t>
+      </w:r>
+    </w:p>
+    <w:p>
+      <w:r>
+        <w:t>Read the labelled picture: Predict the formatter outputs for 7 and 12, including spacing. Why does input 0 need rejection under this contract rather than an ordinary formatted response?</w:t>
+      </w:r>
+    </w:p>
+    <w:p>
+      <w:r>
+        <w:t>Change one thing: Supply zero instead of 7. Predict the result before checking the explanation. What remains the same?</w:t>
       </w:r>
     </w:p>
     <w:p>
@@ -1926,6 +1936,187 @@
         <w:t>Attempt the independent case before hints. Record whether you worked alone, used a hint or followed a model. After feedback, fix the first unsupported step and explain why it changed. A later check uses a changed case, not a copied answer.</w:t>
       </w:r>
     </w:p>
+    <w:p>
+      <w:pPr>
+        <w:pStyle w:val="Heading1"/>
+      </w:pPr>
+      <w:r>
+        <w:t>15. Your lesson route</w:t>
+      </w:r>
+    </w:p>
+    <w:p>
+      <w:r>
+        <w:t>Start with this question: Test a room formatter alone. A pure function returns "Room " plus a supplied positive integer.</w:t>
+      </w:r>
+    </w:p>
+    <w:tbl>
+      <w:tblPr>
+        <w:tblStyle w:val="LightShading-Accent1"/>
+        <w:tblW w:type="auto" w:w="0"/>
+        <w:tblLook w:firstColumn="1" w:firstRow="1" w:lastColumn="0" w:lastRow="0" w:noHBand="0" w:noVBand="1" w:val="04A0"/>
+      </w:tblPr>
+      <w:tblGrid>
+        <w:gridCol w:w="5112"/>
+        <w:gridCol w:w="5112"/>
+      </w:tblGrid>
+      <w:tr>
+        <w:trPr>
+          <w:tblHeader/>
+        </w:trPr>
+        <w:tc>
+          <w:tcPr>
+            <w:tcW w:type="dxa" w:w="5112"/>
+          </w:tcPr>
+          <w:p>
+            <w:r>
+              <w:t>By the end, I can</w:t>
+            </w:r>
+          </w:p>
+        </w:tc>
+        <w:tc>
+          <w:tcPr>
+            <w:tcW w:type="dxa" w:w="5112"/>
+          </w:tcPr>
+          <w:p>
+            <w:r>
+              <w:t>How I will show it</w:t>
+            </w:r>
+          </w:p>
+        </w:tc>
+      </w:tr>
+      <w:tr>
+        <w:tc>
+          <w:tcPr>
+            <w:tcW w:type="dxa" w:w="5112"/>
+          </w:tcPr>
+          <w:p>
+            <w:r>
+              <w:t>Explain the mechanism and terminology of testing pure components</w:t>
+            </w:r>
+          </w:p>
+        </w:tc>
+        <w:tc>
+          <w:tcPr>
+            <w:tcW w:type="dxa" w:w="5112"/>
+          </w:tcPr>
+          <w:p>
+            <w:r>
+              <w:t>Explain the deciding step, show a trace or test, and state one limit.</w:t>
+            </w:r>
+          </w:p>
+        </w:tc>
+      </w:tr>
+      <w:tr>
+        <w:tc>
+          <w:tcPr>
+            <w:tcW w:type="dxa" w:w="5112"/>
+          </w:tcPr>
+          <w:p>
+            <w:r>
+              <w:t>Apply the stated procedure to a new case with a traceable result</w:t>
+            </w:r>
+          </w:p>
+        </w:tc>
+        <w:tc>
+          <w:tcPr>
+            <w:tcW w:type="dxa" w:w="5112"/>
+          </w:tcPr>
+          <w:p>
+            <w:r>
+              <w:t>Explain the deciding step, show a trace or test, and state one limit.</w:t>
+            </w:r>
+          </w:p>
+        </w:tc>
+      </w:tr>
+      <w:tr>
+        <w:tc>
+          <w:tcPr>
+            <w:tcW w:type="dxa" w:w="5112"/>
+          </w:tcPr>
+          <w:p>
+            <w:r>
+              <w:t>Identify an assumption or limitation and design a revealing follow-up</w:t>
+            </w:r>
+          </w:p>
+        </w:tc>
+        <w:tc>
+          <w:tcPr>
+            <w:tcW w:type="dxa" w:w="5112"/>
+          </w:tcPr>
+          <w:p>
+            <w:r>
+              <w:t>Explain the deciding step, show a trace or test, and state one limit.</w:t>
+            </w:r>
+          </w:p>
+        </w:tc>
+      </w:tr>
+    </w:tbl>
+    <w:p>
+      <w:r>
+        <w:t>Remember → watch and explain → try with help → investigate → try independently → keep project evidence. Your teacher may spread this lesson across several classes.</w:t>
+      </w:r>
+    </w:p>
+    <w:p>
+      <w:r>
+        <w:t>Keep your first prediction. Compare it with what the evidence shows and explain any change.</w:t>
+      </w:r>
+    </w:p>
+    <w:p>
+      <w:pPr>
+        <w:pStyle w:val="Heading1"/>
+      </w:pPr>
+      <w:r>
+        <w:t>16. Finish and return</w:t>
+      </w:r>
+    </w:p>
+    <w:p>
+      <w:r>
+        <w:t>Close your notes. Explain this goal in your own words: Explain the mechanism and terminology of testing pure components</w:t>
+      </w:r>
+    </w:p>
+    <w:p>
+      <w:pPr>
+        <w:pStyle w:val="Heading3"/>
+      </w:pPr>
+      <w:r>
+        <w:t>My deciding step, evidence and one remaining question</w:t>
+      </w:r>
+    </w:p>
+    <w:p>
+      <w:r>
+        <w:t>________________________________________________________________</w:t>
+      </w:r>
+    </w:p>
+    <w:p>
+      <w:r>
+        <w:t>________________________________________________________________</w:t>
+      </w:r>
+    </w:p>
+    <w:p>
+      <w:r>
+        <w:t>________________________________________________________________</w:t>
+      </w:r>
+    </w:p>
+    <w:p>
+      <w:r>
+        <w:t>________________________________________________________________</w:t>
+      </w:r>
+    </w:p>
+    <w:p>
+      <w:r>
+        <w:t>________________________________________________________________</w:t>
+      </w:r>
+    </w:p>
+    <w:p>
+      <w:r>
+        <w:t>If you are unsure, return to the worked picture and explain one arrow. If you are ready, change an input or assumption and justify your prediction.</w:t>
+      </w:r>
+    </w:p>
+    <w:p>
+      <w:r>
+        <w:t>Save your workbook evidence. At the next review, try a different case before opening your old answer.</w:t>
+      </w:r>
+    </w:p>
     <w:sectPr>
       <w:pgSz w:w="12240" w:h="15840"/>
       <w:pgMar w:top="936" w:right="1008" w:bottom="936" w:left="1008" w:header="720" w:footer="720" w:gutter="0"/>

--- a/downloads/student/ai-6-week-07.docx
+++ b/downloads/student/ai-6-week-07.docx
@@ -2117,6 +2117,215 @@
         <w:t>Save your workbook evidence. At the next review, try a different case before opening your old answer.</w:t>
       </w:r>
     </w:p>
+    <w:p>
+      <w:pPr>
+        <w:pStyle w:val="Heading1"/>
+      </w:pPr>
+      <w:r>
+        <w:t>17. Supported practice, repair and portfolio</w:t>
+      </w:r>
+    </w:p>
+    <w:p>
+      <w:r>
+        <w:t>Use this supported practice once, in the browser or on paper. Keep the reserved independent assessment for a separate first attempt before teacher feedback.</w:t>
+      </w:r>
+    </w:p>
+    <w:p>
+      <w:r>
+        <w:t>Test a room formatter alone. A pure function returns "Room " plus a supplied positive integer.</w:t>
+      </w:r>
+    </w:p>
+    <w:p>
+      <w:pPr>
+        <w:pStyle w:val="Heading3"/>
+      </w:pPr>
+      <w:r>
+        <w:t>Practice 1: explain the deciding evidence</w:t>
+      </w:r>
+    </w:p>
+    <w:p>
+      <w:r>
+        <w:t>Which labelled step matches this detail? The same fixed procedure produces Room 12.</w:t>
+      </w:r>
+    </w:p>
+    <w:p>
+      <w:r>
+        <w:t>1. Call with 12</w:t>
+      </w:r>
+    </w:p>
+    <w:p>
+      <w:r>
+        <w:t>2. Compare exact text</w:t>
+      </w:r>
+    </w:p>
+    <w:p>
+      <w:r>
+        <w:t>3. Call with 7</w:t>
+      </w:r>
+    </w:p>
+    <w:p>
+      <w:pPr>
+        <w:pStyle w:val="Heading3"/>
+      </w:pPr>
+      <w:r>
+        <w:t>My selected conclusion, deciding fact and explanation</w:t>
+      </w:r>
+    </w:p>
+    <w:p>
+      <w:r>
+        <w:t>________________________________________________________________</w:t>
+      </w:r>
+    </w:p>
+    <w:p>
+      <w:r>
+        <w:t>________________________________________________________________</w:t>
+      </w:r>
+    </w:p>
+    <w:p>
+      <w:r>
+        <w:t>________________________________________________________________</w:t>
+      </w:r>
+    </w:p>
+    <w:p>
+      <w:r>
+        <w:t>________________________________________________________________</w:t>
+      </w:r>
+    </w:p>
+    <w:p>
+      <w:r>
+        <w:t>________________________________________________________________</w:t>
+      </w:r>
+    </w:p>
+    <w:p>
+      <w:r>
+        <w:t>Hint if needed: Read the steps in the pictorial case. Match the supplied detail to the stage that performs or records it.</w:t>
+      </w:r>
+    </w:p>
+    <w:p>
+      <w:r>
+        <w:t>After your attempt, compare with the supported explanation: Call with 12 The same fixed procedure produces Room 12. A pure component depends on its accepted input, not a clock, network or model. Isolating it makes failures easier to locate.</w:t>
+      </w:r>
+    </w:p>
+    <w:p>
+      <w:pPr>
+        <w:pStyle w:val="Heading3"/>
+      </w:pPr>
+      <w:r>
+        <w:t>Practice 2: explain the deciding evidence</w:t>
+      </w:r>
+    </w:p>
+    <w:p>
+      <w:r>
+        <w:t>Changed-case practice: Supply zero instead of 7. Which conclusion is supported by the supplied facts?</w:t>
+      </w:r>
+    </w:p>
+    <w:p>
+      <w:r>
+        <w:t>1. This one example guarantees correct results for every future input.</w:t>
+      </w:r>
+    </w:p>
+    <w:p>
+      <w:r>
+        <w:t>2. Reject the input under the stated positive-integer contract.</w:t>
+      </w:r>
+    </w:p>
+    <w:p>
+      <w:r>
+        <w:t>3. We can decide the result without examining the changed input or the procedure.</w:t>
+      </w:r>
+    </w:p>
+    <w:p>
+      <w:pPr>
+        <w:pStyle w:val="Heading3"/>
+      </w:pPr>
+      <w:r>
+        <w:t>My selected conclusion, deciding fact and explanation</w:t>
+      </w:r>
+    </w:p>
+    <w:p>
+      <w:r>
+        <w:t>________________________________________________________________</w:t>
+      </w:r>
+    </w:p>
+    <w:p>
+      <w:r>
+        <w:t>________________________________________________________________</w:t>
+      </w:r>
+    </w:p>
+    <w:p>
+      <w:r>
+        <w:t>________________________________________________________________</w:t>
+      </w:r>
+    </w:p>
+    <w:p>
+      <w:r>
+        <w:t>________________________________________________________________</w:t>
+      </w:r>
+    </w:p>
+    <w:p>
+      <w:r>
+        <w:t>________________________________________________________________</w:t>
+      </w:r>
+    </w:p>
+    <w:p>
+      <w:r>
+        <w:t>Hint if needed: Use the changed condition and the deciding step in the pictorial trace. The answer must say what follows from those facts.</w:t>
+      </w:r>
+    </w:p>
+    <w:p>
+      <w:r>
+        <w:t>After your attempt, compare with the supported explanation: Reject the input under the stated positive-integer contract. Zero has the right type but violates the value requirement.</w:t>
+      </w:r>
+    </w:p>
+    <w:p>
+      <w:pPr>
+        <w:pStyle w:val="Heading3"/>
+      </w:pPr>
+      <w:r>
+        <w:t>Repair a missing building block</w:t>
+      </w:r>
+    </w:p>
+    <w:p>
+      <w:r>
+        <w:t>Review Least privilege and tool scopes (ai-6/6). Goal: Explain the mechanism and terminology of least privilege and tool scopes. Short practice: Classify read S2, write S2 and read S5 as permitted or denied. Identify the operation or station mismatch for each denial, then reconsider after read S5 is added to trusted scope.. Return to this week and explain what you changed.</w:t>
+      </w:r>
+    </w:p>
+    <w:p>
+      <w:r>
+        <w:t>Review Configuration and secrets (ai-6/4). Goal: Explain the mechanism and terminology of configuration and secrets. Short practice: Point to the public setting and the protected credential. What changes when maximum_words becomes 60, and which information must never appear in the startup log?. Return to this week and explain what you changed.</w:t>
+      </w:r>
+    </w:p>
+    <w:p>
+      <w:r>
+        <w:t>Review Requirements and service boundaries (ai-6/1). Goal: Explain the mechanism and terminology of requirements and service boundaries. Short practice: Split the museum visitor’s request into two operations. Which can the service perform for P, and what happens to each operation when Q has no approved card?. Return to this week and explain what you changed.</w:t>
+      </w:r>
+    </w:p>
+    <w:p>
+      <w:pPr>
+        <w:pStyle w:val="Heading3"/>
+      </w:pPr>
+      <w:r>
+        <w:t>Predict, run and debug</w:t>
+      </w:r>
+    </w:p>
+    <w:p>
+      <w:r>
+        <w:t>The browser lab lets you edit the supported Python examples already included in this lesson. Predict first, run, inspect the actual output or error, change one input, then run again. Keep code, predictions, actual results and a reasoned revision together. On paper, label your result as a trace rather than an execution.</w:t>
+      </w:r>
+    </w:p>
+    <w:p>
+      <w:pPr>
+        <w:pStyle w:val="Heading3"/>
+      </w:pPr>
+      <w:r>
+        <w:t>Keep your completed work</w:t>
+      </w:r>
+    </w:p>
+    <w:p>
+      <w:r>
+        <w:t>Use Download completed work in the hosted lesson to export your answers, reflections, practice feedback and code-run evidence. Open the HTML copy to read or print it. Drafts stay in this browser when storage is available; clear drafts on a shared device.</w:t>
+      </w:r>
+    </w:p>
     <w:sectPr>
       <w:pgSz w:w="12240" w:h="15840"/>
       <w:pgMar w:top="936" w:right="1008" w:bottom="936" w:left="1008" w:header="720" w:footer="720" w:gutter="0"/>

--- a/downloads/student/ai-6-week-07.docx
+++ b/downloads/student/ai-6-week-07.docx
@@ -42,6 +42,11 @@
       </w:r>
     </w:p>
     <w:p>
+      <w:r>
+        <w:t>Start with the target: Explain the mechanism and terminology of testing pure components. Try the recall before opening notes.</w:t>
+      </w:r>
+    </w:p>
+    <w:p>
       <w:pPr>
         <w:pStyle w:val="Heading3"/>
       </w:pPr>
@@ -50,17 +55,47 @@
       </w:r>
     </w:p>
     <w:p>
-      <w:r>
-        <w:t>I can explain the mechanism and terminology of testing pure components.</w:t>
-      </w:r>
-    </w:p>
-    <w:p>
-      <w:r>
+      <w:pPr>
+        <w:spacing w:line="336" w:lineRule="auto" w:after="180"/>
+      </w:pPr>
+      <w:r>
+        <w:rPr>
+          <w:b w:val="0"/>
+        </w:rPr>
+        <w:t xml:space="preserve">I can explain the </w:t>
+      </w:r>
+      <w:r>
+        <w:rPr>
+          <w:b/>
+        </w:rPr>
+        <w:t>mechanism</w:t>
+      </w:r>
+      <w:r>
+        <w:rPr>
+          <w:b w:val="0"/>
+        </w:rPr>
+        <w:t xml:space="preserve"> and terminology of testing pure components.</w:t>
+      </w:r>
+    </w:p>
+    <w:p>
+      <w:pPr>
+        <w:spacing w:line="336" w:lineRule="auto" w:after="180"/>
+      </w:pPr>
+      <w:r>
+        <w:rPr>
+          <w:b w:val="0"/>
+        </w:rPr>
         <w:t>I can apply the stated procedure to a new case with a traceable result.</w:t>
       </w:r>
     </w:p>
     <w:p>
-      <w:r>
+      <w:pPr>
+        <w:spacing w:line="336" w:lineRule="auto" w:after="180"/>
+      </w:pPr>
+      <w:r>
+        <w:rPr>
+          <w:b w:val="0"/>
+        </w:rPr>
         <w:t>I can identify an assumption or limitation and design a revealing follow-up.</w:t>
       </w:r>
     </w:p>
@@ -73,47 +108,125 @@
       </w:r>
     </w:p>
     <w:p>
-      <w:r>
+      <w:pPr>
+        <w:spacing w:line="336" w:lineRule="auto" w:after="180"/>
+      </w:pPr>
+      <w:r>
+        <w:rPr>
+          <w:b w:val="0"/>
+        </w:rPr>
         <w:t>Close your notes first. A rough first answer helps us choose the right starting point; it is not a score for your ability.</w:t>
       </w:r>
     </w:p>
     <w:p>
-      <w:r>
+      <w:pPr>
+        <w:spacing w:line="336" w:lineRule="auto" w:after="180"/>
+      </w:pPr>
+      <w:r>
+        <w:rPr>
+          <w:b w:val="0"/>
+        </w:rPr>
         <w:t>Without opening the old lesson, explain one key idea from Least privilege and tool scopes. Give an example and a mistake that the idea helps you avoid.</w:t>
       </w:r>
     </w:p>
     <w:p>
-      <w:r>
+      <w:pPr>
+        <w:spacing w:line="336" w:lineRule="auto" w:after="180"/>
+      </w:pPr>
+      <w:r>
+        <w:rPr>
+          <w:b w:val="0"/>
+        </w:rPr>
         <w:t>Without opening the old lesson, explain one key idea from Configuration and secrets. Give an example and a mistake that the idea helps you avoid.</w:t>
       </w:r>
     </w:p>
     <w:p>
-      <w:r>
+      <w:pPr>
+        <w:spacing w:line="336" w:lineRule="auto" w:after="180"/>
+      </w:pPr>
+      <w:r>
+        <w:rPr>
+          <w:b w:val="0"/>
+        </w:rPr>
         <w:t>Without opening the old lesson, explain one key idea from Requirements and service boundaries. Give an example and a mistake that the idea helps you avoid.</w:t>
       </w:r>
     </w:p>
     <w:p>
-      <w:r>
-        <w:t>After trying, check the relevant lesson or ask your teacher. Change the part of your explanation that the evidence shows was wrong.</w:t>
-      </w:r>
-    </w:p>
-    <w:p>
-      <w:r>
+      <w:pPr>
+        <w:spacing w:line="336" w:lineRule="auto" w:after="180"/>
+      </w:pPr>
+      <w:r>
+        <w:rPr>
+          <w:b w:val="0"/>
+        </w:rPr>
+        <w:t xml:space="preserve">After trying, check the relevant lesson or ask your teacher. Change the part of your explanation that the </w:t>
+      </w:r>
+      <w:r>
+        <w:rPr>
+          <w:b/>
+        </w:rPr>
+        <w:t>evidence</w:t>
+      </w:r>
+      <w:r>
+        <w:rPr>
+          <w:b w:val="0"/>
+        </w:rPr>
+        <w:t xml:space="preserve"> shows was wrong.</w:t>
+      </w:r>
+    </w:p>
+    <w:p>
+      <w:pPr>
+        <w:spacing w:line="336" w:lineRule="auto" w:after="180"/>
+      </w:pPr>
+      <w:r>
+        <w:rPr>
+          <w:b w:val="0"/>
+        </w:rPr>
         <w:t>This week you will practise:</w:t>
       </w:r>
     </w:p>
     <w:p>
-      <w:r>
-        <w:t>Explain the mechanism and terminology of testing pure components</w:t>
-      </w:r>
-    </w:p>
-    <w:p>
-      <w:r>
+      <w:pPr>
+        <w:spacing w:line="336" w:lineRule="auto" w:after="180"/>
+      </w:pPr>
+      <w:r>
+        <w:rPr>
+          <w:b w:val="0"/>
+        </w:rPr>
+        <w:t xml:space="preserve">Explain the </w:t>
+      </w:r>
+      <w:r>
+        <w:rPr>
+          <w:b/>
+        </w:rPr>
+        <w:t>mechanism</w:t>
+      </w:r>
+      <w:r>
+        <w:rPr>
+          <w:b w:val="0"/>
+        </w:rPr>
+        <w:t xml:space="preserve"> and terminology of testing pure components</w:t>
+      </w:r>
+    </w:p>
+    <w:p>
+      <w:pPr>
+        <w:spacing w:line="336" w:lineRule="auto" w:after="180"/>
+      </w:pPr>
+      <w:r>
+        <w:rPr>
+          <w:b w:val="0"/>
+        </w:rPr>
         <w:t>Apply the stated procedure to a new case with a traceable result</w:t>
       </w:r>
     </w:p>
     <w:p>
-      <w:r>
+      <w:pPr>
+        <w:spacing w:line="336" w:lineRule="auto" w:after="180"/>
+      </w:pPr>
+      <w:r>
+        <w:rPr>
+          <w:b w:val="0"/>
+        </w:rPr>
         <w:t>Identify an assumption or limitation and design a revealing follow-up</w:t>
       </w:r>
     </w:p>
@@ -126,8 +239,38 @@
       </w:r>
     </w:p>
     <w:p>
-      <w:r>
-        <w:t>Recall Least privilege and tool scopes. Explain why a recorded result needs its input conditions and evidence source before it can support a claim.</w:t>
+      <w:pPr>
+        <w:spacing w:line="336" w:lineRule="auto" w:after="180"/>
+      </w:pPr>
+      <w:r>
+        <w:rPr>
+          <w:b w:val="0"/>
+        </w:rPr>
+        <w:t xml:space="preserve">Recall Least privilege and tool scopes. Explain why a recorded result needs its </w:t>
+      </w:r>
+      <w:r>
+        <w:rPr>
+          <w:b/>
+        </w:rPr>
+        <w:t>input</w:t>
+      </w:r>
+      <w:r>
+        <w:rPr>
+          <w:b w:val="0"/>
+        </w:rPr>
+        <w:t xml:space="preserve"> conditions and </w:t>
+      </w:r>
+      <w:r>
+        <w:rPr>
+          <w:b/>
+        </w:rPr>
+        <w:t>evidence</w:t>
+      </w:r>
+      <w:r>
+        <w:rPr>
+          <w:b w:val="0"/>
+        </w:rPr>
+        <w:t xml:space="preserve"> source before it can support a claim.</w:t>
       </w:r>
     </w:p>
     <w:p>
@@ -162,7 +305,13 @@
       </w:r>
     </w:p>
     <w:p>
-      <w:r>
+      <w:pPr>
+        <w:spacing w:line="336" w:lineRule="auto" w:after="180"/>
+      </w:pPr>
+      <w:r>
+        <w:rPr>
+          <w:b w:val="0"/>
+        </w:rPr>
         <w:t>Explain testing pure components using the deciding step in this fictional service.</w:t>
       </w:r>
     </w:p>
@@ -176,12 +325,52 @@
     </w:p>
     <w:p>
       <w:r>
-        <w:t>Pure components return results from supplied inputs without external side effects. They are easier to test with exact expected values.</w:t>
-      </w:r>
-    </w:p>
-    <w:p>
-      <w:r>
-        <w:t>Begin by writing the question the procedure is intended to answer. Identify the information already supplied, the information it will produce and the information still missing. These are constructed classroom examples; they do not require live accounts, private records or an external service. Do not treat a plausible explanation as a measured outcome.</w:t>
+        <w:t>Investigate the supplied Testing pure components case. Separate observations, given facts and assumptions before choosing an explanation.</w:t>
+      </w:r>
+    </w:p>
+    <w:p>
+      <w:pPr>
+        <w:spacing w:line="336" w:lineRule="auto" w:after="180"/>
+      </w:pPr>
+      <w:r>
+        <w:rPr>
+          <w:b w:val="0"/>
+        </w:rPr>
+        <w:t xml:space="preserve">Pure components return results from supplied </w:t>
+      </w:r>
+      <w:r>
+        <w:rPr>
+          <w:b/>
+        </w:rPr>
+        <w:t>input</w:t>
+      </w:r>
+      <w:r>
+        <w:rPr>
+          <w:b w:val="0"/>
+        </w:rPr>
+        <w:t>s without external side effects. They are easier to test with exact expected values.</w:t>
+      </w:r>
+    </w:p>
+    <w:p>
+      <w:pPr>
+        <w:spacing w:line="336" w:lineRule="auto" w:after="180"/>
+      </w:pPr>
+      <w:r>
+        <w:rPr>
+          <w:b w:val="0"/>
+        </w:rPr>
+        <w:t>Begin by writing the question the procedure is intended to answer. Identify the information already supplied, the information it will produce and the information still missing.</w:t>
+      </w:r>
+    </w:p>
+    <w:p>
+      <w:pPr>
+        <w:spacing w:line="336" w:lineRule="auto" w:after="180"/>
+      </w:pPr>
+      <w:r>
+        <w:rPr>
+          <w:b w:val="0"/>
+        </w:rPr>
+        <w:t>These are constructed classroom examples; they do not require live accounts, private records or an external service. Do not treat a plausible explanation as a measured outcome.</w:t>
       </w:r>
     </w:p>
     <w:p>
@@ -217,7 +406,30 @@
     </w:p>
     <w:p>
       <w:r>
-        <w:t>Define remaining(capacity, used)=capacity-used for integer inputs satisfying 0&lt;=used&lt;=capacity. Invalid types/ranges raise an explicit validation error. Test zero and equality boundaries.</w:t>
+        <w:t>Follow the mechanism for Testing pure components. Connect each labelled input, deciding step and result.</w:t>
+      </w:r>
+    </w:p>
+    <w:p>
+      <w:pPr>
+        <w:spacing w:line="336" w:lineRule="auto" w:after="180"/>
+      </w:pPr>
+      <w:r>
+        <w:rPr>
+          <w:b w:val="0"/>
+        </w:rPr>
+        <w:t xml:space="preserve">Define remaining(capacity, used)=capacity-used for integer </w:t>
+      </w:r>
+      <w:r>
+        <w:rPr>
+          <w:b/>
+        </w:rPr>
+        <w:t>input</w:t>
+      </w:r>
+      <w:r>
+        <w:rPr>
+          <w:b w:val="0"/>
+        </w:rPr>
+        <w:t>s satisfying 0&lt;=used&lt;=capacity. Invalid types/ranges raise an explicit validation error. Test zero and equality boundaries.</w:t>
       </w:r>
     </w:p>
     <w:p>
@@ -313,8 +525,49 @@
       </w:r>
     </w:p>
     <w:p>
-      <w:r>
-        <w:t>Before applying the procedure, write its units, denominator or decision boundary where relevant. A partner should be able to repeat each step using the same inputs. If a required input is absent or violates the stated contract, record that condition explicitly instead of quietly replacing it with a convenient value.</w:t>
+      <w:pPr>
+        <w:spacing w:line="336" w:lineRule="auto" w:after="180"/>
+      </w:pPr>
+      <w:r>
+        <w:rPr>
+          <w:b w:val="0"/>
+        </w:rPr>
+        <w:t xml:space="preserve">Before applying the procedure, write its units, denominator or decision boundary where relevant. A partner should be able to repeat each step using the same </w:t>
+      </w:r>
+      <w:r>
+        <w:rPr>
+          <w:b/>
+        </w:rPr>
+        <w:t>input</w:t>
+      </w:r>
+      <w:r>
+        <w:rPr>
+          <w:b w:val="0"/>
+        </w:rPr>
+        <w:t>s.</w:t>
+      </w:r>
+    </w:p>
+    <w:p>
+      <w:pPr>
+        <w:spacing w:line="336" w:lineRule="auto" w:after="180"/>
+      </w:pPr>
+      <w:r>
+        <w:rPr>
+          <w:b w:val="0"/>
+        </w:rPr>
+        <w:t xml:space="preserve">If a required </w:t>
+      </w:r>
+      <w:r>
+        <w:rPr>
+          <w:b/>
+        </w:rPr>
+        <w:t>input</w:t>
+      </w:r>
+      <w:r>
+        <w:rPr>
+          <w:b w:val="0"/>
+        </w:rPr>
+        <w:t xml:space="preserve"> is absent or violates the stated contract, record that condition explicitly instead of quietly replacing it with a convenient value.</w:t>
       </w:r>
     </w:p>
     <w:p>
@@ -326,8 +579,26 @@
       </w:r>
     </w:p>
     <w:p>
-      <w:r>
-        <w:t>Point to the input, the deciding step and the result in this week’s visual. Explain the same step in ordinary words. A picture helps when you can say what each part represents.</w:t>
+      <w:pPr>
+        <w:spacing w:line="336" w:lineRule="auto" w:after="180"/>
+      </w:pPr>
+      <w:r>
+        <w:rPr>
+          <w:b w:val="0"/>
+        </w:rPr>
+        <w:t xml:space="preserve">Point to the </w:t>
+      </w:r>
+      <w:r>
+        <w:rPr>
+          <w:b/>
+        </w:rPr>
+        <w:t>input</w:t>
+      </w:r>
+      <w:r>
+        <w:rPr>
+          <w:b w:val="0"/>
+        </w:rPr>
+        <w:t>, the deciding step and the result in this week’s visual. Explain the same step in ordinary words. A picture helps when you can say what each part represents.</w:t>
       </w:r>
     </w:p>
     <w:p>
@@ -339,6 +610,11 @@
       </w:r>
     </w:p>
     <w:p>
+      <w:r>
+        <w:t>Compare the supplied cases for Testing pure components. Identify the detail that changes the conclusion.</w:t>
+      </w:r>
+    </w:p>
+    <w:p>
       <w:pPr>
         <w:pStyle w:val="Heading3"/>
       </w:pPr>
@@ -347,7 +623,13 @@
       </w:r>
     </w:p>
     <w:p>
-      <w:r>
+      <w:pPr>
+        <w:spacing w:line="336" w:lineRule="auto" w:after="180"/>
+      </w:pPr>
+      <w:r>
+        <w:rPr>
+          <w:b w:val="0"/>
+        </w:rPr>
         <w:t>Capacity 12, used 5; capacity 12, used 12; capacity 12, used 13. Show the intermediate steps and give the conclusion with its scope.</w:t>
       </w:r>
     </w:p>
@@ -393,17 +675,80 @@
       </w:r>
     </w:p>
     <w:p>
-      <w:r>
+      <w:pPr>
+        <w:pStyle w:val="Heading3"/>
+      </w:pPr>
+      <w:r>
+        <w:t>Change one thing</w:t>
+      </w:r>
+    </w:p>
+    <w:p>
+      <w:pPr>
+        <w:spacing w:line="336" w:lineRule="auto" w:after="180"/>
+        <w:shd w:fill="F5F1FB"/>
+      </w:pPr>
+      <w:r>
+        <w:rPr>
+          <w:b w:val="0"/>
+        </w:rPr>
         <w:t>Change: Supply zero instead of 7.</w:t>
       </w:r>
     </w:p>
     <w:p>
-      <w:r>
-        <w:t>Prediction: Reject the input under the stated positive-integer contract.</w:t>
-      </w:r>
-    </w:p>
-    <w:p>
-      <w:r>
+      <w:pPr>
+        <w:pStyle w:val="Heading3"/>
+      </w:pPr>
+      <w:r>
+        <w:t>Predicted result</w:t>
+      </w:r>
+    </w:p>
+    <w:p>
+      <w:pPr>
+        <w:spacing w:line="336" w:lineRule="auto" w:after="180"/>
+        <w:shd w:fill="F1F6FC"/>
+      </w:pPr>
+      <w:r>
+        <w:rPr>
+          <w:b/>
+        </w:rPr>
+        <w:t>Prediction</w:t>
+      </w:r>
+      <w:r>
+        <w:rPr>
+          <w:b w:val="0"/>
+        </w:rPr>
+        <w:t xml:space="preserve">: Reject the </w:t>
+      </w:r>
+      <w:r>
+        <w:rPr>
+          <w:b/>
+        </w:rPr>
+        <w:t>input</w:t>
+      </w:r>
+      <w:r>
+        <w:rPr>
+          <w:b w:val="0"/>
+        </w:rPr>
+        <w:t xml:space="preserve"> under the stated positive-integer contract.</w:t>
+      </w:r>
+    </w:p>
+    <w:p>
+      <w:pPr>
+        <w:pStyle w:val="Heading3"/>
+      </w:pPr>
+      <w:r>
+        <w:t>Why the result follows</w:t>
+      </w:r>
+    </w:p>
+    <w:p>
+      <w:pPr>
+        <w:spacing w:line="336" w:lineRule="auto" w:after="180"/>
+        <w:shd w:fill="F1F6FC"/>
+      </w:pPr>
+      <w:r>
+        <w:rPr>
+          <w:b w:val="0"/>
+        </w:rPr>
         <w:t>Reason: Zero has the right type but violates the value requirement.</w:t>
       </w:r>
     </w:p>
@@ -413,6 +758,11 @@
       </w:pPr>
       <w:r>
         <w:t>05. Words that unlock the idea</w:t>
+      </w:r>
+    </w:p>
+    <w:p>
+      <w:r>
+        <w:t>Use the vocabulary of Testing pure components to explain a concrete decision, rather than only memorising definitions.</w:t>
       </w:r>
     </w:p>
     <w:tbl>
@@ -550,22 +900,141 @@
     </w:p>
     <w:p>
       <w:r>
+        <w:t>Follow the worked trace for Testing pure components, predict a step, then compare with its explanation.</w:t>
+      </w:r>
+    </w:p>
+    <w:p>
+      <w:pPr>
+        <w:spacing w:line="336" w:lineRule="auto" w:after="180"/>
+      </w:pPr>
+      <w:r>
+        <w:rPr>
+          <w:b w:val="0"/>
+        </w:rPr>
         <w:t>Capacity 12, used 5; capacity 12, used 12; capacity 12, used 13.</w:t>
       </w:r>
     </w:p>
     <w:p>
-      <w:r>
+      <w:pPr>
+        <w:spacing w:line="336" w:lineRule="auto" w:after="180"/>
+      </w:pPr>
+      <w:r>
+        <w:rPr>
+          <w:b w:val="0"/>
+        </w:rPr>
         <w:t>Results 7 and 0; the third is invalid rather than remaining -1. Preserve the contract failure.</w:t>
       </w:r>
     </w:p>
     <w:p>
-      <w:r>
-        <w:t>Compare the intermediate evidence with the final statement. Explain why each number or decision follows from the stated inputs. The conclusion belongs to this scenario and procedure; changing the inputs, evaluation population or authority can change what it establishes. Retain the raw record so a later revision can be compared honestly.</w:t>
-      </w:r>
-    </w:p>
-    <w:p>
-      <w:r>
-        <w:t>Optional local lab: predict the printed result before running this standalone Python 3 example. Change one relevant boundary input, record the outcome and state the contract or statistical assumptions. The program uses fictional values and the Python standard library; it performs no external operations.</w:t>
+      <w:pPr>
+        <w:pStyle w:val="Heading3"/>
+      </w:pPr>
+      <w:r>
+        <w:t>Worked explanation · Testing pure components</w:t>
+      </w:r>
+    </w:p>
+    <w:p>
+      <w:pPr>
+        <w:spacing w:line="336" w:lineRule="auto" w:after="180"/>
+        <w:shd w:fill="F1F6FC"/>
+      </w:pPr>
+      <w:r>
+        <w:rPr>
+          <w:b w:val="0"/>
+        </w:rPr>
+        <w:t xml:space="preserve">Compare the intermediate </w:t>
+      </w:r>
+      <w:r>
+        <w:rPr>
+          <w:b/>
+        </w:rPr>
+        <w:t>evidence</w:t>
+      </w:r>
+      <w:r>
+        <w:rPr>
+          <w:b w:val="0"/>
+        </w:rPr>
+        <w:t xml:space="preserve"> with the final statement. Explain why each number or decision follows from the stated </w:t>
+      </w:r>
+      <w:r>
+        <w:rPr>
+          <w:b/>
+        </w:rPr>
+        <w:t>input</w:t>
+      </w:r>
+      <w:r>
+        <w:rPr>
+          <w:b w:val="0"/>
+        </w:rPr>
+        <w:t>s.</w:t>
+      </w:r>
+    </w:p>
+    <w:p>
+      <w:pPr>
+        <w:spacing w:line="336" w:lineRule="auto" w:after="180"/>
+        <w:shd w:fill="F1F6FC"/>
+      </w:pPr>
+      <w:r>
+        <w:rPr>
+          <w:b w:val="0"/>
+        </w:rPr>
+        <w:t xml:space="preserve">The conclusion belongs to this scenario and procedure; changing the </w:t>
+      </w:r>
+      <w:r>
+        <w:rPr>
+          <w:b/>
+        </w:rPr>
+        <w:t>input</w:t>
+      </w:r>
+      <w:r>
+        <w:rPr>
+          <w:b w:val="0"/>
+        </w:rPr>
+        <w:t>s, evaluation population or authority can change what it establishes. Retain the raw record so a later revision can be compared honestly.</w:t>
+      </w:r>
+    </w:p>
+    <w:p>
+      <w:pPr>
+        <w:pStyle w:val="Heading3"/>
+      </w:pPr>
+      <w:r>
+        <w:t>Worked explanation · Testing pure components</w:t>
+      </w:r>
+    </w:p>
+    <w:p>
+      <w:pPr>
+        <w:spacing w:line="336" w:lineRule="auto" w:after="180"/>
+        <w:shd w:fill="F1F6FC"/>
+      </w:pPr>
+      <w:r>
+        <w:rPr>
+          <w:b w:val="0"/>
+        </w:rPr>
+        <w:t xml:space="preserve">Optional local lab: predict the printed result before running this standalone Python 3 example. Change one relevant boundary </w:t>
+      </w:r>
+      <w:r>
+        <w:rPr>
+          <w:b/>
+        </w:rPr>
+        <w:t>input</w:t>
+      </w:r>
+      <w:r>
+        <w:rPr>
+          <w:b w:val="0"/>
+        </w:rPr>
+        <w:t>, record the outcome and state the contract or statistical assumptions.</w:t>
+      </w:r>
+    </w:p>
+    <w:p>
+      <w:pPr>
+        <w:spacing w:line="336" w:lineRule="auto" w:after="180"/>
+        <w:shd w:fill="F1F6FC"/>
+      </w:pPr>
+      <w:r>
+        <w:rPr>
+          <w:b w:val="0"/>
+        </w:rPr>
+        <w:t>The program uses fictional values and the Python standard library; it performs no external operations.</w:t>
       </w:r>
     </w:p>
     <w:p>
@@ -600,7 +1069,13 @@
       </w:r>
     </w:p>
     <w:p>
-      <w:r>
+      <w:pPr>
+        <w:spacing w:line="336" w:lineRule="auto" w:after="180"/>
+      </w:pPr>
+      <w:r>
+        <w:rPr>
+          <w:b w:val="0"/>
+        </w:rPr>
         <w:t>Cover the result before checking it. Say what is given, choose the procedure, and follow one step at a time. Then uncover the result and explain your first mismatch. Ask why a step is allowed, not only what number it produces.</w:t>
       </w:r>
     </w:p>
@@ -613,8 +1088,26 @@
       </w:r>
     </w:p>
     <w:p>
-      <w:r>
-        <w:t>Test a room formatter alone. A pure function returns "Room " plus a supplied positive integer.</w:t>
+      <w:pPr>
+        <w:spacing w:line="336" w:lineRule="auto" w:after="180"/>
+      </w:pPr>
+      <w:r>
+        <w:rPr>
+          <w:b w:val="0"/>
+        </w:rPr>
+        <w:t xml:space="preserve">Test a room formatter alone. A </w:t>
+      </w:r>
+      <w:r>
+        <w:rPr>
+          <w:b/>
+        </w:rPr>
+        <w:t>pure function</w:t>
+      </w:r>
+      <w:r>
+        <w:rPr>
+          <w:b w:val="0"/>
+        </w:rPr>
+        <w:t xml:space="preserve"> returns "Room " plus a supplied positive integer.</w:t>
       </w:r>
     </w:p>
     <w:p>
@@ -626,8 +1119,47 @@
       </w:r>
     </w:p>
     <w:p>
-      <w:r>
-        <w:t>Accepted inputs are positive integers. Expected outputs: 7→"Room 7"; 12→"Room 12".</w:t>
+      <w:pPr>
+        <w:pStyle w:val="Heading3"/>
+      </w:pPr>
+      <w:r>
+        <w:t>Supplied facts</w:t>
+      </w:r>
+    </w:p>
+    <w:p>
+      <w:pPr>
+        <w:spacing w:line="336" w:lineRule="auto" w:after="180"/>
+        <w:shd w:fill="F1F6FC"/>
+      </w:pPr>
+      <w:r>
+        <w:rPr>
+          <w:b w:val="0"/>
+        </w:rPr>
+        <w:t xml:space="preserve">Accepted </w:t>
+      </w:r>
+      <w:r>
+        <w:rPr>
+          <w:b/>
+        </w:rPr>
+        <w:t>input</w:t>
+      </w:r>
+      <w:r>
+        <w:rPr>
+          <w:b w:val="0"/>
+        </w:rPr>
+        <w:t xml:space="preserve">s are positive integers. Expected </w:t>
+      </w:r>
+      <w:r>
+        <w:rPr>
+          <w:b/>
+        </w:rPr>
+        <w:t>output</w:t>
+      </w:r>
+      <w:r>
+        <w:rPr>
+          <w:b w:val="0"/>
+        </w:rPr>
+        <w:t>s: 7→"Room 7"; 12→"Room 12".</w:t>
       </w:r>
     </w:p>
     <w:p>
@@ -790,30 +1322,126 @@
       </w:r>
     </w:p>
     <w:p>
-      <w:r>
-        <w:t>A pure component depends on its accepted input, not a clock, network or model. Isolating it makes failures easier to locate.</w:t>
-      </w:r>
-    </w:p>
-    <w:p>
       <w:pPr>
         <w:pStyle w:val="Heading3"/>
       </w:pPr>
       <w:r>
+        <w:t>Why the result follows</w:t>
+      </w:r>
+    </w:p>
+    <w:p>
+      <w:pPr>
+        <w:spacing w:line="336" w:lineRule="auto" w:after="180"/>
+        <w:shd w:fill="F1F6FC"/>
+      </w:pPr>
+      <w:r>
+        <w:rPr>
+          <w:b w:val="0"/>
+        </w:rPr>
+        <w:t xml:space="preserve">A pure component depends on its accepted </w:t>
+      </w:r>
+      <w:r>
+        <w:rPr>
+          <w:b/>
+        </w:rPr>
+        <w:t>input</w:t>
+      </w:r>
+      <w:r>
+        <w:rPr>
+          <w:b w:val="0"/>
+        </w:rPr>
+        <w:t>, not a clock, network or model. Isolating it makes failures easier to locate.</w:t>
+      </w:r>
+    </w:p>
+    <w:p>
+      <w:pPr>
+        <w:pStyle w:val="Heading3"/>
+      </w:pPr>
+      <w:r>
         <w:t>What this example does not establish</w:t>
       </w:r>
     </w:p>
     <w:p>
-      <w:r>
+      <w:pPr>
+        <w:pStyle w:val="Heading3"/>
+      </w:pPr>
+      <w:r>
+        <w:t>Keep the stated limit</w:t>
+      </w:r>
+    </w:p>
+    <w:p>
+      <w:pPr>
+        <w:spacing w:line="336" w:lineRule="auto" w:after="180"/>
+        <w:shd w:fill="FFF5E6"/>
+      </w:pPr>
+      <w:r>
+        <w:rPr>
+          <w:b w:val="0"/>
+        </w:rPr>
         <w:t>These tests cover only stated cases; they do not test the full AI service or every invalid value.</w:t>
       </w:r>
     </w:p>
     <w:p>
-      <w:r>
-        <w:t>Read the labelled picture: Predict the formatter outputs for 7 and 12, including spacing. Why does input 0 need rejection under this contract rather than an ordinary formatted response?</w:t>
-      </w:r>
-    </w:p>
-    <w:p>
-      <w:r>
+      <w:pPr>
+        <w:pStyle w:val="Heading3"/>
+      </w:pPr>
+      <w:r>
+        <w:t>Keep the stated limit</w:t>
+      </w:r>
+    </w:p>
+    <w:p>
+      <w:pPr>
+        <w:spacing w:line="336" w:lineRule="auto" w:after="180"/>
+        <w:shd w:fill="FFF5E6"/>
+      </w:pPr>
+      <w:r>
+        <w:rPr>
+          <w:b w:val="0"/>
+        </w:rPr>
+        <w:t xml:space="preserve">Read the labelled picture: Predict the formatter </w:t>
+      </w:r>
+      <w:r>
+        <w:rPr>
+          <w:b/>
+        </w:rPr>
+        <w:t>output</w:t>
+      </w:r>
+      <w:r>
+        <w:rPr>
+          <w:b w:val="0"/>
+        </w:rPr>
+        <w:t xml:space="preserve">s for 7 and 12, including spacing. Why does </w:t>
+      </w:r>
+      <w:r>
+        <w:rPr>
+          <w:b/>
+        </w:rPr>
+        <w:t>input</w:t>
+      </w:r>
+      <w:r>
+        <w:rPr>
+          <w:b w:val="0"/>
+        </w:rPr>
+        <w:t xml:space="preserve"> 0 need rejection under this contract rather than an ordinary formatted response?</w:t>
+      </w:r>
+    </w:p>
+    <w:p>
+      <w:pPr>
+        <w:pStyle w:val="Heading3"/>
+      </w:pPr>
+      <w:r>
+        <w:t>Keep the stated limit</w:t>
+      </w:r>
+    </w:p>
+    <w:p>
+      <w:pPr>
+        <w:spacing w:line="336" w:lineRule="auto" w:after="180"/>
+        <w:shd w:fill="FFF5E6"/>
+      </w:pPr>
+      <w:r>
+        <w:rPr>
+          <w:b w:val="0"/>
+        </w:rPr>
         <w:t>Change one thing: Supply zero instead of 7. Predict the result before checking the explanation. What remains the same?</w:t>
       </w:r>
     </w:p>
@@ -827,12 +1455,30 @@
     </w:p>
     <w:p>
       <w:r>
-        <w:t>Passing unit cases for a pure function does not establish integration permissions or model-dependent behaviour.</w:t>
-      </w:r>
-    </w:p>
-    <w:p>
-      <w:r>
-        <w:t>A useful check asks what would make the reasoning fail. Distinguish a failure to execute the declared procedure from a weakness in the procedure itself. The first may require a correction; the second requires an explicitly revised method and new evidence. Preserve unsuccessful cases so an improved result cannot hide the original problem.</w:t>
+        <w:t>Find the unsupported step in the Testing pure components claim and explain a repair using the supplied evidence.</w:t>
+      </w:r>
+    </w:p>
+    <w:p>
+      <w:pPr>
+        <w:spacing w:line="336" w:lineRule="auto" w:after="180"/>
+      </w:pPr>
+      <w:r>
+        <w:rPr>
+          <w:b w:val="0"/>
+        </w:rPr>
+        <w:t xml:space="preserve">Passing unit cases for a </w:t>
+      </w:r>
+      <w:r>
+        <w:rPr>
+          <w:b/>
+        </w:rPr>
+        <w:t>pure function</w:t>
+      </w:r>
+      <w:r>
+        <w:rPr>
+          <w:b w:val="0"/>
+        </w:rPr>
+        <w:t xml:space="preserve"> does not establish integration permissions or model-dependent behaviour.</w:t>
       </w:r>
     </w:p>
     <w:p>
@@ -840,6 +1486,50 @@
         <w:pStyle w:val="Heading3"/>
       </w:pPr>
       <w:r>
+        <w:t>Check the claim against the facts</w:t>
+      </w:r>
+    </w:p>
+    <w:p>
+      <w:pPr>
+        <w:spacing w:line="336" w:lineRule="auto" w:after="180"/>
+        <w:shd w:fill="FFF5E6"/>
+      </w:pPr>
+      <w:r>
+        <w:rPr>
+          <w:b w:val="0"/>
+        </w:rPr>
+        <w:t>A useful check asks what would make the reasoning fail. Distinguish a failure to execute the declared procedure from a weakness in the procedure itself.</w:t>
+      </w:r>
+    </w:p>
+    <w:p>
+      <w:pPr>
+        <w:spacing w:line="336" w:lineRule="auto" w:after="180"/>
+        <w:shd w:fill="FFF5E6"/>
+      </w:pPr>
+      <w:r>
+        <w:rPr>
+          <w:b w:val="0"/>
+        </w:rPr>
+        <w:t xml:space="preserve">The first may require a correction; the second requires an explicitly revised method and new </w:t>
+      </w:r>
+      <w:r>
+        <w:rPr>
+          <w:b/>
+        </w:rPr>
+        <w:t>evidence</w:t>
+      </w:r>
+      <w:r>
+        <w:rPr>
+          <w:b w:val="0"/>
+        </w:rPr>
+        <w:t>. Preserve unsuccessful cases so an improved result cannot hide the original problem.</w:t>
+      </w:r>
+    </w:p>
+    <w:p>
+      <w:pPr>
+        <w:pStyle w:val="Heading3"/>
+      </w:pPr>
+      <w:r>
         <w:t>Guided: restate the worked result, then name the assumption or limitation that prevents a broader conclusion.</w:t>
       </w:r>
     </w:p>
@@ -877,8 +1567,37 @@
       </w:r>
     </w:p>
     <w:p>
-      <w:r>
-        <w:t>A report omits this qualification: Passing unit cases for a pure function does not establish integration permissions or model-dependent behaviour. Explain how omitting it could change a reader's interpretation, and write an accurate replacement.</w:t>
+      <w:pPr>
+        <w:spacing w:line="336" w:lineRule="auto" w:after="180"/>
+      </w:pPr>
+      <w:r>
+        <w:rPr>
+          <w:b w:val="0"/>
+        </w:rPr>
+        <w:t xml:space="preserve">A report omits this qualification: Passing unit cases for a </w:t>
+      </w:r>
+      <w:r>
+        <w:rPr>
+          <w:b/>
+        </w:rPr>
+        <w:t>pure function</w:t>
+      </w:r>
+      <w:r>
+        <w:rPr>
+          <w:b w:val="0"/>
+        </w:rPr>
+        <w:t xml:space="preserve"> does not establish integration permissions or model-dependent behaviour.</w:t>
+      </w:r>
+    </w:p>
+    <w:p>
+      <w:pPr>
+        <w:spacing w:line="336" w:lineRule="auto" w:after="180"/>
+      </w:pPr>
+      <w:r>
+        <w:rPr>
+          <w:b w:val="0"/>
+        </w:rPr>
+        <w:t>Explain how omitting it could change a reader's interpretation, and write an accurate replacement.</w:t>
       </w:r>
     </w:p>
     <w:p>
@@ -929,7 +1648,54 @@
     </w:p>
     <w:p>
       <w:r>
-        <w:t>Explain the weekly mechanism in your own words. Use the worked scenario to name its input, decision rule and output.</w:t>
+        <w:t>Practise Testing pure components with support, then explain the deciding step in your own words.</w:t>
+      </w:r>
+    </w:p>
+    <w:p>
+      <w:pPr>
+        <w:spacing w:line="336" w:lineRule="auto" w:after="180"/>
+      </w:pPr>
+      <w:r>
+        <w:rPr>
+          <w:b w:val="0"/>
+        </w:rPr>
+        <w:t xml:space="preserve">Explain the weekly </w:t>
+      </w:r>
+      <w:r>
+        <w:rPr>
+          <w:b/>
+        </w:rPr>
+        <w:t>mechanism</w:t>
+      </w:r>
+      <w:r>
+        <w:rPr>
+          <w:b w:val="0"/>
+        </w:rPr>
+        <w:t xml:space="preserve"> in your own words. Use the worked scenario to name its </w:t>
+      </w:r>
+      <w:r>
+        <w:rPr>
+          <w:b/>
+        </w:rPr>
+        <w:t>input</w:t>
+      </w:r>
+      <w:r>
+        <w:rPr>
+          <w:b w:val="0"/>
+        </w:rPr>
+        <w:t xml:space="preserve">, decision rule and </w:t>
+      </w:r>
+      <w:r>
+        <w:rPr>
+          <w:b/>
+        </w:rPr>
+        <w:t>output</w:t>
+      </w:r>
+      <w:r>
+        <w:rPr>
+          <w:b w:val="0"/>
+        </w:rPr>
+        <w:t>.</w:t>
       </w:r>
     </w:p>
     <w:p>
@@ -1002,8 +1768,26 @@
       </w:r>
     </w:p>
     <w:p>
-      <w:r>
-        <w:t>Use workbook W2 for the connected example “Testing pure components”. First fill the input and rule boxes. Try the middle steps before asking for a hint. After a hint, try the next step yourself.</w:t>
+      <w:pPr>
+        <w:spacing w:line="336" w:lineRule="auto" w:after="180"/>
+      </w:pPr>
+      <w:r>
+        <w:rPr>
+          <w:b w:val="0"/>
+        </w:rPr>
+        <w:t xml:space="preserve">Use workbook W2 for the connected example “Testing pure components”. First fill the </w:t>
+      </w:r>
+      <w:r>
+        <w:rPr>
+          <w:b/>
+        </w:rPr>
+        <w:t>input</w:t>
+      </w:r>
+      <w:r>
+        <w:rPr>
+          <w:b w:val="0"/>
+        </w:rPr>
+        <w:t xml:space="preserve"> and rule boxes. Try the middle steps before asking for a hint. After a hint, try the next step yourself.</w:t>
       </w:r>
     </w:p>
     <w:tbl>
@@ -1086,7 +1870,13 @@
       </w:tr>
     </w:tbl>
     <w:p>
-      <w:r>
+      <w:pPr>
+        <w:spacing w:line="336" w:lineRule="auto" w:after="180"/>
+      </w:pPr>
+      <w:r>
+        <w:rPr>
+          <w:b w:val="0"/>
+        </w:rPr>
         <w:t>Explain your trace to a partner. Your partner points to one step to check. Swap roles on the next case. Each person writes their own explanation.</w:t>
       </w:r>
     </w:p>
@@ -1099,12 +1889,35 @@
       </w:r>
     </w:p>
     <w:p>
-      <w:r>
-        <w:t>Use the worked case for Testing pure components. Proposed explanation: “The worked result establishes every future case”. Decide whether this explanation is supported. Point to the step or supplied fact that decides; explain your repair if needed.</w:t>
-      </w:r>
-    </w:p>
-    <w:p>
-      <w:r>
+      <w:pPr>
+        <w:spacing w:line="336" w:lineRule="auto" w:after="180"/>
+      </w:pPr>
+      <w:r>
+        <w:rPr>
+          <w:b w:val="0"/>
+        </w:rPr>
+        <w:t>Use the worked case for Testing pure components. Proposed explanation: “The worked result establishes every future case”. Decide whether this explanation is supported.</w:t>
+      </w:r>
+    </w:p>
+    <w:p>
+      <w:pPr>
+        <w:spacing w:line="336" w:lineRule="auto" w:after="180"/>
+      </w:pPr>
+      <w:r>
+        <w:rPr>
+          <w:b w:val="0"/>
+        </w:rPr>
+        <w:t>Point to the step or supplied fact that decides; explain your repair if needed.</w:t>
+      </w:r>
+    </w:p>
+    <w:p>
+      <w:pPr>
+        <w:spacing w:line="336" w:lineRule="auto" w:after="180"/>
+      </w:pPr>
+      <w:r>
+        <w:rPr>
+          <w:b w:val="0"/>
+        </w:rPr>
         <w:t>Answer on your own before discussion. If you are unsure, say which step you need help with.</w:t>
       </w:r>
     </w:p>
@@ -1117,8 +1930,39 @@
       </w:r>
     </w:p>
     <w:p>
-      <w:r>
-        <w:t>Predict the formatter outputs for 7 and 12, including spacing. Why does input 0 need rejection under this contract rather than an ordinary formatted response?</w:t>
+      <w:pPr>
+        <w:spacing w:line="336" w:lineRule="auto" w:after="180"/>
+        <w:shd w:fill="F5F1FB"/>
+      </w:pPr>
+      <w:r>
+        <w:rPr>
+          <w:b w:val="0"/>
+        </w:rPr>
+        <w:t xml:space="preserve">Predict the formatter </w:t>
+      </w:r>
+      <w:r>
+        <w:rPr>
+          <w:b/>
+        </w:rPr>
+        <w:t>output</w:t>
+      </w:r>
+      <w:r>
+        <w:rPr>
+          <w:b w:val="0"/>
+        </w:rPr>
+        <w:t xml:space="preserve">s for 7 and 12, including spacing. Why does </w:t>
+      </w:r>
+      <w:r>
+        <w:rPr>
+          <w:b/>
+        </w:rPr>
+        <w:t>input</w:t>
+      </w:r>
+      <w:r>
+        <w:rPr>
+          <w:b w:val="0"/>
+        </w:rPr>
+        <w:t xml:space="preserve"> 0 need rejection under this contract rather than an ordinary formatted response?</w:t>
       </w:r>
     </w:p>
     <w:p>
@@ -1150,7 +1994,13 @@
       </w:r>
     </w:p>
     <w:p>
-      <w:r>
+      <w:pPr>
+        <w:spacing w:line="336" w:lineRule="auto" w:after="180"/>
+      </w:pPr>
+      <w:r>
+        <w:rPr>
+          <w:b w:val="0"/>
+        </w:rPr>
         <w:t>This is supported practice. Keep the separately named independent case for an attempt before feedback.</w:t>
       </w:r>
     </w:p>
@@ -1163,6 +2013,11 @@
       </w:r>
     </w:p>
     <w:p>
+      <w:r>
+        <w:t>Investigate Testing pure components. Record the prediction, actual observation or labelled paper trace, explanation and next test separately.</w:t>
+      </w:r>
+    </w:p>
+    <w:p>
       <w:pPr>
         <w:pStyle w:val="Heading3"/>
       </w:pPr>
@@ -1171,7 +2026,13 @@
       </w:r>
     </w:p>
     <w:p>
-      <w:r>
+      <w:pPr>
+        <w:spacing w:line="336" w:lineRule="auto" w:after="180"/>
+      </w:pPr>
+      <w:r>
+        <w:rPr>
+          <w:b w:val="0"/>
+        </w:rPr>
         <w:t>Capacity 12, used 5; capacity 12, used 12; capacity 12, used 13. Show the intermediate steps and give the conclusion with its scope.</w:t>
       </w:r>
     </w:p>
@@ -1335,7 +2196,13 @@
       </w:tr>
     </w:tbl>
     <w:p>
-      <w:r>
+      <w:pPr>
+        <w:spacing w:line="336" w:lineRule="auto" w:after="180"/>
+      </w:pPr>
+      <w:r>
+        <w:rPr>
+          <w:b w:val="0"/>
+        </w:rPr>
         <w:t>On paper, trace the supplied procedure. If code is provided, predict before running it in a local practice file. Never write an expected answer as though it were an observed run.</w:t>
       </w:r>
     </w:p>
@@ -1348,7 +2215,13 @@
       </w:r>
     </w:p>
     <w:p>
-      <w:r>
+      <w:pPr>
+        <w:spacing w:line="336" w:lineRule="auto" w:after="180"/>
+      </w:pPr>
+      <w:r>
+        <w:rPr>
+          <w:b w:val="0"/>
+        </w:rPr>
         <w:t>Before trying: what do I expect, and why? While trying: which step could first go wrong? Afterwards: what did I actually observe, and what should change? Keep “not run” if you only traced the procedure.</w:t>
       </w:r>
     </w:p>
@@ -1361,6 +2234,11 @@
       </w:r>
     </w:p>
     <w:p>
+      <w:r>
+        <w:t>Move from recall to tracing, diagnosis and transfer in Testing pure components. Explain why each step is justified.</w:t>
+      </w:r>
+    </w:p>
+    <w:p>
       <w:pPr>
         <w:pStyle w:val="Heading3"/>
       </w:pPr>
@@ -1369,18 +2247,118 @@
       </w:r>
     </w:p>
     <w:p>
-      <w:r>
-        <w:t>Explain the weekly mechanism in your own words. Use the worked scenario to name its input, decision rule and output.</w:t>
-      </w:r>
-    </w:p>
-    <w:p>
-      <w:r>
-        <w:t>A report omits this qualification: Passing unit cases for a pure function does not establish integration permissions or model-dependent behaviour. Explain how omitting it could change a reader's interpretation, and write an accurate replacement.</w:t>
-      </w:r>
-    </w:p>
-    <w:p>
-      <w:r>
-        <w:t>For the worked scenario, propose one additional case that could reveal a failure, describe its expected outcome before running it, and explain what would need to remain fixed for a fair comparison. Do not reuse W4 as a new final test after receiving feedback.</w:t>
+      <w:pPr>
+        <w:spacing w:line="336" w:lineRule="auto" w:after="180"/>
+      </w:pPr>
+      <w:r>
+        <w:rPr>
+          <w:b w:val="0"/>
+        </w:rPr>
+        <w:t xml:space="preserve">Explain the weekly </w:t>
+      </w:r>
+      <w:r>
+        <w:rPr>
+          <w:b/>
+        </w:rPr>
+        <w:t>mechanism</w:t>
+      </w:r>
+      <w:r>
+        <w:rPr>
+          <w:b w:val="0"/>
+        </w:rPr>
+        <w:t xml:space="preserve"> in your own words. Use the worked scenario to name its </w:t>
+      </w:r>
+      <w:r>
+        <w:rPr>
+          <w:b/>
+        </w:rPr>
+        <w:t>input</w:t>
+      </w:r>
+      <w:r>
+        <w:rPr>
+          <w:b w:val="0"/>
+        </w:rPr>
+        <w:t xml:space="preserve">, decision rule and </w:t>
+      </w:r>
+      <w:r>
+        <w:rPr>
+          <w:b/>
+        </w:rPr>
+        <w:t>output</w:t>
+      </w:r>
+      <w:r>
+        <w:rPr>
+          <w:b w:val="0"/>
+        </w:rPr>
+        <w:t>.</w:t>
+      </w:r>
+    </w:p>
+    <w:p>
+      <w:pPr>
+        <w:spacing w:line="336" w:lineRule="auto" w:after="180"/>
+      </w:pPr>
+      <w:r>
+        <w:rPr>
+          <w:b w:val="0"/>
+        </w:rPr>
+        <w:t xml:space="preserve">A report omits this qualification: Passing unit cases for a </w:t>
+      </w:r>
+      <w:r>
+        <w:rPr>
+          <w:b/>
+        </w:rPr>
+        <w:t>pure function</w:t>
+      </w:r>
+      <w:r>
+        <w:rPr>
+          <w:b w:val="0"/>
+        </w:rPr>
+        <w:t xml:space="preserve"> does not establish integration permissions or model-dependent behaviour.</w:t>
+      </w:r>
+    </w:p>
+    <w:p>
+      <w:pPr>
+        <w:spacing w:line="336" w:lineRule="auto" w:after="180"/>
+      </w:pPr>
+      <w:r>
+        <w:rPr>
+          <w:b w:val="0"/>
+        </w:rPr>
+        <w:t>Explain how omitting it could change a reader's interpretation, and write an accurate replacement.</w:t>
+      </w:r>
+    </w:p>
+    <w:p>
+      <w:pPr>
+        <w:spacing w:line="336" w:lineRule="auto" w:after="180"/>
+      </w:pPr>
+      <w:r>
+        <w:rPr>
+          <w:b w:val="0"/>
+        </w:rPr>
+        <w:t xml:space="preserve">For the worked scenario, propose one additional case that could reveal a failure, describe its </w:t>
+      </w:r>
+      <w:r>
+        <w:rPr>
+          <w:b/>
+        </w:rPr>
+        <w:t>expected outcome</w:t>
+      </w:r>
+      <w:r>
+        <w:rPr>
+          <w:b w:val="0"/>
+        </w:rPr>
+        <w:t xml:space="preserve"> before running it, and explain what would need to remain fixed for a fair comparison.</w:t>
+      </w:r>
+    </w:p>
+    <w:p>
+      <w:pPr>
+        <w:spacing w:line="336" w:lineRule="auto" w:after="180"/>
+      </w:pPr>
+      <w:r>
+        <w:rPr>
+          <w:b w:val="0"/>
+        </w:rPr>
+        <w:t>Do not reuse W4 as a new final test after receiving feedback.</w:t>
       </w:r>
     </w:p>
     <w:p>
@@ -1426,7 +2404,77 @@
     </w:p>
     <w:p>
       <w:r>
-        <w:t>Add a labelled testing pure components evidence sheet to Grounded Learning Service. Show how you can explain the mechanism and terminology of testing pure components. Use the supplied fictional case and keep its inputs, intermediate steps, calculation or prediction, and limitation. Connect this record to last week’s record; a matching answer without a trace is insufficient.</w:t>
+        <w:t>Apply this week’s idea to Grounded Learning Service. Keep an annotated decision and the evidence supporting it.</w:t>
+      </w:r>
+    </w:p>
+    <w:p>
+      <w:pPr>
+        <w:spacing w:line="336" w:lineRule="auto" w:after="180"/>
+      </w:pPr>
+      <w:r>
+        <w:rPr>
+          <w:b w:val="0"/>
+        </w:rPr>
+        <w:t xml:space="preserve">Add a labelled testing pure components </w:t>
+      </w:r>
+      <w:r>
+        <w:rPr>
+          <w:b/>
+        </w:rPr>
+        <w:t>evidence</w:t>
+      </w:r>
+      <w:r>
+        <w:rPr>
+          <w:b w:val="0"/>
+        </w:rPr>
+        <w:t xml:space="preserve"> sheet to Grounded Learning Service. Show how you can explain the </w:t>
+      </w:r>
+      <w:r>
+        <w:rPr>
+          <w:b/>
+        </w:rPr>
+        <w:t>mechanism</w:t>
+      </w:r>
+      <w:r>
+        <w:rPr>
+          <w:b w:val="0"/>
+        </w:rPr>
+        <w:t xml:space="preserve"> and terminology of testing pure components.</w:t>
+      </w:r>
+    </w:p>
+    <w:p>
+      <w:pPr>
+        <w:spacing w:line="336" w:lineRule="auto" w:after="180"/>
+      </w:pPr>
+      <w:r>
+        <w:rPr>
+          <w:b w:val="0"/>
+        </w:rPr>
+        <w:t xml:space="preserve">Use the supplied fictional case and keep its </w:t>
+      </w:r>
+      <w:r>
+        <w:rPr>
+          <w:b/>
+        </w:rPr>
+        <w:t>input</w:t>
+      </w:r>
+      <w:r>
+        <w:rPr>
+          <w:b w:val="0"/>
+        </w:rPr>
+        <w:t xml:space="preserve">s, intermediate steps, calculation or </w:t>
+      </w:r>
+      <w:r>
+        <w:rPr>
+          <w:b/>
+        </w:rPr>
+        <w:t>prediction</w:t>
+      </w:r>
+      <w:r>
+        <w:rPr>
+          <w:b w:val="0"/>
+        </w:rPr>
+        <w:t>, and limitation. Connect this record to last week’s record; a matching answer without a trace is insufficient.</w:t>
       </w:r>
     </w:p>
     <w:tbl>
@@ -1554,8 +2602,26 @@
       </w:r>
     </w:p>
     <w:p>
-      <w:r>
-        <w:t>For the Grounded Learning Service, retain an annotated trace and the changed-case result. Name the contract or evidence that makes the deciding step valid, so another team can review it.</w:t>
+      <w:pPr>
+        <w:spacing w:line="336" w:lineRule="auto" w:after="180"/>
+      </w:pPr>
+      <w:r>
+        <w:rPr>
+          <w:b w:val="0"/>
+        </w:rPr>
+        <w:t xml:space="preserve">For the Grounded Learning Service, retain an annotated trace and the changed-case result. Name the contract or </w:t>
+      </w:r>
+      <w:r>
+        <w:rPr>
+          <w:b/>
+        </w:rPr>
+        <w:t>evidence</w:t>
+      </w:r>
+      <w:r>
+        <w:rPr>
+          <w:b w:val="0"/>
+        </w:rPr>
+        <w:t xml:space="preserve"> that makes the deciding step valid, so another team can review it.</w:t>
       </w:r>
     </w:p>
     <w:p>
@@ -1568,7 +2634,29 @@
     </w:p>
     <w:p>
       <w:r>
-        <w:t>Complete the supported workbook tasks before attempting W4 independently. Record any hints or help used. After feedback, use the teacher's fresh retry rather than copying the earlier answer. For a project, select a relevant new case, predict the outcome from the declared rule and preserve the result alongside any revision.</w:t>
+        <w:t>Use a genuinely new case for independent evidence. Previously discussed examples remain practice; use the separately named independent case before feedback.</w:t>
+      </w:r>
+    </w:p>
+    <w:p>
+      <w:pPr>
+        <w:spacing w:line="336" w:lineRule="auto" w:after="180"/>
+      </w:pPr>
+      <w:r>
+        <w:rPr>
+          <w:b w:val="0"/>
+        </w:rPr>
+        <w:t>Complete the supported workbook tasks before attempting W4 independently. Record any hints or help used. After feedback, use the teacher's fresh retry rather than copying the earlier answer.</w:t>
+      </w:r>
+    </w:p>
+    <w:p>
+      <w:pPr>
+        <w:spacing w:line="336" w:lineRule="auto" w:after="180"/>
+      </w:pPr>
+      <w:r>
+        <w:rPr>
+          <w:b w:val="0"/>
+        </w:rPr>
+        <w:t>For a project, select a relevant new case, predict the outcome from the declared rule and preserve the result alongside any revision.</w:t>
       </w:r>
     </w:p>
     <w:p>
@@ -1605,8 +2693,37 @@
       </w:r>
     </w:p>
     <w:p>
-      <w:r>
-        <w:t>For the worked scenario, propose one additional case that could reveal a failure, describe its expected outcome before running it, and explain what would need to remain fixed for a fair comparison. Do not reuse W4 as a new final test after receiving feedback.</w:t>
+      <w:pPr>
+        <w:spacing w:line="336" w:lineRule="auto" w:after="180"/>
+      </w:pPr>
+      <w:r>
+        <w:rPr>
+          <w:b w:val="0"/>
+        </w:rPr>
+        <w:t xml:space="preserve">For the worked scenario, propose one additional case that could reveal a failure, describe its </w:t>
+      </w:r>
+      <w:r>
+        <w:rPr>
+          <w:b/>
+        </w:rPr>
+        <w:t>expected outcome</w:t>
+      </w:r>
+      <w:r>
+        <w:rPr>
+          <w:b w:val="0"/>
+        </w:rPr>
+        <w:t xml:space="preserve"> before running it, and explain what would need to remain fixed for a fair comparison.</w:t>
+      </w:r>
+    </w:p>
+    <w:p>
+      <w:pPr>
+        <w:spacing w:line="336" w:lineRule="auto" w:after="180"/>
+      </w:pPr>
+      <w:r>
+        <w:rPr>
+          <w:b w:val="0"/>
+        </w:rPr>
+        <w:t>Do not reuse W4 as a new final test after receiving feedback.</w:t>
       </w:r>
     </w:p>
     <w:p>
@@ -1643,6 +2760,11 @@
       </w:pPr>
       <w:r>
         <w:t>13. Study a complete case</w:t>
+      </w:r>
+    </w:p>
+    <w:p>
+      <w:r>
+        <w:t>Revisit the complete Testing pure components case for supported practice. Repeated examples do not become fresh assessments.</w:t>
       </w:r>
     </w:p>
     <w:p>
@@ -1746,8 +2868,26 @@
       </w:r>
     </w:p>
     <w:p>
-      <w:r>
-        <w:t>Follow the input through the stated procedure to its result. Cover the result first, predict it, then explain every intermediate step. The text/table accompanies the figure so the example can be read without colour.</w:t>
+      <w:pPr>
+        <w:spacing w:line="336" w:lineRule="auto" w:after="180"/>
+      </w:pPr>
+      <w:r>
+        <w:rPr>
+          <w:b w:val="0"/>
+        </w:rPr>
+        <w:t xml:space="preserve">Follow the </w:t>
+      </w:r>
+      <w:r>
+        <w:rPr>
+          <w:b/>
+        </w:rPr>
+        <w:t>input</w:t>
+      </w:r>
+      <w:r>
+        <w:rPr>
+          <w:b w:val="0"/>
+        </w:rPr>
+        <w:t xml:space="preserve"> through the stated procedure to its result. Cover the result first, predict it, then explain every intermediate step. The text/table accompanies the figure so the example can be read without colour.</w:t>
       </w:r>
     </w:p>
     <w:p>
@@ -1797,6 +2937,11 @@
       </w:r>
     </w:p>
     <w:p>
+      <w:r>
+        <w:t>Attempt the reserved new case before feedback. Record support; the earlier examples below remain additional practice.</w:t>
+      </w:r>
+    </w:p>
+    <w:p>
       <w:pPr>
         <w:pStyle w:val="Heading3"/>
       </w:pPr>
@@ -1805,7 +2950,13 @@
       </w:r>
     </w:p>
     <w:p>
-      <w:r>
+      <w:pPr>
+        <w:spacing w:line="336" w:lineRule="auto" w:after="180"/>
+      </w:pPr>
+      <w:r>
+        <w:rPr>
+          <w:b w:val="0"/>
+        </w:rPr>
         <w:t>Capacity 9 with used 0, 9, 10 and Boolean True. Give outcomes.</w:t>
       </w:r>
     </w:p>
@@ -1853,7 +3004,13 @@
       </w:r>
     </w:p>
     <w:p>
-      <w:r>
+      <w:pPr>
+        <w:spacing w:line="336" w:lineRule="auto" w:after="180"/>
+      </w:pPr>
+      <w:r>
+        <w:rPr>
+          <w:b w:val="0"/>
+        </w:rPr>
         <w:t>Attempt this case before feedback. Record any help. Earlier examples below are further practice; a case already practised with feedback cannot establish fresh transfer.</w:t>
       </w:r>
     </w:p>
@@ -1866,7 +3023,13 @@
       </w:r>
     </w:p>
     <w:p>
-      <w:r>
+      <w:pPr>
+        <w:spacing w:line="336" w:lineRule="auto" w:after="180"/>
+      </w:pPr>
+      <w:r>
+        <w:rPr>
+          <w:b w:val="0"/>
+        </w:rPr>
         <w:t>Capacity 9 with used 0, 9, 10 and Boolean True. Give outcomes.</w:t>
       </w:r>
     </w:p>
@@ -1919,7 +3082,13 @@
       </w:r>
     </w:p>
     <w:p>
-      <w:r>
+      <w:pPr>
+        <w:spacing w:line="336" w:lineRule="auto" w:after="180"/>
+      </w:pPr>
+      <w:r>
+        <w:rPr>
+          <w:b w:val="0"/>
+        </w:rPr>
         <w:t>Record support used: none, hint or teacher explanation. After feedback, a different case is needed to demonstrate independence.</w:t>
       </w:r>
     </w:p>
@@ -1932,8 +3101,25 @@
       </w:r>
     </w:p>
     <w:p>
-      <w:r>
-        <w:t>Attempt the independent case before hints. Record whether you worked alone, used a hint or followed a model. After feedback, fix the first unsupported step and explain why it changed. A later check uses a changed case, not a copied answer.</w:t>
+      <w:pPr>
+        <w:spacing w:line="336" w:lineRule="auto" w:after="180"/>
+      </w:pPr>
+      <w:r>
+        <w:rPr>
+          <w:b w:val="0"/>
+        </w:rPr>
+        <w:t>Attempt the independent case before hints. Record whether you worked alone, used a hint or followed a model. After feedback, fix the first unsupported step and explain why it changed.</w:t>
+      </w:r>
+    </w:p>
+    <w:p>
+      <w:pPr>
+        <w:spacing w:line="336" w:lineRule="auto" w:after="180"/>
+      </w:pPr>
+      <w:r>
+        <w:rPr>
+          <w:b w:val="0"/>
+        </w:rPr>
+        <w:t>A later check uses a changed case, not a copied answer.</w:t>
       </w:r>
     </w:p>
     <w:p>
@@ -1946,7 +3132,30 @@
     </w:p>
     <w:p>
       <w:r>
-        <w:t>Start with this question: Test a room formatter alone. A pure function returns "Room " plus a supplied positive integer.</w:t>
+        <w:t>Use this map to navigate Testing pure components, connect the goals to tasks and keep one evidence record for each attempt.</w:t>
+      </w:r>
+    </w:p>
+    <w:p>
+      <w:pPr>
+        <w:spacing w:line="336" w:lineRule="auto" w:after="180"/>
+      </w:pPr>
+      <w:r>
+        <w:rPr>
+          <w:b w:val="0"/>
+        </w:rPr>
+        <w:t xml:space="preserve">Start with this question: Test a room formatter alone. A </w:t>
+      </w:r>
+      <w:r>
+        <w:rPr>
+          <w:b/>
+        </w:rPr>
+        <w:t>pure function</w:t>
+      </w:r>
+      <w:r>
+        <w:rPr>
+          <w:b w:val="0"/>
+        </w:rPr>
+        <w:t xml:space="preserve"> returns "Room " plus a supplied positive integer.</w:t>
       </w:r>
     </w:p>
     <w:tbl>
@@ -2052,13 +3261,61 @@
       </w:tr>
     </w:tbl>
     <w:p>
-      <w:r>
-        <w:t>Remember → watch and explain → try with help → investigate → try independently → keep project evidence. Your teacher may spread this lesson across several classes.</w:t>
-      </w:r>
-    </w:p>
-    <w:p>
-      <w:r>
-        <w:t>Keep your first prediction. Compare it with what the evidence shows and explain any change.</w:t>
+      <w:pPr>
+        <w:spacing w:line="336" w:lineRule="auto" w:after="180"/>
+      </w:pPr>
+      <w:r>
+        <w:rPr>
+          <w:b w:val="0"/>
+        </w:rPr>
+        <w:t xml:space="preserve">Remember → watch and explain → try with help → investigate → try independently → keep project </w:t>
+      </w:r>
+      <w:r>
+        <w:rPr>
+          <w:b/>
+        </w:rPr>
+        <w:t>evidence</w:t>
+      </w:r>
+      <w:r>
+        <w:rPr>
+          <w:b w:val="0"/>
+        </w:rPr>
+        <w:t>. Your teacher may spread this lesson across several classes.</w:t>
+      </w:r>
+    </w:p>
+    <w:p>
+      <w:pPr>
+        <w:spacing w:line="336" w:lineRule="auto" w:after="180"/>
+      </w:pPr>
+      <w:r>
+        <w:rPr>
+          <w:b w:val="0"/>
+        </w:rPr>
+        <w:t xml:space="preserve">Keep your first </w:t>
+      </w:r>
+      <w:r>
+        <w:rPr>
+          <w:b/>
+        </w:rPr>
+        <w:t>prediction</w:t>
+      </w:r>
+      <w:r>
+        <w:rPr>
+          <w:b w:val="0"/>
+        </w:rPr>
+        <w:t xml:space="preserve">. Compare it with what the </w:t>
+      </w:r>
+      <w:r>
+        <w:rPr>
+          <w:b/>
+        </w:rPr>
+        <w:t>evidence</w:t>
+      </w:r>
+      <w:r>
+        <w:rPr>
+          <w:b w:val="0"/>
+        </w:rPr>
+        <w:t xml:space="preserve"> shows and explain any change.</w:t>
       </w:r>
     </w:p>
     <w:p>
@@ -2071,7 +3328,30 @@
     </w:p>
     <w:p>
       <w:r>
-        <w:t>Close your notes. Explain this goal in your own words: Explain the mechanism and terminology of testing pure components</w:t>
+        <w:t>Explain Testing pure components without notes, identify a remaining question and plan a later check with a changed case.</w:t>
+      </w:r>
+    </w:p>
+    <w:p>
+      <w:pPr>
+        <w:spacing w:line="336" w:lineRule="auto" w:after="180"/>
+      </w:pPr>
+      <w:r>
+        <w:rPr>
+          <w:b w:val="0"/>
+        </w:rPr>
+        <w:t xml:space="preserve">Close your notes. Explain this goal in your own words: Explain the </w:t>
+      </w:r>
+      <w:r>
+        <w:rPr>
+          <w:b/>
+        </w:rPr>
+        <w:t>mechanism</w:t>
+      </w:r>
+      <w:r>
+        <w:rPr>
+          <w:b w:val="0"/>
+        </w:rPr>
+        <w:t xml:space="preserve"> and terminology of testing pure components</w:t>
       </w:r>
     </w:p>
     <w:p>
@@ -2108,13 +3388,61 @@
       </w:r>
     </w:p>
     <w:p>
-      <w:r>
-        <w:t>If you are unsure, return to the worked picture and explain one arrow. If you are ready, change an input or assumption and justify your prediction.</w:t>
-      </w:r>
-    </w:p>
-    <w:p>
-      <w:r>
-        <w:t>Save your workbook evidence. At the next review, try a different case before opening your old answer.</w:t>
+      <w:pPr>
+        <w:spacing w:line="336" w:lineRule="auto" w:after="180"/>
+      </w:pPr>
+      <w:r>
+        <w:rPr>
+          <w:b w:val="0"/>
+        </w:rPr>
+        <w:t xml:space="preserve">If you are unsure, return to the worked picture and explain one arrow. If you are ready, change an </w:t>
+      </w:r>
+      <w:r>
+        <w:rPr>
+          <w:b/>
+        </w:rPr>
+        <w:t>input</w:t>
+      </w:r>
+      <w:r>
+        <w:rPr>
+          <w:b w:val="0"/>
+        </w:rPr>
+        <w:t xml:space="preserve"> or assumption and justify your </w:t>
+      </w:r>
+      <w:r>
+        <w:rPr>
+          <w:b/>
+        </w:rPr>
+        <w:t>prediction</w:t>
+      </w:r>
+      <w:r>
+        <w:rPr>
+          <w:b w:val="0"/>
+        </w:rPr>
+        <w:t>.</w:t>
+      </w:r>
+    </w:p>
+    <w:p>
+      <w:pPr>
+        <w:spacing w:line="336" w:lineRule="auto" w:after="180"/>
+      </w:pPr>
+      <w:r>
+        <w:rPr>
+          <w:b w:val="0"/>
+        </w:rPr>
+        <w:t xml:space="preserve">Save your workbook </w:t>
+      </w:r>
+      <w:r>
+        <w:rPr>
+          <w:b/>
+        </w:rPr>
+        <w:t>evidence</w:t>
+      </w:r>
+      <w:r>
+        <w:rPr>
+          <w:b w:val="0"/>
+        </w:rPr>
+        <w:t>. At the next review, try a different case before opening your old answer.</w:t>
       </w:r>
     </w:p>
     <w:p>
@@ -2127,12 +3455,41 @@
     </w:p>
     <w:p>
       <w:r>
+        <w:t>Attempt supported questions before using hints or feedback. Review a missing building block, then keep the completed work.</w:t>
+      </w:r>
+    </w:p>
+    <w:p>
+      <w:pPr>
+        <w:spacing w:line="336" w:lineRule="auto" w:after="180"/>
+      </w:pPr>
+      <w:r>
+        <w:rPr>
+          <w:b w:val="0"/>
+        </w:rPr>
         <w:t>Use this supported practice once, in the browser or on paper. Keep the reserved independent assessment for a separate first attempt before teacher feedback.</w:t>
       </w:r>
     </w:p>
     <w:p>
-      <w:r>
-        <w:t>Test a room formatter alone. A pure function returns "Room " plus a supplied positive integer.</w:t>
+      <w:pPr>
+        <w:spacing w:line="336" w:lineRule="auto" w:after="180"/>
+      </w:pPr>
+      <w:r>
+        <w:rPr>
+          <w:b w:val="0"/>
+        </w:rPr>
+        <w:t xml:space="preserve">Test a room formatter alone. A </w:t>
+      </w:r>
+      <w:r>
+        <w:rPr>
+          <w:b/>
+        </w:rPr>
+        <w:t>pure function</w:t>
+      </w:r>
+      <w:r>
+        <w:rPr>
+          <w:b w:val="0"/>
+        </w:rPr>
+        <w:t xml:space="preserve"> returns "Room " plus a supplied positive integer.</w:t>
       </w:r>
     </w:p>
     <w:p>
@@ -2144,22 +3501,49 @@
       </w:r>
     </w:p>
     <w:p>
-      <w:r>
+      <w:pPr>
+        <w:spacing w:line="336" w:lineRule="auto" w:after="180"/>
+      </w:pPr>
+      <w:r>
+        <w:rPr>
+          <w:b w:val="0"/>
+        </w:rPr>
         <w:t>Which labelled step matches this detail? The same fixed procedure produces Room 12.</w:t>
       </w:r>
     </w:p>
     <w:p>
-      <w:r>
+      <w:pPr>
+        <w:spacing w:line="336" w:lineRule="auto" w:after="180"/>
+        <w:shd w:fill="F4F9FC"/>
+      </w:pPr>
+      <w:r>
+        <w:rPr>
+          <w:b w:val="0"/>
+        </w:rPr>
         <w:t>1. Call with 12</w:t>
       </w:r>
     </w:p>
     <w:p>
-      <w:r>
+      <w:pPr>
+        <w:spacing w:line="336" w:lineRule="auto" w:after="180"/>
+        <w:shd w:fill="F4F9FC"/>
+      </w:pPr>
+      <w:r>
+        <w:rPr>
+          <w:b w:val="0"/>
+        </w:rPr>
         <w:t>2. Compare exact text</w:t>
       </w:r>
     </w:p>
     <w:p>
-      <w:r>
+      <w:pPr>
+        <w:spacing w:line="336" w:lineRule="auto" w:after="180"/>
+        <w:shd w:fill="F4F9FC"/>
+      </w:pPr>
+      <w:r>
+        <w:rPr>
+          <w:b w:val="0"/>
+        </w:rPr>
         <w:t>3. Call with 7</w:t>
       </w:r>
     </w:p>
@@ -2197,41 +3581,167 @@
       </w:r>
     </w:p>
     <w:p>
-      <w:r>
+      <w:pPr>
+        <w:pStyle w:val="Heading3"/>
+      </w:pPr>
+      <w:r>
+        <w:t>Hint · try first</w:t>
+      </w:r>
+    </w:p>
+    <w:p>
+      <w:pPr>
+        <w:spacing w:line="336" w:lineRule="auto" w:after="180"/>
+        <w:shd w:fill="F1F6F8"/>
+      </w:pPr>
+      <w:r>
+        <w:rPr>
+          <w:b w:val="0"/>
+        </w:rPr>
         <w:t>Hint if needed: Read the steps in the pictorial case. Match the supplied detail to the stage that performs or records it.</w:t>
       </w:r>
     </w:p>
     <w:p>
-      <w:r>
-        <w:t>After your attempt, compare with the supported explanation: Call with 12 The same fixed procedure produces Room 12. A pure component depends on its accepted input, not a clock, network or model. Isolating it makes failures easier to locate.</w:t>
-      </w:r>
-    </w:p>
-    <w:p>
       <w:pPr>
         <w:pStyle w:val="Heading3"/>
       </w:pPr>
       <w:r>
+        <w:t>Feedback · compare after trying</w:t>
+      </w:r>
+    </w:p>
+    <w:p>
+      <w:pPr>
+        <w:spacing w:line="336" w:lineRule="auto" w:after="180"/>
+        <w:shd w:fill="F1F6FC"/>
+      </w:pPr>
+      <w:r>
+        <w:rPr>
+          <w:b w:val="0"/>
+        </w:rPr>
+        <w:t xml:space="preserve">After your attempt, compare with the supported explanation: Call with 12 The same fixed procedure produces Room 12. A pure component depends on its accepted </w:t>
+      </w:r>
+      <w:r>
+        <w:rPr>
+          <w:b/>
+        </w:rPr>
+        <w:t>input</w:t>
+      </w:r>
+      <w:r>
+        <w:rPr>
+          <w:b w:val="0"/>
+        </w:rPr>
+        <w:t>, not a clock, network or model.</w:t>
+      </w:r>
+    </w:p>
+    <w:p>
+      <w:pPr>
+        <w:spacing w:line="336" w:lineRule="auto" w:after="180"/>
+        <w:shd w:fill="F1F6FC"/>
+      </w:pPr>
+      <w:r>
+        <w:rPr>
+          <w:b w:val="0"/>
+        </w:rPr>
+        <w:t>Isolating it makes failures easier to locate.</w:t>
+      </w:r>
+    </w:p>
+    <w:p>
+      <w:pPr>
+        <w:pStyle w:val="Heading3"/>
+      </w:pPr>
+      <w:r>
         <w:t>Practice 2: explain the deciding evidence</w:t>
       </w:r>
     </w:p>
     <w:p>
-      <w:r>
+      <w:pPr>
+        <w:pStyle w:val="Heading3"/>
+      </w:pPr>
+      <w:r>
+        <w:t>Changed case · predict first</w:t>
+      </w:r>
+    </w:p>
+    <w:p>
+      <w:pPr>
+        <w:spacing w:line="336" w:lineRule="auto" w:after="180"/>
+        <w:shd w:fill="F5F1FB"/>
+      </w:pPr>
+      <w:r>
+        <w:rPr>
+          <w:b w:val="0"/>
+        </w:rPr>
         <w:t>Changed-case practice: Supply zero instead of 7. Which conclusion is supported by the supplied facts?</w:t>
       </w:r>
     </w:p>
     <w:p>
-      <w:r>
-        <w:t>1. This one example guarantees correct results for every future input.</w:t>
-      </w:r>
-    </w:p>
-    <w:p>
-      <w:r>
-        <w:t>2. Reject the input under the stated positive-integer contract.</w:t>
-      </w:r>
-    </w:p>
-    <w:p>
-      <w:r>
-        <w:t>3. We can decide the result without examining the changed input or the procedure.</w:t>
+      <w:pPr>
+        <w:spacing w:line="336" w:lineRule="auto" w:after="180"/>
+        <w:shd w:fill="F4F9FC"/>
+      </w:pPr>
+      <w:r>
+        <w:rPr>
+          <w:b w:val="0"/>
+        </w:rPr>
+        <w:t xml:space="preserve">1. This one example guarantees correct results for every future </w:t>
+      </w:r>
+      <w:r>
+        <w:rPr>
+          <w:b/>
+        </w:rPr>
+        <w:t>input</w:t>
+      </w:r>
+      <w:r>
+        <w:rPr>
+          <w:b w:val="0"/>
+        </w:rPr>
+        <w:t>.</w:t>
+      </w:r>
+    </w:p>
+    <w:p>
+      <w:pPr>
+        <w:spacing w:line="336" w:lineRule="auto" w:after="180"/>
+        <w:shd w:fill="F4F9FC"/>
+      </w:pPr>
+      <w:r>
+        <w:rPr>
+          <w:b w:val="0"/>
+        </w:rPr>
+        <w:t xml:space="preserve">2. Reject the </w:t>
+      </w:r>
+      <w:r>
+        <w:rPr>
+          <w:b/>
+        </w:rPr>
+        <w:t>input</w:t>
+      </w:r>
+      <w:r>
+        <w:rPr>
+          <w:b w:val="0"/>
+        </w:rPr>
+        <w:t xml:space="preserve"> under the stated positive-integer contract.</w:t>
+      </w:r>
+    </w:p>
+    <w:p>
+      <w:pPr>
+        <w:spacing w:line="336" w:lineRule="auto" w:after="180"/>
+        <w:shd w:fill="F4F9FC"/>
+      </w:pPr>
+      <w:r>
+        <w:rPr>
+          <w:b w:val="0"/>
+        </w:rPr>
+        <w:t xml:space="preserve">3. We can decide the result without examining the changed </w:t>
+      </w:r>
+      <w:r>
+        <w:rPr>
+          <w:b/>
+        </w:rPr>
+        <w:t>input</w:t>
+      </w:r>
+      <w:r>
+        <w:rPr>
+          <w:b w:val="0"/>
+        </w:rPr>
+        <w:t xml:space="preserve"> or the procedure.</w:t>
       </w:r>
     </w:p>
     <w:p>
@@ -2268,36 +3778,165 @@
       </w:r>
     </w:p>
     <w:p>
-      <w:r>
+      <w:pPr>
+        <w:pStyle w:val="Heading3"/>
+      </w:pPr>
+      <w:r>
+        <w:t>Hint · try first</w:t>
+      </w:r>
+    </w:p>
+    <w:p>
+      <w:pPr>
+        <w:spacing w:line="336" w:lineRule="auto" w:after="180"/>
+        <w:shd w:fill="F1F6F8"/>
+      </w:pPr>
+      <w:r>
+        <w:rPr>
+          <w:b w:val="0"/>
+        </w:rPr>
         <w:t>Hint if needed: Use the changed condition and the deciding step in the pictorial trace. The answer must say what follows from those facts.</w:t>
       </w:r>
     </w:p>
     <w:p>
-      <w:r>
-        <w:t>After your attempt, compare with the supported explanation: Reject the input under the stated positive-integer contract. Zero has the right type but violates the value requirement.</w:t>
-      </w:r>
-    </w:p>
-    <w:p>
       <w:pPr>
         <w:pStyle w:val="Heading3"/>
       </w:pPr>
       <w:r>
+        <w:t>Feedback · compare after trying</w:t>
+      </w:r>
+    </w:p>
+    <w:p>
+      <w:pPr>
+        <w:spacing w:line="336" w:lineRule="auto" w:after="180"/>
+        <w:shd w:fill="F1F6FC"/>
+      </w:pPr>
+      <w:r>
+        <w:rPr>
+          <w:b w:val="0"/>
+        </w:rPr>
+        <w:t xml:space="preserve">After your attempt, compare with the supported explanation: Reject the </w:t>
+      </w:r>
+      <w:r>
+        <w:rPr>
+          <w:b/>
+        </w:rPr>
+        <w:t>input</w:t>
+      </w:r>
+      <w:r>
+        <w:rPr>
+          <w:b w:val="0"/>
+        </w:rPr>
+        <w:t xml:space="preserve"> under the stated positive-integer contract. Zero has the right type but violates the value requirement.</w:t>
+      </w:r>
+    </w:p>
+    <w:p>
+      <w:pPr>
+        <w:pStyle w:val="Heading3"/>
+      </w:pPr>
+      <w:r>
         <w:t>Repair a missing building block</w:t>
       </w:r>
     </w:p>
     <w:p>
-      <w:r>
-        <w:t>Review Least privilege and tool scopes (ai-6/6). Goal: Explain the mechanism and terminology of least privilege and tool scopes. Short practice: Classify read S2, write S2 and read S5 as permitted or denied. Identify the operation or station mismatch for each denial, then reconsider after read S5 is added to trusted scope.. Return to this week and explain what you changed.</w:t>
-      </w:r>
-    </w:p>
-    <w:p>
-      <w:r>
-        <w:t>Review Configuration and secrets (ai-6/4). Goal: Explain the mechanism and terminology of configuration and secrets. Short practice: Point to the public setting and the protected credential. What changes when maximum_words becomes 60, and which information must never appear in the startup log?. Return to this week and explain what you changed.</w:t>
-      </w:r>
-    </w:p>
-    <w:p>
-      <w:r>
-        <w:t>Review Requirements and service boundaries (ai-6/1). Goal: Explain the mechanism and terminology of requirements and service boundaries. Short practice: Split the museum visitor’s request into two operations. Which can the service perform for P, and what happens to each operation when Q has no approved card?. Return to this week and explain what you changed.</w:t>
+      <w:pPr>
+        <w:spacing w:line="336" w:lineRule="auto" w:after="180"/>
+      </w:pPr>
+      <w:r>
+        <w:rPr>
+          <w:b w:val="0"/>
+        </w:rPr>
+        <w:t xml:space="preserve">Review Least privilege and tool scopes (ai-6/6). Goal: Explain the </w:t>
+      </w:r>
+      <w:r>
+        <w:rPr>
+          <w:b/>
+        </w:rPr>
+        <w:t>mechanism</w:t>
+      </w:r>
+      <w:r>
+        <w:rPr>
+          <w:b w:val="0"/>
+        </w:rPr>
+        <w:t xml:space="preserve"> and terminology of least privilege and tool scopes. Short practice: Classify read S2, write S2 and read S5 as permitted or denied.</w:t>
+      </w:r>
+    </w:p>
+    <w:p>
+      <w:pPr>
+        <w:spacing w:line="336" w:lineRule="auto" w:after="180"/>
+      </w:pPr>
+      <w:r>
+        <w:rPr>
+          <w:b w:val="0"/>
+        </w:rPr>
+        <w:t>Identify the operation or station mismatch for each denial, then reconsider after read S5 is added to trusted scope.. Return to this week and explain what you changed.</w:t>
+      </w:r>
+    </w:p>
+    <w:p>
+      <w:pPr>
+        <w:spacing w:line="336" w:lineRule="auto" w:after="180"/>
+      </w:pPr>
+      <w:r>
+        <w:rPr>
+          <w:b w:val="0"/>
+        </w:rPr>
+        <w:t xml:space="preserve">Review Configuration and secrets (ai-6/4). Goal: Explain the </w:t>
+      </w:r>
+      <w:r>
+        <w:rPr>
+          <w:b/>
+        </w:rPr>
+        <w:t>mechanism</w:t>
+      </w:r>
+      <w:r>
+        <w:rPr>
+          <w:b w:val="0"/>
+        </w:rPr>
+        <w:t xml:space="preserve"> and terminology of configuration and secrets. Short practice: Point to the public setting and the protected credential.</w:t>
+      </w:r>
+    </w:p>
+    <w:p>
+      <w:pPr>
+        <w:spacing w:line="336" w:lineRule="auto" w:after="180"/>
+      </w:pPr>
+      <w:r>
+        <w:rPr>
+          <w:b w:val="0"/>
+        </w:rPr>
+        <w:t>What changes when maximum_words becomes 60, and which information must never appear in the startup log?. Return to this week and explain what you changed.</w:t>
+      </w:r>
+    </w:p>
+    <w:p>
+      <w:pPr>
+        <w:spacing w:line="336" w:lineRule="auto" w:after="180"/>
+      </w:pPr>
+      <w:r>
+        <w:rPr>
+          <w:b w:val="0"/>
+        </w:rPr>
+        <w:t xml:space="preserve">Review Requirements and service boundaries (ai-6/1). Goal: Explain the </w:t>
+      </w:r>
+      <w:r>
+        <w:rPr>
+          <w:b/>
+        </w:rPr>
+        <w:t>mechanism</w:t>
+      </w:r>
+      <w:r>
+        <w:rPr>
+          <w:b w:val="0"/>
+        </w:rPr>
+        <w:t xml:space="preserve"> and terminology of requirements and service boundaries. Short practice: Split the museum visitor’s request into two operations.</w:t>
+      </w:r>
+    </w:p>
+    <w:p>
+      <w:pPr>
+        <w:spacing w:line="336" w:lineRule="auto" w:after="180"/>
+      </w:pPr>
+      <w:r>
+        <w:rPr>
+          <w:b w:val="0"/>
+        </w:rPr>
+        <w:t>Which can the service perform for P, and what happens to each operation when Q has no approved card?. Return to this week and explain what you changed.</w:t>
       </w:r>
     </w:p>
     <w:p>
@@ -2309,8 +3948,61 @@
       </w:r>
     </w:p>
     <w:p>
-      <w:r>
-        <w:t>The browser lab lets you edit the supported Python examples already included in this lesson. Predict first, run, inspect the actual output or error, change one input, then run again. Keep code, predictions, actual results and a reasoned revision together. On paper, label your result as a trace rather than an execution.</w:t>
+      <w:pPr>
+        <w:spacing w:line="336" w:lineRule="auto" w:after="180"/>
+      </w:pPr>
+      <w:r>
+        <w:rPr>
+          <w:b w:val="0"/>
+        </w:rPr>
+        <w:t xml:space="preserve">The browser lab lets you edit the supported Python examples already included in this lesson. Predict first, run, inspect the actual </w:t>
+      </w:r>
+      <w:r>
+        <w:rPr>
+          <w:b/>
+        </w:rPr>
+        <w:t>output</w:t>
+      </w:r>
+      <w:r>
+        <w:rPr>
+          <w:b w:val="0"/>
+        </w:rPr>
+        <w:t xml:space="preserve"> or error, change one </w:t>
+      </w:r>
+      <w:r>
+        <w:rPr>
+          <w:b/>
+        </w:rPr>
+        <w:t>input</w:t>
+      </w:r>
+      <w:r>
+        <w:rPr>
+          <w:b w:val="0"/>
+        </w:rPr>
+        <w:t>, then run again.</w:t>
+      </w:r>
+    </w:p>
+    <w:p>
+      <w:pPr>
+        <w:spacing w:line="336" w:lineRule="auto" w:after="180"/>
+      </w:pPr>
+      <w:r>
+        <w:rPr>
+          <w:b w:val="0"/>
+        </w:rPr>
+        <w:t xml:space="preserve">Keep code, </w:t>
+      </w:r>
+      <w:r>
+        <w:rPr>
+          <w:b/>
+        </w:rPr>
+        <w:t>prediction</w:t>
+      </w:r>
+      <w:r>
+        <w:rPr>
+          <w:b w:val="0"/>
+        </w:rPr>
+        <w:t>s, actual results and a reasoned revision together. On paper, label your result as a trace rather than an execution.</w:t>
       </w:r>
     </w:p>
     <w:p>
@@ -2322,8 +4014,663 @@
       </w:r>
     </w:p>
     <w:p>
-      <w:r>
-        <w:t>Use Download completed work in the hosted lesson to export your answers, reflections, practice feedback and code-run evidence. Open the HTML copy to read or print it. Drafts stay in this browser when storage is available; clear drafts on a shared device.</w:t>
+      <w:pPr>
+        <w:spacing w:line="336" w:lineRule="auto" w:after="180"/>
+      </w:pPr>
+      <w:r>
+        <w:rPr>
+          <w:b w:val="0"/>
+        </w:rPr>
+        <w:t xml:space="preserve">Use Download completed work in the hosted lesson to export your answers, reflections, practice feedback and code-run </w:t>
+      </w:r>
+      <w:r>
+        <w:rPr>
+          <w:b/>
+        </w:rPr>
+        <w:t>evidence</w:t>
+      </w:r>
+      <w:r>
+        <w:rPr>
+          <w:b w:val="0"/>
+        </w:rPr>
+        <w:t>. Open the HTML copy to read or print it.</w:t>
+      </w:r>
+    </w:p>
+    <w:p>
+      <w:pPr>
+        <w:spacing w:line="336" w:lineRule="auto" w:after="180"/>
+      </w:pPr>
+      <w:r>
+        <w:rPr>
+          <w:b w:val="0"/>
+        </w:rPr>
+        <w:t>Drafts stay in this browser when storage is available; clear drafts on a shared device.</w:t>
+      </w:r>
+    </w:p>
+    <w:p>
+      <w:pPr>
+        <w:pStyle w:val="Heading1"/>
+      </w:pPr>
+      <w:r>
+        <w:t>18. Visual concept journey</w:t>
+      </w:r>
+    </w:p>
+    <w:p>
+      <w:r>
+        <w:t>Explain each Testing pure components graphic using its labels, deciding evidence and relevant limitation.</w:t>
+      </w:r>
+    </w:p>
+    <w:p>
+      <w:pPr>
+        <w:pStyle w:val="Heading3"/>
+      </w:pPr>
+      <w:r>
+        <w:t>01. Testing pure components: the case</w:t>
+      </w:r>
+    </w:p>
+    <w:p>
+      <w:r>
+        <w:drawing>
+          <wp:inline xmlns:a="http://schemas.openxmlformats.org/drawingml/2006/main" xmlns:pic="http://schemas.openxmlformats.org/drawingml/2006/picture">
+            <wp:extent cx="5486400" cy="2834640"/>
+            <wp:docPr id="2" name="Picture 2" descr="Test a room formatter alone. A pure function returns &quot;Room &quot; plus a supplied positive integer. Supplied facts: Accepted inputs are positive integers. Expected outputs: 7→&quot;Room 7&quot;; 12→&quot;Room 12&quot;."/>
+            <wp:cNvGraphicFramePr>
+              <a:graphicFrameLocks noChangeAspect="1"/>
+            </wp:cNvGraphicFramePr>
+            <a:graphic>
+              <a:graphicData uri="http://schemas.openxmlformats.org/drawingml/2006/picture">
+                <pic:pic>
+                  <pic:nvPicPr>
+                    <pic:cNvPr id="0" name="academy-story-ai-6-7-01.png"/>
+                    <pic:cNvPicPr/>
+                  </pic:nvPicPr>
+                  <pic:blipFill>
+                    <a:blip r:embed="rId10"/>
+                    <a:stretch>
+                      <a:fillRect/>
+                    </a:stretch>
+                  </pic:blipFill>
+                  <pic:spPr>
+                    <a:xfrm>
+                      <a:off x="0" y="0"/>
+                      <a:ext cx="5486400" cy="2834640"/>
+                    </a:xfrm>
+                    <a:prstGeom prst="rect"/>
+                  </pic:spPr>
+                </pic:pic>
+              </a:graphicData>
+            </a:graphic>
+          </wp:inline>
+        </w:drawing>
+      </w:r>
+    </w:p>
+    <w:p>
+      <w:pPr>
+        <w:spacing w:line="336" w:lineRule="auto" w:after="180"/>
+      </w:pPr>
+      <w:r>
+        <w:rPr>
+          <w:b w:val="0"/>
+        </w:rPr>
+        <w:t xml:space="preserve">Test a room formatter alone. A </w:t>
+      </w:r>
+      <w:r>
+        <w:rPr>
+          <w:b/>
+        </w:rPr>
+        <w:t>pure function</w:t>
+      </w:r>
+      <w:r>
+        <w:rPr>
+          <w:b w:val="0"/>
+        </w:rPr>
+        <w:t xml:space="preserve"> returns "Room " plus a supplied positive integer. Supplied facts: Accepted </w:t>
+      </w:r>
+      <w:r>
+        <w:rPr>
+          <w:b/>
+        </w:rPr>
+        <w:t>input</w:t>
+      </w:r>
+      <w:r>
+        <w:rPr>
+          <w:b w:val="0"/>
+        </w:rPr>
+        <w:t xml:space="preserve">s are positive integers. Expected </w:t>
+      </w:r>
+      <w:r>
+        <w:rPr>
+          <w:b/>
+        </w:rPr>
+        <w:t>output</w:t>
+      </w:r>
+      <w:r>
+        <w:rPr>
+          <w:b w:val="0"/>
+        </w:rPr>
+        <w:t>s: 7→"Room 7"; 12→"Room 12".</w:t>
+      </w:r>
+    </w:p>
+    <w:p>
+      <w:pPr>
+        <w:spacing w:line="336" w:lineRule="auto" w:after="180"/>
+        <w:shd w:fill="F5F1FB"/>
+      </w:pPr>
+      <w:r>
+        <w:rPr>
+          <w:b w:val="0"/>
+        </w:rPr>
+        <w:t>Point to the given fact that matters most. Explain why it matters.</w:t>
+      </w:r>
+    </w:p>
+    <w:p>
+      <w:pPr>
+        <w:pStyle w:val="Heading3"/>
+      </w:pPr>
+      <w:r>
+        <w:t>02. Follow the deciding steps</w:t>
+      </w:r>
+    </w:p>
+    <w:p>
+      <w:r>
+        <w:drawing>
+          <wp:inline xmlns:a="http://schemas.openxmlformats.org/drawingml/2006/main" xmlns:pic="http://schemas.openxmlformats.org/drawingml/2006/picture">
+            <wp:extent cx="5486400" cy="3182112"/>
+            <wp:docPr id="3" name="Picture 3" descr="Call with 7: The prefix and supplied numeral produce Room 7. → Compare exact text: The expected text includes one space before 7. → Call with 12: The same fixed procedure produces Room 12."/>
+            <wp:cNvGraphicFramePr>
+              <a:graphicFrameLocks noChangeAspect="1"/>
+            </wp:cNvGraphicFramePr>
+            <a:graphic>
+              <a:graphicData uri="http://schemas.openxmlformats.org/drawingml/2006/picture">
+                <pic:pic>
+                  <pic:nvPicPr>
+                    <pic:cNvPr id="0" name="academy-story-ai-6-7-02.png"/>
+                    <pic:cNvPicPr/>
+                  </pic:nvPicPr>
+                  <pic:blipFill>
+                    <a:blip r:embed="rId11"/>
+                    <a:stretch>
+                      <a:fillRect/>
+                    </a:stretch>
+                  </pic:blipFill>
+                  <pic:spPr>
+                    <a:xfrm>
+                      <a:off x="0" y="0"/>
+                      <a:ext cx="5486400" cy="3182112"/>
+                    </a:xfrm>
+                    <a:prstGeom prst="rect"/>
+                  </pic:spPr>
+                </pic:pic>
+              </a:graphicData>
+            </a:graphic>
+          </wp:inline>
+        </w:drawing>
+      </w:r>
+    </w:p>
+    <w:p>
+      <w:pPr>
+        <w:spacing w:line="336" w:lineRule="auto" w:after="180"/>
+      </w:pPr>
+      <w:r>
+        <w:rPr>
+          <w:b w:val="0"/>
+        </w:rPr>
+        <w:t>Call with 7: The prefix and supplied numeral produce Room 7. → Compare exact text: The expected text includes one space before 7. → Call with 12: The same fixed procedure produces Room 12.</w:t>
+      </w:r>
+    </w:p>
+    <w:p>
+      <w:pPr>
+        <w:spacing w:line="336" w:lineRule="auto" w:after="180"/>
+        <w:shd w:fill="F5F1FB"/>
+      </w:pPr>
+      <w:r>
+        <w:rPr>
+          <w:b w:val="0"/>
+        </w:rPr>
+        <w:t xml:space="preserve">Point to each numbered stage and explain which recorded </w:t>
+      </w:r>
+      <w:r>
+        <w:rPr>
+          <w:b/>
+        </w:rPr>
+        <w:t>input</w:t>
+      </w:r>
+      <w:r>
+        <w:rPr>
+          <w:b w:val="0"/>
+        </w:rPr>
+        <w:t xml:space="preserve"> it uses.</w:t>
+      </w:r>
+    </w:p>
+    <w:p>
+      <w:pPr>
+        <w:pStyle w:val="Heading3"/>
+      </w:pPr>
+      <w:r>
+        <w:t>03. Testing pure components — evidence trace</w:t>
+      </w:r>
+    </w:p>
+    <w:p>
+      <w:r>
+        <w:drawing>
+          <wp:inline xmlns:a="http://schemas.openxmlformats.org/drawingml/2006/main" xmlns:pic="http://schemas.openxmlformats.org/drawingml/2006/picture">
+            <wp:extent cx="5486400" cy="2996184"/>
+            <wp:docPr id="4" name="Picture 4" descr="Testing pure components — evidence trace. Capacity 12, used 5; capacity 12, used 12; capacity 12, used 13. | Define remaining(capacity, used)=capacity-used for integer inputs satisfying 0&lt;=used&lt;=capacity. Invalid types/ranges raise an explicit validation error. Test zero and equality boundaries. | Results 7 and 0; the third is invalid rather than remaining -1. Preserve the contract failure."/>
+            <wp:cNvGraphicFramePr>
+              <a:graphicFrameLocks noChangeAspect="1"/>
+            </wp:cNvGraphicFramePr>
+            <a:graphic>
+              <a:graphicData uri="http://schemas.openxmlformats.org/drawingml/2006/picture">
+                <pic:pic>
+                  <pic:nvPicPr>
+                    <pic:cNvPr id="0" name="academy-story-ai-6-7-03.png"/>
+                    <pic:cNvPicPr/>
+                  </pic:nvPicPr>
+                  <pic:blipFill>
+                    <a:blip r:embed="rId12"/>
+                    <a:stretch>
+                      <a:fillRect/>
+                    </a:stretch>
+                  </pic:blipFill>
+                  <pic:spPr>
+                    <a:xfrm>
+                      <a:off x="0" y="0"/>
+                      <a:ext cx="5486400" cy="2996184"/>
+                    </a:xfrm>
+                    <a:prstGeom prst="rect"/>
+                  </pic:spPr>
+                </pic:pic>
+              </a:graphicData>
+            </a:graphic>
+          </wp:inline>
+        </w:drawing>
+      </w:r>
+    </w:p>
+    <w:p>
+      <w:pPr>
+        <w:spacing w:line="336" w:lineRule="auto" w:after="180"/>
+      </w:pPr>
+      <w:r>
+        <w:rPr>
+          <w:b w:val="0"/>
+        </w:rPr>
+        <w:t xml:space="preserve">Testing pure components — </w:t>
+      </w:r>
+      <w:r>
+        <w:rPr>
+          <w:b/>
+        </w:rPr>
+        <w:t>evidence</w:t>
+      </w:r>
+      <w:r>
+        <w:rPr>
+          <w:b w:val="0"/>
+        </w:rPr>
+        <w:t xml:space="preserve"> trace. Capacity 12, used 5; capacity 12, used 12; capacity 12, used 13. | Define remaining(capacity, used)=capacity-used for integer </w:t>
+      </w:r>
+      <w:r>
+        <w:rPr>
+          <w:b/>
+        </w:rPr>
+        <w:t>input</w:t>
+      </w:r>
+      <w:r>
+        <w:rPr>
+          <w:b w:val="0"/>
+        </w:rPr>
+        <w:t>s satisfying 0&lt;=used&lt;=capacity.</w:t>
+      </w:r>
+    </w:p>
+    <w:p>
+      <w:pPr>
+        <w:spacing w:line="336" w:lineRule="auto" w:after="180"/>
+      </w:pPr>
+      <w:r>
+        <w:rPr>
+          <w:b w:val="0"/>
+        </w:rPr>
+        <w:t>Invalid types/ranges raise an explicit validation error. Test zero and equality boundaries. | Results 7 and 0; the third is invalid rather than remaining -1. Preserve the contract failure.</w:t>
+      </w:r>
+    </w:p>
+    <w:p>
+      <w:pPr>
+        <w:spacing w:line="336" w:lineRule="auto" w:after="180"/>
+        <w:shd w:fill="F5F1FB"/>
+      </w:pPr>
+      <w:r>
+        <w:rPr>
+          <w:b w:val="0"/>
+        </w:rPr>
+        <w:t>Read the labels and values. Explain the relationship the model shows.</w:t>
+      </w:r>
+    </w:p>
+    <w:p>
+      <w:pPr>
+        <w:pStyle w:val="Heading3"/>
+      </w:pPr>
+      <w:r>
+        <w:t>04. Change one thing. Trace what follows.</w:t>
+      </w:r>
+    </w:p>
+    <w:p>
+      <w:r>
+        <w:drawing>
+          <wp:inline xmlns:a="http://schemas.openxmlformats.org/drawingml/2006/main" xmlns:pic="http://schemas.openxmlformats.org/drawingml/2006/picture">
+            <wp:extent cx="5486400" cy="3026664"/>
+            <wp:docPr id="5" name="Picture 5" descr="Original case: The same fixed procedure produces Room 12. Changed condition: Supply zero instead of 7. Expected result: Reject the input under the stated positive-integer contract. Reason: Zero has the right type but violates the value requirement."/>
+            <wp:cNvGraphicFramePr>
+              <a:graphicFrameLocks noChangeAspect="1"/>
+            </wp:cNvGraphicFramePr>
+            <a:graphic>
+              <a:graphicData uri="http://schemas.openxmlformats.org/drawingml/2006/picture">
+                <pic:pic>
+                  <pic:nvPicPr>
+                    <pic:cNvPr id="0" name="academy-story-ai-6-7-04.png"/>
+                    <pic:cNvPicPr/>
+                  </pic:nvPicPr>
+                  <pic:blipFill>
+                    <a:blip r:embed="rId13"/>
+                    <a:stretch>
+                      <a:fillRect/>
+                    </a:stretch>
+                  </pic:blipFill>
+                  <pic:spPr>
+                    <a:xfrm>
+                      <a:off x="0" y="0"/>
+                      <a:ext cx="5486400" cy="3026664"/>
+                    </a:xfrm>
+                    <a:prstGeom prst="rect"/>
+                  </pic:spPr>
+                </pic:pic>
+              </a:graphicData>
+            </a:graphic>
+          </wp:inline>
+        </w:drawing>
+      </w:r>
+    </w:p>
+    <w:p>
+      <w:pPr>
+        <w:spacing w:line="336" w:lineRule="auto" w:after="180"/>
+      </w:pPr>
+      <w:r>
+        <w:rPr>
+          <w:b w:val="0"/>
+        </w:rPr>
+        <w:t xml:space="preserve">Original case: The same fixed procedure produces Room 12. Changed condition: Supply zero instead of 7. Expected result: Reject the </w:t>
+      </w:r>
+      <w:r>
+        <w:rPr>
+          <w:b/>
+        </w:rPr>
+        <w:t>input</w:t>
+      </w:r>
+      <w:r>
+        <w:rPr>
+          <w:b w:val="0"/>
+        </w:rPr>
+        <w:t xml:space="preserve"> under the stated positive-integer contract.</w:t>
+      </w:r>
+    </w:p>
+    <w:p>
+      <w:pPr>
+        <w:spacing w:line="336" w:lineRule="auto" w:after="180"/>
+      </w:pPr>
+      <w:r>
+        <w:rPr>
+          <w:b w:val="0"/>
+        </w:rPr>
+        <w:t>Reason: Zero has the right type but violates the value requirement.</w:t>
+      </w:r>
+    </w:p>
+    <w:p>
+      <w:pPr>
+        <w:spacing w:line="336" w:lineRule="auto" w:after="180"/>
+        <w:shd w:fill="F5F1FB"/>
+      </w:pPr>
+      <w:r>
+        <w:rPr>
+          <w:b w:val="0"/>
+        </w:rPr>
+        <w:t>Predict before checking the worked changed-case result. Name what changed and what the supplied facts allow you to conclude.</w:t>
+      </w:r>
+    </w:p>
+    <w:p>
+      <w:pPr>
+        <w:pStyle w:val="Heading3"/>
+      </w:pPr>
+      <w:r>
+        <w:t>05. Connect the explanation to its limit</w:t>
+      </w:r>
+    </w:p>
+    <w:p>
+      <w:r>
+        <w:drawing>
+          <wp:inline xmlns:a="http://schemas.openxmlformats.org/drawingml/2006/main" xmlns:pic="http://schemas.openxmlformats.org/drawingml/2006/picture">
+            <wp:extent cx="5486400" cy="2834640"/>
+            <wp:docPr id="6" name="Picture 6" descr="A pure component depends on its accepted input, not a clock, network or model. Isolating it makes failures easier to locate. Limit: These tests cover only stated cases; they do not test the full AI service or every invalid value."/>
+            <wp:cNvGraphicFramePr>
+              <a:graphicFrameLocks noChangeAspect="1"/>
+            </wp:cNvGraphicFramePr>
+            <a:graphic>
+              <a:graphicData uri="http://schemas.openxmlformats.org/drawingml/2006/picture">
+                <pic:pic>
+                  <pic:nvPicPr>
+                    <pic:cNvPr id="0" name="academy-story-ai-6-7-05.png"/>
+                    <pic:cNvPicPr/>
+                  </pic:nvPicPr>
+                  <pic:blipFill>
+                    <a:blip r:embed="rId14"/>
+                    <a:stretch>
+                      <a:fillRect/>
+                    </a:stretch>
+                  </pic:blipFill>
+                  <pic:spPr>
+                    <a:xfrm>
+                      <a:off x="0" y="0"/>
+                      <a:ext cx="5486400" cy="2834640"/>
+                    </a:xfrm>
+                    <a:prstGeom prst="rect"/>
+                  </pic:spPr>
+                </pic:pic>
+              </a:graphicData>
+            </a:graphic>
+          </wp:inline>
+        </w:drawing>
+      </w:r>
+    </w:p>
+    <w:p>
+      <w:pPr>
+        <w:spacing w:line="336" w:lineRule="auto" w:after="180"/>
+      </w:pPr>
+      <w:r>
+        <w:rPr>
+          <w:b w:val="0"/>
+        </w:rPr>
+        <w:t xml:space="preserve">A pure component depends on its accepted </w:t>
+      </w:r>
+      <w:r>
+        <w:rPr>
+          <w:b/>
+        </w:rPr>
+        <w:t>input</w:t>
+      </w:r>
+      <w:r>
+        <w:rPr>
+          <w:b w:val="0"/>
+        </w:rPr>
+        <w:t>, not a clock, network or model. Isolating it makes failures easier to locate.</w:t>
+      </w:r>
+    </w:p>
+    <w:p>
+      <w:pPr>
+        <w:spacing w:line="336" w:lineRule="auto" w:after="180"/>
+      </w:pPr>
+      <w:r>
+        <w:rPr>
+          <w:b w:val="0"/>
+        </w:rPr>
+        <w:t>Limit: These tests cover only stated cases; they do not test the full AI service or every invalid value.</w:t>
+      </w:r>
+    </w:p>
+    <w:p>
+      <w:pPr>
+        <w:spacing w:line="336" w:lineRule="auto" w:after="180"/>
+        <w:shd w:fill="F5F1FB"/>
+      </w:pPr>
+      <w:r>
+        <w:rPr>
+          <w:b w:val="0"/>
+        </w:rPr>
+        <w:t>Explain the case, then point to a limit on the claim.</w:t>
+      </w:r>
+    </w:p>
+    <w:p>
+      <w:pPr>
+        <w:pStyle w:val="Heading3"/>
+      </w:pPr>
+      <w:r>
+        <w:t>06. Make the idea visible in your project</w:t>
+      </w:r>
+    </w:p>
+    <w:p>
+      <w:r>
+        <w:drawing>
+          <wp:inline xmlns:a="http://schemas.openxmlformats.org/drawingml/2006/main" xmlns:pic="http://schemas.openxmlformats.org/drawingml/2006/picture">
+            <wp:extent cx="5486400" cy="3529584"/>
+            <wp:docPr id="7" name="Picture 7" descr="For the Grounded Learning Service, retain an annotated trace and the changed-case result. Name the contract or evidence that makes the deciding step valid, so another team can review it. Draw your input, deciding step, result and limit. Supported question: Predict the formatter outputs for 7 and 12, including spacing. Why does input 0 need rejection under this contract rather than an ordinary formatted response?"/>
+            <wp:cNvGraphicFramePr>
+              <a:graphicFrameLocks noChangeAspect="1"/>
+            </wp:cNvGraphicFramePr>
+            <a:graphic>
+              <a:graphicData uri="http://schemas.openxmlformats.org/drawingml/2006/picture">
+                <pic:pic>
+                  <pic:nvPicPr>
+                    <pic:cNvPr id="0" name="academy-story-ai-6-7-06.png"/>
+                    <pic:cNvPicPr/>
+                  </pic:nvPicPr>
+                  <pic:blipFill>
+                    <a:blip r:embed="rId15"/>
+                    <a:stretch>
+                      <a:fillRect/>
+                    </a:stretch>
+                  </pic:blipFill>
+                  <pic:spPr>
+                    <a:xfrm>
+                      <a:off x="0" y="0"/>
+                      <a:ext cx="5486400" cy="3529584"/>
+                    </a:xfrm>
+                    <a:prstGeom prst="rect"/>
+                  </pic:spPr>
+                </pic:pic>
+              </a:graphicData>
+            </a:graphic>
+          </wp:inline>
+        </w:drawing>
+      </w:r>
+    </w:p>
+    <w:p>
+      <w:pPr>
+        <w:spacing w:line="336" w:lineRule="auto" w:after="180"/>
+      </w:pPr>
+      <w:r>
+        <w:rPr>
+          <w:b w:val="0"/>
+        </w:rPr>
+        <w:t xml:space="preserve">For the Grounded Learning Service, retain an annotated trace and the changed-case result. Name the contract or </w:t>
+      </w:r>
+      <w:r>
+        <w:rPr>
+          <w:b/>
+        </w:rPr>
+        <w:t>evidence</w:t>
+      </w:r>
+      <w:r>
+        <w:rPr>
+          <w:b w:val="0"/>
+        </w:rPr>
+        <w:t xml:space="preserve"> that makes the deciding step valid, so another team can review it.</w:t>
+      </w:r>
+    </w:p>
+    <w:p>
+      <w:pPr>
+        <w:spacing w:line="336" w:lineRule="auto" w:after="180"/>
+      </w:pPr>
+      <w:r>
+        <w:rPr>
+          <w:b w:val="0"/>
+        </w:rPr>
+        <w:t xml:space="preserve">Draw your </w:t>
+      </w:r>
+      <w:r>
+        <w:rPr>
+          <w:b/>
+        </w:rPr>
+        <w:t>input</w:t>
+      </w:r>
+      <w:r>
+        <w:rPr>
+          <w:b w:val="0"/>
+        </w:rPr>
+        <w:t xml:space="preserve">, deciding step, result and limit. Supported question: Predict the formatter </w:t>
+      </w:r>
+      <w:r>
+        <w:rPr>
+          <w:b/>
+        </w:rPr>
+        <w:t>output</w:t>
+      </w:r>
+      <w:r>
+        <w:rPr>
+          <w:b w:val="0"/>
+        </w:rPr>
+        <w:t>s for 7 and 12, including spacing.</w:t>
+      </w:r>
+    </w:p>
+    <w:p>
+      <w:pPr>
+        <w:spacing w:line="336" w:lineRule="auto" w:after="180"/>
+      </w:pPr>
+      <w:r>
+        <w:rPr>
+          <w:b w:val="0"/>
+        </w:rPr>
+        <w:t xml:space="preserve">Why does </w:t>
+      </w:r>
+      <w:r>
+        <w:rPr>
+          <w:b/>
+        </w:rPr>
+        <w:t>input</w:t>
+      </w:r>
+      <w:r>
+        <w:rPr>
+          <w:b w:val="0"/>
+        </w:rPr>
+        <w:t xml:space="preserve"> 0 need rejection under this contract rather than an ordinary formatted response?</w:t>
+      </w:r>
+    </w:p>
+    <w:p>
+      <w:pPr>
+        <w:spacing w:line="336" w:lineRule="auto" w:after="180"/>
+        <w:shd w:fill="F5F1FB"/>
+      </w:pPr>
+      <w:r>
+        <w:rPr>
+          <w:b w:val="0"/>
+        </w:rPr>
+        <w:t xml:space="preserve">Draw your project trace and justify the deciding step using </w:t>
+      </w:r>
+      <w:r>
+        <w:rPr>
+          <w:b/>
+        </w:rPr>
+        <w:t>evidence</w:t>
+      </w:r>
+      <w:r>
+        <w:rPr>
+          <w:b w:val="0"/>
+        </w:rPr>
+        <w:t>.</w:t>
       </w:r>
     </w:p>
     <w:sectPr>

--- a/downloads/student/ai-6-week-07.docx
+++ b/downloads/student/ai-6-week-07.docx
@@ -25,12 +25,17 @@
         <w:pStyle w:val="Heading1"/>
       </w:pPr>
       <w:r>
-        <w:t>Before you start</w:t>
-      </w:r>
-    </w:p>
-    <w:p>
-      <w:r>
-        <w:t>Recall Least privilege and tool scopes. Explain why a recorded result needs its input conditions and evidence source before it can support a claim.</w:t>
+        <w:t>Write the expectation. Run the component. Explain the difference.</w:t>
+      </w:r>
+    </w:p>
+    <w:p>
+      <w:r>
+        <w:t>Test pure computations with exact returned values and validation errors while keeping integration claims separate.</w:t>
+      </w:r>
+    </w:p>
+    <w:p>
+      <w:r>
+        <w:t>Function contract → boundary table → formatter picture → test-evidence interpretation → executable harness → independent count set.</w:t>
       </w:r>
     </w:p>
     <w:p>
@@ -38,20 +43,20 @@
         <w:pStyle w:val="Heading1"/>
       </w:pPr>
       <w:r>
-        <w:t>01. Your mission</w:t>
-      </w:r>
-    </w:p>
-    <w:p>
-      <w:r>
-        <w:t>Start with the target: Explain the mechanism and terminology of testing pure components. Try the recall before opening notes.</w:t>
-      </w:r>
-    </w:p>
-    <w:p>
-      <w:pPr>
-        <w:pStyle w:val="Heading3"/>
-      </w:pPr>
-      <w:r>
-        <w:t>Your learning target</w:t>
+        <w:t>01. Write the expected value or error before running the function</w:t>
+      </w:r>
+    </w:p>
+    <w:p>
+      <w:r>
+        <w:t>Isolate a small computation so a failure has a clear location.</w:t>
+      </w:r>
+    </w:p>
+    <w:p>
+      <w:pPr>
+        <w:pStyle w:val="Heading2"/>
+      </w:pPr>
+      <w:r>
+        <w:t>Learning goals</w:t>
       </w:r>
     </w:p>
     <w:p>
@@ -101,10 +106,10 @@
     </w:p>
     <w:p>
       <w:pPr>
-        <w:pStyle w:val="Heading3"/>
-      </w:pPr>
-      <w:r>
-        <w:t>Remember before reading</w:t>
+        <w:pStyle w:val="Heading2"/>
+      </w:pPr>
+      <w:r>
+        <w:t>Retrieve contracts and boundary checks</w:t>
       </w:r>
     </w:p>
     <w:p>
@@ -176,6 +181,88 @@
     </w:p>
     <w:p>
       <w:pPr>
+        <w:pStyle w:val="Heading2"/>
+      </w:pPr>
+      <w:r>
+        <w:t>Prerequisite and starting response</w:t>
+      </w:r>
+    </w:p>
+    <w:p>
+      <w:pPr>
+        <w:pStyle w:val="ListBullet"/>
+      </w:pPr>
+      <w:r>
+        <w:t>Recall Least privilege and tool scopes. Explain why a recorded result needs its input conditions and evidence source before it can support a claim.</w:t>
+      </w:r>
+    </w:p>
+    <w:p>
+      <w:pPr>
+        <w:pStyle w:val="Heading3"/>
+      </w:pPr>
+      <w:r>
+        <w:t>My starting explanation</w:t>
+      </w:r>
+    </w:p>
+    <w:p>
+      <w:r>
+        <w:t>________________________________________________________________</w:t>
+      </w:r>
+    </w:p>
+    <w:p>
+      <w:r>
+        <w:t>________________________________________________________________</w:t>
+      </w:r>
+    </w:p>
+    <w:p>
+      <w:r>
+        <w:t>________________________________________________________________</w:t>
+      </w:r>
+    </w:p>
+    <w:p>
+      <w:pPr>
+        <w:pStyle w:val="Heading2"/>
+      </w:pPr>
+      <w:r>
+        <w:t>End goal</w:t>
+      </w:r>
+    </w:p>
+    <w:p>
+      <w:pPr>
+        <w:spacing w:line="336" w:lineRule="auto" w:after="180"/>
+      </w:pPr>
+      <w:r>
+        <w:rPr>
+          <w:b w:val="0"/>
+        </w:rPr>
+        <w:t>Explain testing pure components using the deciding step in this fictional service.</w:t>
+      </w:r>
+    </w:p>
+    <w:p>
+      <w:pPr>
+        <w:pStyle w:val="Heading2"/>
+      </w:pPr>
+      <w:r>
+        <w:t>Earlier wording, alternatives and picture transcripts · reference / check after trying</w:t>
+      </w:r>
+    </w:p>
+    <w:p>
+      <w:pPr>
+        <w:pStyle w:val="Heading3"/>
+      </w:pPr>
+      <w:r>
+        <w:t>Your learning target</w:t>
+      </w:r>
+    </w:p>
+    <w:p>
+      <w:pPr>
+        <w:pStyle w:val="Heading3"/>
+      </w:pPr>
+      <w:r>
+        <w:t>Remember before reading</w:t>
+      </w:r>
+    </w:p>
+    <w:p>
+      <w:pPr>
         <w:spacing w:line="336" w:lineRule="auto" w:after="180"/>
       </w:pPr>
       <w:r>
@@ -240,13 +327,61 @@
     </w:p>
     <w:p>
       <w:pPr>
+        <w:pStyle w:val="Heading3"/>
+      </w:pPr>
+      <w:r>
+        <w:t>This week’s end goal</w:t>
+      </w:r>
+    </w:p>
+    <w:p>
+      <w:pPr>
+        <w:pStyle w:val="Heading1"/>
+      </w:pPr>
+      <w:r>
+        <w:t>02. Separate the calculation from the service around it</w:t>
+      </w:r>
+    </w:p>
+    <w:p>
+      <w:r>
+        <w:t>Purity requires both dependence on supplied inputs and no external side effects.</w:t>
+      </w:r>
+    </w:p>
+    <w:p>
+      <w:pPr>
+        <w:pStyle w:val="Heading2"/>
+      </w:pPr>
+      <w:r>
+        <w:t>Begin with the remaining-places example</w:t>
+      </w:r>
+    </w:p>
+    <w:p>
+      <w:pPr>
         <w:spacing w:line="336" w:lineRule="auto" w:after="180"/>
       </w:pPr>
       <w:r>
         <w:rPr>
           <w:b w:val="0"/>
         </w:rPr>
-        <w:t xml:space="preserve">Recall Least privilege and tool scopes. Explain why a recorded result needs its </w:t>
+        <w:t>A remaining-places calculator should need only two supplied counts: capacity and used. It should not book a room, read a clock or ask a model. With the same accepted inputs it returns the same answer, without changing anything outside the computation. That makes an exact expected-value test useful. An invalid input has an expected error rather than a made-up number.</w:t>
+      </w:r>
+    </w:p>
+    <w:p>
+      <w:pPr>
+        <w:pStyle w:val="Heading2"/>
+      </w:pPr>
+      <w:r>
+        <w:t>Define pure components</w:t>
+      </w:r>
+    </w:p>
+    <w:p>
+      <w:pPr>
+        <w:spacing w:line="336" w:lineRule="auto" w:after="180"/>
+      </w:pPr>
+      <w:r>
+        <w:rPr>
+          <w:b w:val="0"/>
+        </w:rPr>
+        <w:t xml:space="preserve">Pure components return results from supplied </w:t>
       </w:r>
       <w:r>
         <w:rPr>
@@ -258,50 +393,255 @@
         <w:rPr>
           <w:b w:val="0"/>
         </w:rPr>
-        <w:t xml:space="preserve"> conditions and </w:t>
-      </w:r>
-      <w:r>
-        <w:rPr>
-          <w:b/>
-        </w:rPr>
-        <w:t>evidence</w:t>
-      </w:r>
+        <w:t>s without external side effects. They are easier to test with exact expected values.</w:t>
+      </w:r>
+    </w:p>
+    <w:p>
+      <w:pPr>
+        <w:pStyle w:val="Heading2"/>
+      </w:pPr>
+      <w:r>
+        <w:t>Complete input/result/error contract</w:t>
+      </w:r>
+    </w:p>
+    <w:tbl>
+      <w:tblPr>
+        <w:tblStyle w:val="LightShading-Accent1"/>
+        <w:tblW w:type="auto" w:w="0"/>
+        <w:tblLook w:firstColumn="1" w:firstRow="1" w:lastColumn="0" w:lastRow="0" w:noHBand="0" w:noVBand="1" w:val="04A0"/>
+      </w:tblPr>
+      <w:tblGrid>
+        <w:gridCol w:w="5112"/>
+        <w:gridCol w:w="5112"/>
+      </w:tblGrid>
+      <w:tr>
+        <w:trPr>
+          <w:tblHeader/>
+        </w:trPr>
+        <w:tc>
+          <w:tcPr>
+            <w:tcW w:type="dxa" w:w="5112"/>
+          </w:tcPr>
+          <w:p>
+            <w:r>
+              <w:t>Pure-component contract</w:t>
+            </w:r>
+          </w:p>
+        </w:tc>
+        <w:tc>
+          <w:tcPr>
+            <w:tcW w:type="dxa" w:w="5112"/>
+          </w:tcPr>
+          <w:p>
+            <w:r>
+              <w:t>Rule</w:t>
+            </w:r>
+          </w:p>
+        </w:tc>
+      </w:tr>
+      <w:tr>
+        <w:tc>
+          <w:tcPr>
+            <w:tcW w:type="dxa" w:w="5112"/>
+          </w:tcPr>
+          <w:p>
+            <w:r>
+              <w:t>Inputs</w:t>
+            </w:r>
+          </w:p>
+        </w:tc>
+        <w:tc>
+          <w:tcPr>
+            <w:tcW w:type="dxa" w:w="5112"/>
+          </w:tcPr>
+          <w:p>
+            <w:r>
+              <w:t>capacity and used are exact Python integers, excluding bool</w:t>
+            </w:r>
+          </w:p>
+        </w:tc>
+      </w:tr>
+      <w:tr>
+        <w:tc>
+          <w:tcPr>
+            <w:tcW w:type="dxa" w:w="5112"/>
+          </w:tcPr>
+          <w:p>
+            <w:r>
+              <w:t>Valid range</w:t>
+            </w:r>
+          </w:p>
+        </w:tc>
+        <w:tc>
+          <w:tcPr>
+            <w:tcW w:type="dxa" w:w="5112"/>
+          </w:tcPr>
+          <w:p>
+            <w:r>
+              <w:t>0 ≤ used ≤ capacity; counts represent fictional places</w:t>
+            </w:r>
+          </w:p>
+        </w:tc>
+      </w:tr>
+      <w:tr>
+        <w:tc>
+          <w:tcPr>
+            <w:tcW w:type="dxa" w:w="5112"/>
+          </w:tcPr>
+          <w:p>
+            <w:r>
+              <w:t>Valid return value</w:t>
+            </w:r>
+          </w:p>
+        </w:tc>
+        <w:tc>
+          <w:tcPr>
+            <w:tcW w:type="dxa" w:w="5112"/>
+          </w:tcPr>
+          <w:p>
+            <w:r>
+              <w:t>capacity − used</w:t>
+            </w:r>
+          </w:p>
+        </w:tc>
+      </w:tr>
+      <w:tr>
+        <w:tc>
+          <w:tcPr>
+            <w:tcW w:type="dxa" w:w="5112"/>
+          </w:tcPr>
+          <w:p>
+            <w:r>
+              <w:t>Invalid type or range</w:t>
+            </w:r>
+          </w:p>
+        </w:tc>
+        <w:tc>
+          <w:tcPr>
+            <w:tcW w:type="dxa" w:w="5112"/>
+          </w:tcPr>
+          <w:p>
+            <w:r>
+              <w:t>Raise ValueError, without silently converting or clamping</w:t>
+            </w:r>
+          </w:p>
+        </w:tc>
+      </w:tr>
+      <w:tr>
+        <w:tc>
+          <w:tcPr>
+            <w:tcW w:type="dxa" w:w="5112"/>
+          </w:tcPr>
+          <w:p>
+            <w:r>
+              <w:t>Side effects</w:t>
+            </w:r>
+          </w:p>
+        </w:tc>
+        <w:tc>
+          <w:tcPr>
+            <w:tcW w:type="dxa" w:w="5112"/>
+          </w:tcPr>
+          <w:p>
+            <w:r>
+              <w:t>No booking, file, network, model call or external state change</w:t>
+            </w:r>
+          </w:p>
+        </w:tc>
+      </w:tr>
+      <w:tr>
+        <w:tc>
+          <w:tcPr>
+            <w:tcW w:type="dxa" w:w="5112"/>
+          </w:tcPr>
+          <w:p>
+            <w:r>
+              <w:t>Repeatability</w:t>
+            </w:r>
+          </w:p>
+        </w:tc>
+        <w:tc>
+          <w:tcPr>
+            <w:tcW w:type="dxa" w:w="5112"/>
+          </w:tcPr>
+          <w:p>
+            <w:r>
+              <w:t>Same accepted inputs → same return value</w:t>
+            </w:r>
+          </w:p>
+        </w:tc>
+      </w:tr>
+      <w:tr>
+        <w:tc>
+          <w:tcPr>
+            <w:tcW w:type="dxa" w:w="5112"/>
+          </w:tcPr>
+          <w:p>
+            <w:r>
+              <w:t>Test claim</w:t>
+            </w:r>
+          </w:p>
+        </w:tc>
+        <w:tc>
+          <w:tcPr>
+            <w:tcW w:type="dxa" w:w="5112"/>
+          </w:tcPr>
+          <w:p>
+            <w:r>
+              <w:t>Agreement for specified cases; full-service behaviour remains untested</w:t>
+            </w:r>
+          </w:p>
+        </w:tc>
+      </w:tr>
+    </w:tbl>
+    <w:p>
+      <w:pPr>
+        <w:pStyle w:val="Heading2"/>
+      </w:pPr>
+      <w:r>
+        <w:t>Name supplied and missing facts</w:t>
+      </w:r>
+    </w:p>
+    <w:p>
+      <w:pPr>
+        <w:pStyle w:val="Heading3"/>
+      </w:pPr>
+      <w:r>
+        <w:t>List the given facts and one fact that is not supplied.</w:t>
+      </w:r>
+    </w:p>
+    <w:p>
+      <w:r>
+        <w:t>________________________________________________________________</w:t>
+      </w:r>
+    </w:p>
+    <w:p>
+      <w:r>
+        <w:t>________________________________________________________________</w:t>
+      </w:r>
+    </w:p>
+    <w:p>
+      <w:r>
+        <w:t>________________________________________________________________</w:t>
+      </w:r>
+    </w:p>
+    <w:p>
+      <w:pPr>
+        <w:pStyle w:val="Heading2"/>
+      </w:pPr>
+      <w:r>
+        <w:t>Earlier wording, alternatives and picture transcripts · reference / check after trying</w:t>
+      </w:r>
+    </w:p>
+    <w:p>
+      <w:pPr>
+        <w:spacing w:line="336" w:lineRule="auto" w:after="180"/>
+      </w:pPr>
       <w:r>
         <w:rPr>
           <w:b w:val="0"/>
         </w:rPr>
-        <w:t xml:space="preserve"> source before it can support a claim.</w:t>
-      </w:r>
-    </w:p>
-    <w:p>
-      <w:pPr>
-        <w:pStyle w:val="Heading3"/>
-      </w:pPr>
-      <w:r>
-        <w:t>My starting explanation</w:t>
-      </w:r>
-    </w:p>
-    <w:p>
-      <w:r>
-        <w:t>________________________________________________________________</w:t>
-      </w:r>
-    </w:p>
-    <w:p>
-      <w:r>
-        <w:t>________________________________________________________________</w:t>
-      </w:r>
-    </w:p>
-    <w:p>
-      <w:r>
-        <w:t>________________________________________________________________</w:t>
-      </w:r>
-    </w:p>
-    <w:p>
-      <w:pPr>
-        <w:pStyle w:val="Heading3"/>
-      </w:pPr>
-      <w:r>
-        <w:t>This week’s end goal</w:t>
+        <w:t>Begin by writing the question the procedure is intended to answer. Identify the information already supplied, the information it will produce and the information still missing.</w:t>
       </w:r>
     </w:p>
     <w:p>
@@ -312,7 +652,7 @@
         <w:rPr>
           <w:b w:val="0"/>
         </w:rPr>
-        <w:t>Explain testing pure components using the deciding step in this fictional service.</w:t>
+        <w:t>These are constructed classroom examples; they do not require live accounts, private records or an external service. Do not treat a plausible explanation as a measured outcome.</w:t>
       </w:r>
     </w:p>
     <w:p>
@@ -320,12 +660,20 @@
         <w:pStyle w:val="Heading1"/>
       </w:pPr>
       <w:r>
-        <w:t>02. Notice the evidence</w:t>
-      </w:r>
-    </w:p>
-    <w:p>
-      <w:r>
-        <w:t>Investigate the supplied Testing pure components case. Separate observations, given facts and assumptions before choosing an explanation.</w:t>
+        <w:t>03. Trace the valid and invalid boundaries</w:t>
+      </w:r>
+    </w:p>
+    <w:p>
+      <w:r>
+        <w:t>Do not let ordinary subtraction bypass the declared range.</w:t>
+      </w:r>
+    </w:p>
+    <w:p>
+      <w:pPr>
+        <w:pStyle w:val="Heading2"/>
+      </w:pPr>
+      <w:r>
+        <w:t>Original remaining function contract</w:t>
       </w:r>
     </w:p>
     <w:p>
@@ -336,7 +684,7 @@
         <w:rPr>
           <w:b w:val="0"/>
         </w:rPr>
-        <w:t xml:space="preserve">Pure components return results from supplied </w:t>
+        <w:t xml:space="preserve">Define remaining(capacity, used)=capacity-used for integer </w:t>
       </w:r>
       <w:r>
         <w:rPr>
@@ -348,7 +696,262 @@
         <w:rPr>
           <w:b w:val="0"/>
         </w:rPr>
-        <w:t>s without external side effects. They are easier to test with exact expected values.</w:t>
+        <w:t>s satisfying 0&lt;=used&lt;=capacity. Invalid types/ranges raise an explicit validation error. Test zero and equality boundaries.</w:t>
+      </w:r>
+    </w:p>
+    <w:p>
+      <w:pPr>
+        <w:pStyle w:val="Heading2"/>
+      </w:pPr>
+      <w:r>
+        <w:t>Complete hand-derived expected outcomes</w:t>
+      </w:r>
+    </w:p>
+    <w:tbl>
+      <w:tblPr>
+        <w:tblStyle w:val="LightShading-Accent1"/>
+        <w:tblW w:type="auto" w:w="0"/>
+        <w:tblLook w:firstColumn="1" w:firstRow="1" w:lastColumn="0" w:lastRow="0" w:noHBand="0" w:noVBand="1" w:val="04A0"/>
+      </w:tblPr>
+      <w:tblGrid>
+        <w:gridCol w:w="3408"/>
+        <w:gridCol w:w="3408"/>
+        <w:gridCol w:w="3408"/>
+      </w:tblGrid>
+      <w:tr>
+        <w:trPr>
+          <w:tblHeader/>
+        </w:trPr>
+        <w:tc>
+          <w:tcPr>
+            <w:tcW w:type="dxa" w:w="3408"/>
+          </w:tcPr>
+          <w:p>
+            <w:r>
+              <w:t>Supplied input</w:t>
+            </w:r>
+          </w:p>
+        </w:tc>
+        <w:tc>
+          <w:tcPr>
+            <w:tcW w:type="dxa" w:w="3408"/>
+          </w:tcPr>
+          <w:p>
+            <w:r>
+              <w:t>Contract check</w:t>
+            </w:r>
+          </w:p>
+        </w:tc>
+        <w:tc>
+          <w:tcPr>
+            <w:tcW w:type="dxa" w:w="3408"/>
+          </w:tcPr>
+          <w:p>
+            <w:r>
+              <w:t>Expected outcome</w:t>
+            </w:r>
+          </w:p>
+        </w:tc>
+      </w:tr>
+      <w:tr>
+        <w:tc>
+          <w:tcPr>
+            <w:tcW w:type="dxa" w:w="3408"/>
+          </w:tcPr>
+          <w:p>
+            <w:r>
+              <w:t>capacity 12, used 5</w:t>
+            </w:r>
+          </w:p>
+        </w:tc>
+        <w:tc>
+          <w:tcPr>
+            <w:tcW w:type="dxa" w:w="3408"/>
+          </w:tcPr>
+          <w:p>
+            <w:r>
+              <w:t>Integers; 0≤5≤12</w:t>
+            </w:r>
+          </w:p>
+        </w:tc>
+        <w:tc>
+          <w:tcPr>
+            <w:tcW w:type="dxa" w:w="3408"/>
+          </w:tcPr>
+          <w:p>
+            <w:r>
+              <w:t>Return 12−5 = 7</w:t>
+            </w:r>
+          </w:p>
+        </w:tc>
+      </w:tr>
+      <w:tr>
+        <w:tc>
+          <w:tcPr>
+            <w:tcW w:type="dxa" w:w="3408"/>
+          </w:tcPr>
+          <w:p>
+            <w:r>
+              <w:t>capacity 12, used 12</w:t>
+            </w:r>
+          </w:p>
+        </w:tc>
+        <w:tc>
+          <w:tcPr>
+            <w:tcW w:type="dxa" w:w="3408"/>
+          </w:tcPr>
+          <w:p>
+            <w:r>
+              <w:t>Equality is allowed</w:t>
+            </w:r>
+          </w:p>
+        </w:tc>
+        <w:tc>
+          <w:tcPr>
+            <w:tcW w:type="dxa" w:w="3408"/>
+          </w:tcPr>
+          <w:p>
+            <w:r>
+              <w:t>Return 0</w:t>
+            </w:r>
+          </w:p>
+        </w:tc>
+      </w:tr>
+      <w:tr>
+        <w:tc>
+          <w:tcPr>
+            <w:tcW w:type="dxa" w:w="3408"/>
+          </w:tcPr>
+          <w:p>
+            <w:r>
+              <w:t>capacity 12, used 13</w:t>
+            </w:r>
+          </w:p>
+        </w:tc>
+        <w:tc>
+          <w:tcPr>
+            <w:tcW w:type="dxa" w:w="3408"/>
+          </w:tcPr>
+          <w:p>
+            <w:r>
+              <w:t>Used exceeds capacity</w:t>
+            </w:r>
+          </w:p>
+        </w:tc>
+        <w:tc>
+          <w:tcPr>
+            <w:tcW w:type="dxa" w:w="3408"/>
+          </w:tcPr>
+          <w:p>
+            <w:r>
+              <w:t>ValueError; do not return −1</w:t>
+            </w:r>
+          </w:p>
+        </w:tc>
+      </w:tr>
+      <w:tr>
+        <w:tc>
+          <w:tcPr>
+            <w:tcW w:type="dxa" w:w="3408"/>
+          </w:tcPr>
+          <w:p>
+            <w:r>
+              <w:t>capacity 0, used 0</w:t>
+            </w:r>
+          </w:p>
+        </w:tc>
+        <w:tc>
+          <w:tcPr>
+            <w:tcW w:type="dxa" w:w="3408"/>
+          </w:tcPr>
+          <w:p>
+            <w:r>
+              <w:t>Zero/equality boundary valid</w:t>
+            </w:r>
+          </w:p>
+        </w:tc>
+        <w:tc>
+          <w:tcPr>
+            <w:tcW w:type="dxa" w:w="3408"/>
+          </w:tcPr>
+          <w:p>
+            <w:r>
+              <w:t>Return 0</w:t>
+            </w:r>
+          </w:p>
+        </w:tc>
+      </w:tr>
+      <w:tr>
+        <w:tc>
+          <w:tcPr>
+            <w:tcW w:type="dxa" w:w="3408"/>
+          </w:tcPr>
+          <w:p>
+            <w:r>
+              <w:t>capacity 12, used quoted 5</w:t>
+            </w:r>
+          </w:p>
+        </w:tc>
+        <w:tc>
+          <w:tcPr>
+            <w:tcW w:type="dxa" w:w="3408"/>
+          </w:tcPr>
+          <w:p>
+            <w:r>
+              <w:t>Wrong type</w:t>
+            </w:r>
+          </w:p>
+        </w:tc>
+        <w:tc>
+          <w:tcPr>
+            <w:tcW w:type="dxa" w:w="3408"/>
+          </w:tcPr>
+          <w:p>
+            <w:r>
+              <w:t>ValueError; no conversion</w:t>
+            </w:r>
+          </w:p>
+        </w:tc>
+      </w:tr>
+      <w:tr>
+        <w:tc>
+          <w:tcPr>
+            <w:tcW w:type="dxa" w:w="3408"/>
+          </w:tcPr>
+          <w:p>
+            <w:r>
+              <w:t>capacity True, used 0</w:t>
+            </w:r>
+          </w:p>
+        </w:tc>
+        <w:tc>
+          <w:tcPr>
+            <w:tcW w:type="dxa" w:w="3408"/>
+          </w:tcPr>
+          <w:p>
+            <w:r>
+              <w:t>Boolean excluded</w:t>
+            </w:r>
+          </w:p>
+        </w:tc>
+        <w:tc>
+          <w:tcPr>
+            <w:tcW w:type="dxa" w:w="3408"/>
+          </w:tcPr>
+          <w:p>
+            <w:r>
+              <w:t>ValueError</w:t>
+            </w:r>
+          </w:p>
+        </w:tc>
+      </w:tr>
+    </w:tbl>
+    <w:p>
+      <w:pPr>
+        <w:pStyle w:val="Heading2"/>
+      </w:pPr>
+      <w:r>
+        <w:t>Write assumptions before applying the procedure</w:t>
       </w:r>
     </w:p>
     <w:p>
@@ -359,65 +962,7 @@
         <w:rPr>
           <w:b w:val="0"/>
         </w:rPr>
-        <w:t>Begin by writing the question the procedure is intended to answer. Identify the information already supplied, the information it will produce and the information still missing.</w:t>
-      </w:r>
-    </w:p>
-    <w:p>
-      <w:pPr>
-        <w:spacing w:line="336" w:lineRule="auto" w:after="180"/>
-      </w:pPr>
-      <w:r>
-        <w:rPr>
-          <w:b w:val="0"/>
-        </w:rPr>
-        <w:t>These are constructed classroom examples; they do not require live accounts, private records or an external service. Do not treat a plausible explanation as a measured outcome.</w:t>
-      </w:r>
-    </w:p>
-    <w:p>
-      <w:pPr>
-        <w:pStyle w:val="Heading3"/>
-      </w:pPr>
-      <w:r>
-        <w:t>List the given facts and one fact that is not supplied.</w:t>
-      </w:r>
-    </w:p>
-    <w:p>
-      <w:r>
-        <w:t>________________________________________________________________</w:t>
-      </w:r>
-    </w:p>
-    <w:p>
-      <w:r>
-        <w:t>________________________________________________________________</w:t>
-      </w:r>
-    </w:p>
-    <w:p>
-      <w:r>
-        <w:t>________________________________________________________________</w:t>
-      </w:r>
-    </w:p>
-    <w:p>
-      <w:pPr>
-        <w:pStyle w:val="Heading1"/>
-      </w:pPr>
-      <w:r>
-        <w:t>03. See how it works</w:t>
-      </w:r>
-    </w:p>
-    <w:p>
-      <w:r>
-        <w:t>Follow the mechanism for Testing pure components. Connect each labelled input, deciding step and result.</w:t>
-      </w:r>
-    </w:p>
-    <w:p>
-      <w:pPr>
-        <w:spacing w:line="336" w:lineRule="auto" w:after="180"/>
-      </w:pPr>
-      <w:r>
-        <w:rPr>
-          <w:b w:val="0"/>
-        </w:rPr>
-        <w:t xml:space="preserve">Define remaining(capacity, used)=capacity-used for integer </w:t>
+        <w:t xml:space="preserve">Before applying the procedure, write its units, denominator or decision boundary where relevant. A partner should be able to repeat each step using the same </w:t>
       </w:r>
       <w:r>
         <w:rPr>
@@ -429,7 +974,69 @@
         <w:rPr>
           <w:b w:val="0"/>
         </w:rPr>
-        <w:t>s satisfying 0&lt;=used&lt;=capacity. Invalid types/ranges raise an explicit validation error. Test zero and equality boundaries.</w:t>
+        <w:t>s.</w:t>
+      </w:r>
+    </w:p>
+    <w:p>
+      <w:pPr>
+        <w:spacing w:line="336" w:lineRule="auto" w:after="180"/>
+      </w:pPr>
+      <w:r>
+        <w:rPr>
+          <w:b w:val="0"/>
+        </w:rPr>
+        <w:t xml:space="preserve">If a required </w:t>
+      </w:r>
+      <w:r>
+        <w:rPr>
+          <w:b/>
+        </w:rPr>
+        <w:t>input</w:t>
+      </w:r>
+      <w:r>
+        <w:rPr>
+          <w:b w:val="0"/>
+        </w:rPr>
+        <w:t xml:space="preserve"> is absent or violates the stated contract, record that condition explicitly instead of quietly replacing it with a convenient value.</w:t>
+      </w:r>
+    </w:p>
+    <w:p>
+      <w:pPr>
+        <w:pStyle w:val="Heading2"/>
+      </w:pPr>
+      <w:r>
+        <w:t>Explain the visual</w:t>
+      </w:r>
+    </w:p>
+    <w:p>
+      <w:pPr>
+        <w:spacing w:line="336" w:lineRule="auto" w:after="180"/>
+      </w:pPr>
+      <w:r>
+        <w:rPr>
+          <w:b w:val="0"/>
+        </w:rPr>
+        <w:t xml:space="preserve">Point to the </w:t>
+      </w:r>
+      <w:r>
+        <w:rPr>
+          <w:b/>
+        </w:rPr>
+        <w:t>input</w:t>
+      </w:r>
+      <w:r>
+        <w:rPr>
+          <w:b w:val="0"/>
+        </w:rPr>
+        <w:t>, the deciding step and the result in this week’s visual. Explain the same step in ordinary words. A picture helps when you can say what each part represents.</w:t>
+      </w:r>
+    </w:p>
+    <w:p>
+      <w:pPr>
+        <w:pStyle w:val="Heading2"/>
+      </w:pPr>
+      <w:r>
+        <w:t>Earlier wording, alternatives and picture transcripts · reference / check after trying</w:t>
       </w:r>
     </w:p>
     <w:p>
@@ -526,13 +1133,113 @@
     </w:p>
     <w:p>
       <w:pPr>
+        <w:pStyle w:val="Heading3"/>
+      </w:pPr>
+      <w:r>
+        <w:t>Connect the picture and the explanation</w:t>
+      </w:r>
+    </w:p>
+    <w:p>
+      <w:pPr>
+        <w:pStyle w:val="Heading1"/>
+      </w:pPr>
+      <w:r>
+        <w:t>04. Change one input and predict value versus error</w:t>
+      </w:r>
+    </w:p>
+    <w:p>
+      <w:r>
+        <w:t>Keep the same contract rather than fixing a test by changing its rule.</w:t>
+      </w:r>
+    </w:p>
+    <w:p>
+      <w:pPr>
+        <w:pStyle w:val="Heading2"/>
+      </w:pPr>
+      <w:r>
+        <w:t>Current task and response</w:t>
+      </w:r>
+    </w:p>
+    <w:p>
+      <w:pPr>
+        <w:pStyle w:val="ListBullet"/>
+      </w:pPr>
+      <w:r>
+        <w:t>Capacity 12, used 5; capacity 12, used 12; capacity 12, used 13. Show the intermediate steps and give the conclusion with its scope.</w:t>
+      </w:r>
+    </w:p>
+    <w:p>
+      <w:pPr>
+        <w:pStyle w:val="Heading3"/>
+      </w:pPr>
+      <w:r>
+        <w:t>Keep the procedure fixed. Explain what changed in the inputs and result.</w:t>
+      </w:r>
+    </w:p>
+    <w:p>
+      <w:r>
+        <w:t>________________________________________________________________</w:t>
+      </w:r>
+    </w:p>
+    <w:p>
+      <w:r>
+        <w:t>________________________________________________________________</w:t>
+      </w:r>
+    </w:p>
+    <w:p>
+      <w:r>
+        <w:t>________________________________________________________________</w:t>
+      </w:r>
+    </w:p>
+    <w:p>
+      <w:r>
+        <w:t>________________________________________________________________</w:t>
+      </w:r>
+    </w:p>
+    <w:p>
+      <w:r>
+        <w:t>________________________________________________________________</w:t>
+      </w:r>
+    </w:p>
+    <w:p>
+      <w:pPr>
+        <w:pStyle w:val="Heading2"/>
+      </w:pPr>
+      <w:r>
+        <w:t>Predict the zero-room formatter picture</w:t>
+      </w:r>
+    </w:p>
+    <w:p>
+      <w:pPr>
+        <w:pStyle w:val="ListBullet"/>
+      </w:pPr>
+      <w:r>
+        <w:t>Change: Supply zero instead of 7.</w:t>
+      </w:r>
+    </w:p>
+    <w:p>
+      <w:pPr>
+        <w:pStyle w:val="Heading2"/>
+      </w:pPr>
+      <w:r>
+        <w:t>Check after predicting · reference / check after trying</w:t>
+      </w:r>
+    </w:p>
+    <w:p>
+      <w:pPr>
         <w:spacing w:line="336" w:lineRule="auto" w:after="180"/>
       </w:pPr>
+      <w:r>
+        <w:rPr>
+          <w:b/>
+        </w:rPr>
+        <w:t>Prediction</w:t>
+      </w:r>
       <w:r>
         <w:rPr>
           <w:b w:val="0"/>
         </w:rPr>
-        <w:t xml:space="preserve">Before applying the procedure, write its units, denominator or decision boundary where relevant. A partner should be able to repeat each step using the same </w:t>
+        <w:t xml:space="preserve">: Reject the </w:t>
       </w:r>
       <w:r>
         <w:rPr>
@@ -544,7 +1251,7 @@
         <w:rPr>
           <w:b w:val="0"/>
         </w:rPr>
-        <w:t>s.</w:t>
+        <w:t xml:space="preserve"> under the stated positive-integer contract.</w:t>
       </w:r>
     </w:p>
     <w:p>
@@ -555,7 +1262,105 @@
         <w:rPr>
           <w:b w:val="0"/>
         </w:rPr>
-        <w:t xml:space="preserve">If a required </w:t>
+        <w:t>Reason: Zero has the right type but violates the value requirement.</w:t>
+      </w:r>
+    </w:p>
+    <w:p>
+      <w:pPr>
+        <w:pStyle w:val="Heading2"/>
+      </w:pPr>
+      <w:r>
+        <w:t>Earlier wording, alternatives and picture transcripts · reference / check after trying</w:t>
+      </w:r>
+    </w:p>
+    <w:p>
+      <w:pPr>
+        <w:pStyle w:val="Heading3"/>
+      </w:pPr>
+      <w:r>
+        <w:t>Compare a familiar case with a changed case</w:t>
+      </w:r>
+    </w:p>
+    <w:p>
+      <w:pPr>
+        <w:pStyle w:val="Heading3"/>
+      </w:pPr>
+      <w:r>
+        <w:t>Change one thing in the pictured case</w:t>
+      </w:r>
+    </w:p>
+    <w:p>
+      <w:pPr>
+        <w:pStyle w:val="Heading1"/>
+      </w:pPr>
+      <w:r>
+        <w:t>06. Compare two pure functions with different boundaries</w:t>
+      </w:r>
+    </w:p>
+    <w:p>
+      <w:r>
+        <w:t>Exact spacing can be part of an expected result.</w:t>
+      </w:r>
+    </w:p>
+    <w:p>
+      <w:pPr>
+        <w:pStyle w:val="Heading2"/>
+      </w:pPr>
+      <w:r>
+        <w:t>Main three-case inputs and outcomes</w:t>
+      </w:r>
+    </w:p>
+    <w:p>
+      <w:pPr>
+        <w:spacing w:line="336" w:lineRule="auto" w:after="180"/>
+      </w:pPr>
+      <w:r>
+        <w:rPr>
+          <w:b w:val="0"/>
+        </w:rPr>
+        <w:t>Capacity 12, used 5; capacity 12, used 12; capacity 12, used 13.</w:t>
+      </w:r>
+    </w:p>
+    <w:p>
+      <w:pPr>
+        <w:spacing w:line="336" w:lineRule="auto" w:after="180"/>
+      </w:pPr>
+      <w:r>
+        <w:rPr>
+          <w:b w:val="0"/>
+        </w:rPr>
+        <w:t>Results 7 and 0; the third is invalid rather than remaining -1. Preserve the contract failure.</w:t>
+      </w:r>
+    </w:p>
+    <w:p>
+      <w:pPr>
+        <w:pStyle w:val="Heading2"/>
+      </w:pPr>
+      <w:r>
+        <w:t>Keep the trace’s scope</w:t>
+      </w:r>
+    </w:p>
+    <w:p>
+      <w:pPr>
+        <w:spacing w:line="336" w:lineRule="auto" w:after="180"/>
+      </w:pPr>
+      <w:r>
+        <w:rPr>
+          <w:b w:val="0"/>
+        </w:rPr>
+        <w:t xml:space="preserve">Compare the intermediate </w:t>
+      </w:r>
+      <w:r>
+        <w:rPr>
+          <w:b/>
+        </w:rPr>
+        <w:t>evidence</w:t>
+      </w:r>
+      <w:r>
+        <w:rPr>
+          <w:b w:val="0"/>
+        </w:rPr>
+        <w:t xml:space="preserve"> with the final statement. Explain why each number or decision follows from the stated </w:t>
       </w:r>
       <w:r>
         <w:rPr>
@@ -567,15 +1372,7 @@
         <w:rPr>
           <w:b w:val="0"/>
         </w:rPr>
-        <w:t xml:space="preserve"> is absent or violates the stated contract, record that condition explicitly instead of quietly replacing it with a convenient value.</w:t>
-      </w:r>
-    </w:p>
-    <w:p>
-      <w:pPr>
-        <w:pStyle w:val="Heading3"/>
-      </w:pPr>
-      <w:r>
-        <w:t>Connect the picture and the explanation</w:t>
+        <w:t>s.</w:t>
       </w:r>
     </w:p>
     <w:p>
@@ -586,7 +1383,7 @@
         <w:rPr>
           <w:b w:val="0"/>
         </w:rPr>
-        <w:t xml:space="preserve">Point to the </w:t>
+        <w:t xml:space="preserve">The conclusion belongs to this scenario and procedure; changing the </w:t>
       </w:r>
       <w:r>
         <w:rPr>
@@ -598,28 +1395,15 @@
         <w:rPr>
           <w:b w:val="0"/>
         </w:rPr>
-        <w:t>, the deciding step and the result in this week’s visual. Explain the same step in ordinary words. A picture helps when you can say what each part represents.</w:t>
-      </w:r>
-    </w:p>
-    <w:p>
-      <w:pPr>
-        <w:pStyle w:val="Heading1"/>
-      </w:pPr>
-      <w:r>
-        <w:t>04. Compare the cases</w:t>
-      </w:r>
-    </w:p>
-    <w:p>
-      <w:r>
-        <w:t>Compare the supplied cases for Testing pure components. Identify the detail that changes the conclusion.</w:t>
-      </w:r>
-    </w:p>
-    <w:p>
-      <w:pPr>
-        <w:pStyle w:val="Heading3"/>
-      </w:pPr>
-      <w:r>
-        <w:t>Compare a familiar case with a changed case</w:t>
+        <w:t>s, evaluation population or authority can change what it establishes. Retain the raw record so a later revision can be compared honestly.</w:t>
+      </w:r>
+    </w:p>
+    <w:p>
+      <w:pPr>
+        <w:pStyle w:val="Heading2"/>
+      </w:pPr>
+      <w:r>
+        <w:t>Separate formatter inputs and complete output rules</w:t>
       </w:r>
     </w:p>
     <w:p>
@@ -630,94 +1414,30 @@
         <w:rPr>
           <w:b w:val="0"/>
         </w:rPr>
-        <w:t>Capacity 12, used 5; capacity 12, used 12; capacity 12, used 13. Show the intermediate steps and give the conclusion with its scope.</w:t>
-      </w:r>
-    </w:p>
-    <w:p>
-      <w:pPr>
-        <w:pStyle w:val="Heading3"/>
-      </w:pPr>
-      <w:r>
-        <w:t>Keep the procedure fixed. Explain what changed in the inputs and result.</w:t>
-      </w:r>
-    </w:p>
-    <w:p>
-      <w:r>
-        <w:t>________________________________________________________________</w:t>
-      </w:r>
-    </w:p>
-    <w:p>
-      <w:r>
-        <w:t>________________________________________________________________</w:t>
-      </w:r>
-    </w:p>
-    <w:p>
-      <w:r>
-        <w:t>________________________________________________________________</w:t>
-      </w:r>
-    </w:p>
-    <w:p>
-      <w:r>
-        <w:t>________________________________________________________________</w:t>
-      </w:r>
-    </w:p>
-    <w:p>
-      <w:r>
-        <w:t>________________________________________________________________</w:t>
-      </w:r>
-    </w:p>
-    <w:p>
-      <w:pPr>
-        <w:pStyle w:val="Heading3"/>
-      </w:pPr>
-      <w:r>
-        <w:t>Change one thing in the pictured case</w:t>
-      </w:r>
-    </w:p>
-    <w:p>
-      <w:pPr>
-        <w:pStyle w:val="Heading3"/>
-      </w:pPr>
-      <w:r>
-        <w:t>Change one thing</w:t>
-      </w:r>
-    </w:p>
-    <w:p>
-      <w:pPr>
-        <w:spacing w:line="336" w:lineRule="auto" w:after="180"/>
-        <w:shd w:fill="F5F1FB"/>
-      </w:pPr>
+        <w:t xml:space="preserve">Test a room formatter alone. A </w:t>
+      </w:r>
+      <w:r>
+        <w:rPr>
+          <w:b/>
+        </w:rPr>
+        <w:t>pure function</w:t>
+      </w:r>
       <w:r>
         <w:rPr>
           <w:b w:val="0"/>
         </w:rPr>
-        <w:t>Change: Supply zero instead of 7.</w:t>
-      </w:r>
-    </w:p>
-    <w:p>
-      <w:pPr>
-        <w:pStyle w:val="Heading3"/>
-      </w:pPr>
-      <w:r>
-        <w:t>Predicted result</w:t>
+        <w:t xml:space="preserve"> returns "Room " plus a supplied positive integer.</w:t>
       </w:r>
     </w:p>
     <w:p>
       <w:pPr>
         <w:spacing w:line="336" w:lineRule="auto" w:after="180"/>
-        <w:shd w:fill="F1F6FC"/>
-      </w:pPr>
-      <w:r>
-        <w:rPr>
-          <w:b/>
-        </w:rPr>
-        <w:t>Prediction</w:t>
-      </w:r>
+      </w:pPr>
       <w:r>
         <w:rPr>
           <w:b w:val="0"/>
         </w:rPr>
-        <w:t xml:space="preserve">: Reject the </w:t>
+        <w:t xml:space="preserve">Accepted </w:t>
       </w:r>
       <w:r>
         <w:rPr>
@@ -729,424 +1449,6 @@
         <w:rPr>
           <w:b w:val="0"/>
         </w:rPr>
-        <w:t xml:space="preserve"> under the stated positive-integer contract.</w:t>
-      </w:r>
-    </w:p>
-    <w:p>
-      <w:pPr>
-        <w:pStyle w:val="Heading3"/>
-      </w:pPr>
-      <w:r>
-        <w:t>Why the result follows</w:t>
-      </w:r>
-    </w:p>
-    <w:p>
-      <w:pPr>
-        <w:spacing w:line="336" w:lineRule="auto" w:after="180"/>
-        <w:shd w:fill="F1F6FC"/>
-      </w:pPr>
-      <w:r>
-        <w:rPr>
-          <w:b w:val="0"/>
-        </w:rPr>
-        <w:t>Reason: Zero has the right type but violates the value requirement.</w:t>
-      </w:r>
-    </w:p>
-    <w:p>
-      <w:pPr>
-        <w:pStyle w:val="Heading1"/>
-      </w:pPr>
-      <w:r>
-        <w:t>05. Words that unlock the idea</w:t>
-      </w:r>
-    </w:p>
-    <w:p>
-      <w:r>
-        <w:t>Use the vocabulary of Testing pure components to explain a concrete decision, rather than only memorising definitions.</w:t>
-      </w:r>
-    </w:p>
-    <w:tbl>
-      <w:tblPr>
-        <w:tblStyle w:val="LightShading-Accent1"/>
-        <w:tblW w:type="auto" w:w="0"/>
-        <w:tblLook w:firstColumn="1" w:firstRow="1" w:lastColumn="0" w:lastRow="0" w:noHBand="0" w:noVBand="1" w:val="04A0"/>
-      </w:tblPr>
-      <w:tblGrid>
-        <w:gridCol w:w="5112"/>
-        <w:gridCol w:w="5112"/>
-      </w:tblGrid>
-      <w:tr>
-        <w:trPr>
-          <w:tblHeader/>
-        </w:trPr>
-        <w:tc>
-          <w:tcPr>
-            <w:tcW w:type="dxa" w:w="5112"/>
-          </w:tcPr>
-          <w:p>
-            <w:r>
-              <w:t>Word</w:t>
-            </w:r>
-          </w:p>
-        </w:tc>
-        <w:tc>
-          <w:tcPr>
-            <w:tcW w:type="dxa" w:w="5112"/>
-          </w:tcPr>
-          <w:p>
-            <w:r>
-              <w:t>Meaning</w:t>
-            </w:r>
-          </w:p>
-        </w:tc>
-      </w:tr>
-      <w:tr>
-        <w:tc>
-          <w:tcPr>
-            <w:tcW w:type="dxa" w:w="5112"/>
-          </w:tcPr>
-          <w:p>
-            <w:r>
-              <w:t>Pure function</w:t>
-            </w:r>
-          </w:p>
-        </w:tc>
-        <w:tc>
-          <w:tcPr>
-            <w:tcW w:type="dxa" w:w="5112"/>
-          </w:tcPr>
-          <w:p>
-            <w:r>
-              <w:t>A computation with no externally observable side effects</w:t>
-            </w:r>
-          </w:p>
-        </w:tc>
-      </w:tr>
-      <w:tr>
-        <w:tc>
-          <w:tcPr>
-            <w:tcW w:type="dxa" w:w="5112"/>
-          </w:tcPr>
-          <w:p>
-            <w:r>
-              <w:t>Boundary case</w:t>
-            </w:r>
-          </w:p>
-        </w:tc>
-        <w:tc>
-          <w:tcPr>
-            <w:tcW w:type="dxa" w:w="5112"/>
-          </w:tcPr>
-          <w:p>
-            <w:r>
-              <w:t>An input at a contract edge</w:t>
-            </w:r>
-          </w:p>
-        </w:tc>
-      </w:tr>
-      <w:tr>
-        <w:tc>
-          <w:tcPr>
-            <w:tcW w:type="dxa" w:w="5112"/>
-          </w:tcPr>
-          <w:p>
-            <w:r>
-              <w:t>Expected outcome</w:t>
-            </w:r>
-          </w:p>
-        </w:tc>
-        <w:tc>
-          <w:tcPr>
-            <w:tcW w:type="dxa" w:w="5112"/>
-          </w:tcPr>
-          <w:p>
-            <w:r>
-              <w:t>The result or error specified before execution</w:t>
-            </w:r>
-          </w:p>
-        </w:tc>
-      </w:tr>
-    </w:tbl>
-    <w:p>
-      <w:pPr>
-        <w:pStyle w:val="Heading3"/>
-      </w:pPr>
-      <w:r>
-        <w:t>Use two terms to explain a step in this week’s example.</w:t>
-      </w:r>
-    </w:p>
-    <w:p>
-      <w:r>
-        <w:t>________________________________________________________________</w:t>
-      </w:r>
-    </w:p>
-    <w:p>
-      <w:r>
-        <w:t>________________________________________________________________</w:t>
-      </w:r>
-    </w:p>
-    <w:p>
-      <w:r>
-        <w:t>________________________________________________________________</w:t>
-      </w:r>
-    </w:p>
-    <w:p>
-      <w:pPr>
-        <w:pStyle w:val="Heading1"/>
-      </w:pPr>
-      <w:r>
-        <w:t>06. Follow a worked example</w:t>
-      </w:r>
-    </w:p>
-    <w:p>
-      <w:r>
-        <w:t>Follow the worked trace for Testing pure components, predict a step, then compare with its explanation.</w:t>
-      </w:r>
-    </w:p>
-    <w:p>
-      <w:pPr>
-        <w:spacing w:line="336" w:lineRule="auto" w:after="180"/>
-      </w:pPr>
-      <w:r>
-        <w:rPr>
-          <w:b w:val="0"/>
-        </w:rPr>
-        <w:t>Capacity 12, used 5; capacity 12, used 12; capacity 12, used 13.</w:t>
-      </w:r>
-    </w:p>
-    <w:p>
-      <w:pPr>
-        <w:spacing w:line="336" w:lineRule="auto" w:after="180"/>
-      </w:pPr>
-      <w:r>
-        <w:rPr>
-          <w:b w:val="0"/>
-        </w:rPr>
-        <w:t>Results 7 and 0; the third is invalid rather than remaining -1. Preserve the contract failure.</w:t>
-      </w:r>
-    </w:p>
-    <w:p>
-      <w:pPr>
-        <w:pStyle w:val="Heading3"/>
-      </w:pPr>
-      <w:r>
-        <w:t>Worked explanation · Testing pure components</w:t>
-      </w:r>
-    </w:p>
-    <w:p>
-      <w:pPr>
-        <w:spacing w:line="336" w:lineRule="auto" w:after="180"/>
-        <w:shd w:fill="F1F6FC"/>
-      </w:pPr>
-      <w:r>
-        <w:rPr>
-          <w:b w:val="0"/>
-        </w:rPr>
-        <w:t xml:space="preserve">Compare the intermediate </w:t>
-      </w:r>
-      <w:r>
-        <w:rPr>
-          <w:b/>
-        </w:rPr>
-        <w:t>evidence</w:t>
-      </w:r>
-      <w:r>
-        <w:rPr>
-          <w:b w:val="0"/>
-        </w:rPr>
-        <w:t xml:space="preserve"> with the final statement. Explain why each number or decision follows from the stated </w:t>
-      </w:r>
-      <w:r>
-        <w:rPr>
-          <w:b/>
-        </w:rPr>
-        <w:t>input</w:t>
-      </w:r>
-      <w:r>
-        <w:rPr>
-          <w:b w:val="0"/>
-        </w:rPr>
-        <w:t>s.</w:t>
-      </w:r>
-    </w:p>
-    <w:p>
-      <w:pPr>
-        <w:spacing w:line="336" w:lineRule="auto" w:after="180"/>
-        <w:shd w:fill="F1F6FC"/>
-      </w:pPr>
-      <w:r>
-        <w:rPr>
-          <w:b w:val="0"/>
-        </w:rPr>
-        <w:t xml:space="preserve">The conclusion belongs to this scenario and procedure; changing the </w:t>
-      </w:r>
-      <w:r>
-        <w:rPr>
-          <w:b/>
-        </w:rPr>
-        <w:t>input</w:t>
-      </w:r>
-      <w:r>
-        <w:rPr>
-          <w:b w:val="0"/>
-        </w:rPr>
-        <w:t>s, evaluation population or authority can change what it establishes. Retain the raw record so a later revision can be compared honestly.</w:t>
-      </w:r>
-    </w:p>
-    <w:p>
-      <w:pPr>
-        <w:pStyle w:val="Heading3"/>
-      </w:pPr>
-      <w:r>
-        <w:t>Worked explanation · Testing pure components</w:t>
-      </w:r>
-    </w:p>
-    <w:p>
-      <w:pPr>
-        <w:spacing w:line="336" w:lineRule="auto" w:after="180"/>
-        <w:shd w:fill="F1F6FC"/>
-      </w:pPr>
-      <w:r>
-        <w:rPr>
-          <w:b w:val="0"/>
-        </w:rPr>
-        <w:t xml:space="preserve">Optional local lab: predict the printed result before running this standalone Python 3 example. Change one relevant boundary </w:t>
-      </w:r>
-      <w:r>
-        <w:rPr>
-          <w:b/>
-        </w:rPr>
-        <w:t>input</w:t>
-      </w:r>
-      <w:r>
-        <w:rPr>
-          <w:b w:val="0"/>
-        </w:rPr>
-        <w:t>, record the outcome and state the contract or statistical assumptions.</w:t>
-      </w:r>
-    </w:p>
-    <w:p>
-      <w:pPr>
-        <w:spacing w:line="336" w:lineRule="auto" w:after="180"/>
-        <w:shd w:fill="F1F6FC"/>
-      </w:pPr>
-      <w:r>
-        <w:rPr>
-          <w:b w:val="0"/>
-        </w:rPr>
-        <w:t>The program uses fictional values and the Python standard library; it performs no external operations.</w:t>
-      </w:r>
-    </w:p>
-    <w:p>
-      <w:r>
-        <w:rPr>
-          <w:rFonts w:ascii="Courier New" w:hAnsi="Courier New"/>
-          <w:sz w:val="18"/>
-        </w:rPr>
-        <w:t>def nonnegative_integer(value):</w:t>
-        <w:br/>
-        <w:t xml:space="preserve">    return type(value) is int and value &gt;= 0</w:t>
-        <w:br/>
-        <w:br/>
-        <w:t>def remaining(capacity, used):</w:t>
-        <w:br/>
-        <w:t xml:space="preserve">    if not nonnegative_integer(capacity) or not nonnegative_integer(used) or used &gt; capacity:</w:t>
-        <w:br/>
-        <w:t xml:space="preserve">        raise ValueError('capacity/used')</w:t>
-        <w:br/>
-        <w:t xml:space="preserve">    return capacity - used</w:t>
-        <w:br/>
-        <w:br/>
-        <w:t>print(remaining(12, 5))</w:t>
-      </w:r>
-    </w:p>
-    <w:p>
-      <w:pPr>
-        <w:pStyle w:val="Heading3"/>
-      </w:pPr>
-      <w:r>
-        <w:t>Learn from the worked case</w:t>
-      </w:r>
-    </w:p>
-    <w:p>
-      <w:pPr>
-        <w:spacing w:line="336" w:lineRule="auto" w:after="180"/>
-      </w:pPr>
-      <w:r>
-        <w:rPr>
-          <w:b w:val="0"/>
-        </w:rPr>
-        <w:t>Cover the result before checking it. Say what is given, choose the procedure, and follow one step at a time. Then uncover the result and explain your first mismatch. Ask why a step is allowed, not only what number it produces.</w:t>
-      </w:r>
-    </w:p>
-    <w:p>
-      <w:pPr>
-        <w:pStyle w:val="Heading3"/>
-      </w:pPr>
-      <w:r>
-        <w:t>A pictorial worked case: Testing pure components</w:t>
-      </w:r>
-    </w:p>
-    <w:p>
-      <w:pPr>
-        <w:spacing w:line="336" w:lineRule="auto" w:after="180"/>
-      </w:pPr>
-      <w:r>
-        <w:rPr>
-          <w:b w:val="0"/>
-        </w:rPr>
-        <w:t xml:space="preserve">Test a room formatter alone. A </w:t>
-      </w:r>
-      <w:r>
-        <w:rPr>
-          <w:b/>
-        </w:rPr>
-        <w:t>pure function</w:t>
-      </w:r>
-      <w:r>
-        <w:rPr>
-          <w:b w:val="0"/>
-        </w:rPr>
-        <w:t xml:space="preserve"> returns "Room " plus a supplied positive integer.</w:t>
-      </w:r>
-    </w:p>
-    <w:p>
-      <w:pPr>
-        <w:pStyle w:val="Heading3"/>
-      </w:pPr>
-      <w:r>
-        <w:t>The facts we will use</w:t>
-      </w:r>
-    </w:p>
-    <w:p>
-      <w:pPr>
-        <w:pStyle w:val="Heading3"/>
-      </w:pPr>
-      <w:r>
-        <w:t>Supplied facts</w:t>
-      </w:r>
-    </w:p>
-    <w:p>
-      <w:pPr>
-        <w:spacing w:line="336" w:lineRule="auto" w:after="180"/>
-        <w:shd w:fill="F1F6FC"/>
-      </w:pPr>
-      <w:r>
-        <w:rPr>
-          <w:b w:val="0"/>
-        </w:rPr>
-        <w:t xml:space="preserve">Accepted </w:t>
-      </w:r>
-      <w:r>
-        <w:rPr>
-          <w:b/>
-        </w:rPr>
-        <w:t>input</w:t>
-      </w:r>
-      <w:r>
-        <w:rPr>
-          <w:b w:val="0"/>
-        </w:rPr>
         <w:t xml:space="preserve">s are positive integers. Expected </w:t>
       </w:r>
       <w:r>
@@ -1163,11 +1465,41 @@
       </w:r>
     </w:p>
     <w:p>
+      <w:pPr>
+        <w:spacing w:line="336" w:lineRule="auto" w:after="180"/>
+      </w:pPr>
+      <w:r>
+        <w:rPr>
+          <w:b w:val="0"/>
+        </w:rPr>
+        <w:t>The main function subtracts validated counts; the picture is a separate formatter. It accepts a positive integer and returns the exact string "Room " followed by its digits. Input 7 gives "Room 7" and 12 gives "Room 12", with exactly one space after Room. Zero has an integer type but fails this formatter’s positive-value rule, even though zero is valid in some remaining-count cases.</w:t>
+      </w:r>
+    </w:p>
+    <w:p>
+      <w:pPr>
+        <w:spacing w:line="336" w:lineRule="auto" w:after="180"/>
+      </w:pPr>
+      <w:r>
+        <w:rPr>
+          <w:b w:val="0"/>
+        </w:rPr>
+        <w:t>Contracts belong to the specific function; do not transfer a boundary rule without checking it.</w:t>
+      </w:r>
+    </w:p>
+    <w:p>
+      <w:pPr>
+        <w:pStyle w:val="Heading2"/>
+      </w:pPr>
+      <w:r>
+        <w:t>Trace exact text and input validation</w:t>
+      </w:r>
+    </w:p>
+    <w:p>
       <w:r>
         <w:drawing>
           <wp:inline xmlns:a="http://schemas.openxmlformats.org/drawingml/2006/main" xmlns:pic="http://schemas.openxmlformats.org/drawingml/2006/picture">
-            <wp:extent cx="5486400" cy="5145314"/>
-            <wp:docPr id="1" name="Picture 1" descr="Testing pure components. Call with 7: The prefix and supplied numeral produce Room 7.. Compare exact text: The expected text includes one space before 7.. Call with 12: The same fixed procedure produces Room 12."/>
+            <wp:extent cx="5486400" cy="3182112"/>
+            <wp:docPr id="1" name="Picture 1" descr="Call with 7: The prefix and supplied numeral produce Room 7. → Compare exact text: The expected text includes one space before 7. → Call with 12: The same fixed procedure produces Room 12."/>
             <wp:cNvGraphicFramePr>
               <a:graphicFrameLocks noChangeAspect="1"/>
             </wp:cNvGraphicFramePr>
@@ -1175,7 +1507,7 @@
               <a:graphicData uri="http://schemas.openxmlformats.org/drawingml/2006/picture">
                 <pic:pic>
                   <pic:nvPicPr>
-                    <pic:cNvPr id="0" name="academy-visual-ai-6-7.png"/>
+                    <pic:cNvPr id="0" name="academy-story-ai-6-7-02.png"/>
                     <pic:cNvPicPr/>
                   </pic:nvPicPr>
                   <pic:blipFill>
@@ -1187,7 +1519,7 @@
                   <pic:spPr>
                     <a:xfrm>
                       <a:off x="0" y="0"/>
-                      <a:ext cx="5486400" cy="5145314"/>
+                      <a:ext cx="5486400" cy="3182112"/>
                     </a:xfrm>
                     <a:prstGeom prst="rect"/>
                   </pic:spPr>
@@ -1315,24 +1647,7 @@
     </w:p>
     <w:p>
       <w:pPr>
-        <w:pStyle w:val="Heading3"/>
-      </w:pPr>
-      <w:r>
-        <w:t>Why this result follows</w:t>
-      </w:r>
-    </w:p>
-    <w:p>
-      <w:pPr>
-        <w:pStyle w:val="Heading3"/>
-      </w:pPr>
-      <w:r>
-        <w:t>Why the result follows</w:t>
-      </w:r>
-    </w:p>
-    <w:p>
-      <w:pPr>
         <w:spacing w:line="336" w:lineRule="auto" w:after="180"/>
-        <w:shd w:fill="F1F6FC"/>
       </w:pPr>
       <w:r>
         <w:rPr>
@@ -1355,62 +1670,105 @@
     </w:p>
     <w:p>
       <w:pPr>
-        <w:pStyle w:val="Heading3"/>
-      </w:pPr>
-      <w:r>
-        <w:t>What this example does not establish</w:t>
-      </w:r>
-    </w:p>
-    <w:p>
-      <w:pPr>
-        <w:pStyle w:val="Heading3"/>
-      </w:pPr>
-      <w:r>
-        <w:t>Keep the stated limit</w:t>
+        <w:pStyle w:val="Heading2"/>
+      </w:pPr>
+      <w:r>
+        <w:t>Predict zero instead of room7</w:t>
+      </w:r>
+    </w:p>
+    <w:p>
+      <w:pPr>
+        <w:pStyle w:val="ListBullet"/>
+      </w:pPr>
+      <w:r>
+        <w:t>Change one thing: Supply zero instead of 7. Predict the result before checking the explanation. What remains the same?</w:t>
+      </w:r>
+    </w:p>
+    <w:p>
+      <w:pPr>
+        <w:pStyle w:val="Heading2"/>
+      </w:pPr>
+      <w:r>
+        <w:t>Check after predicting · reference / check after trying</w:t>
+      </w:r>
+    </w:p>
+    <w:p>
+      <w:r>
+        <w:drawing>
+          <wp:inline xmlns:a="http://schemas.openxmlformats.org/drawingml/2006/main" xmlns:pic="http://schemas.openxmlformats.org/drawingml/2006/picture">
+            <wp:extent cx="5486400" cy="3026664"/>
+            <wp:docPr id="2" name="Picture 2" descr="Original case: The same fixed procedure produces Room 12. Changed condition: Supply zero instead of 7. Expected result: Reject the input under the stated positive-integer contract. Reason: Zero has the right type but violates the value requirement."/>
+            <wp:cNvGraphicFramePr>
+              <a:graphicFrameLocks noChangeAspect="1"/>
+            </wp:cNvGraphicFramePr>
+            <a:graphic>
+              <a:graphicData uri="http://schemas.openxmlformats.org/drawingml/2006/picture">
+                <pic:pic>
+                  <pic:nvPicPr>
+                    <pic:cNvPr id="0" name="academy-story-ai-6-7-04.png"/>
+                    <pic:cNvPicPr/>
+                  </pic:nvPicPr>
+                  <pic:blipFill>
+                    <a:blip r:embed="rId10"/>
+                    <a:stretch>
+                      <a:fillRect/>
+                    </a:stretch>
+                  </pic:blipFill>
+                  <pic:spPr>
+                    <a:xfrm>
+                      <a:off x="0" y="0"/>
+                      <a:ext cx="5486400" cy="3026664"/>
+                    </a:xfrm>
+                    <a:prstGeom prst="rect"/>
+                  </pic:spPr>
+                </pic:pic>
+              </a:graphicData>
+            </a:graphic>
+          </wp:inline>
+        </w:drawing>
+      </w:r>
+    </w:p>
+    <w:p>
+      <w:pPr>
+        <w:pStyle w:val="Heading2"/>
+      </w:pPr>
+      <w:r>
+        <w:t>Explain spacing, rejection and test limits</w:t>
+      </w:r>
+    </w:p>
+    <w:p>
+      <w:pPr>
+        <w:pStyle w:val="ListBullet"/>
+      </w:pPr>
+      <w:r>
+        <w:t>These tests cover only stated cases; they do not test the full AI service or every invalid value.</w:t>
+      </w:r>
+    </w:p>
+    <w:p>
+      <w:pPr>
+        <w:pStyle w:val="ListBullet"/>
+      </w:pPr>
+      <w:r>
+        <w:t>Read the labelled picture: Predict the formatter outputs for 7 and 12, including spacing. Why does input 0 need rejection under this contract rather than an ordinary formatted response?</w:t>
+      </w:r>
+    </w:p>
+    <w:p>
+      <w:pPr>
+        <w:pStyle w:val="Heading2"/>
+      </w:pPr>
+      <w:r>
+        <w:t>Reference: original optional remaining example · reference / check after trying</w:t>
       </w:r>
     </w:p>
     <w:p>
       <w:pPr>
         <w:spacing w:line="336" w:lineRule="auto" w:after="180"/>
-        <w:shd w:fill="FFF5E6"/>
       </w:pPr>
       <w:r>
         <w:rPr>
           <w:b w:val="0"/>
         </w:rPr>
-        <w:t>These tests cover only stated cases; they do not test the full AI service or every invalid value.</w:t>
-      </w:r>
-    </w:p>
-    <w:p>
-      <w:pPr>
-        <w:pStyle w:val="Heading3"/>
-      </w:pPr>
-      <w:r>
-        <w:t>Keep the stated limit</w:t>
-      </w:r>
-    </w:p>
-    <w:p>
-      <w:pPr>
-        <w:spacing w:line="336" w:lineRule="auto" w:after="180"/>
-        <w:shd w:fill="FFF5E6"/>
-      </w:pPr>
-      <w:r>
-        <w:rPr>
-          <w:b w:val="0"/>
-        </w:rPr>
-        <w:t xml:space="preserve">Read the labelled picture: Predict the formatter </w:t>
-      </w:r>
-      <w:r>
-        <w:rPr>
-          <w:b/>
-        </w:rPr>
-        <w:t>output</w:t>
-      </w:r>
-      <w:r>
-        <w:rPr>
-          <w:b w:val="0"/>
-        </w:rPr>
-        <w:t xml:space="preserve">s for 7 and 12, including spacing. Why does </w:t>
+        <w:t xml:space="preserve">Optional local lab: predict the printed result before running this standalone Python 3 example. Change one relevant boundary </w:t>
       </w:r>
       <w:r>
         <w:rPr>
@@ -1422,27 +1780,136 @@
         <w:rPr>
           <w:b w:val="0"/>
         </w:rPr>
-        <w:t xml:space="preserve"> 0 need rejection under this contract rather than an ordinary formatted response?</w:t>
-      </w:r>
-    </w:p>
-    <w:p>
-      <w:pPr>
-        <w:pStyle w:val="Heading3"/>
-      </w:pPr>
-      <w:r>
-        <w:t>Keep the stated limit</w:t>
+        <w:t>, record the outcome and state the contract or statistical assumptions.</w:t>
       </w:r>
     </w:p>
     <w:p>
       <w:pPr>
         <w:spacing w:line="336" w:lineRule="auto" w:after="180"/>
-        <w:shd w:fill="FFF5E6"/>
       </w:pPr>
       <w:r>
         <w:rPr>
           <w:b w:val="0"/>
         </w:rPr>
-        <w:t>Change one thing: Supply zero instead of 7. Predict the result before checking the explanation. What remains the same?</w:t>
+        <w:t>The program uses fictional values and the Python standard library; it performs no external operations.</w:t>
+      </w:r>
+    </w:p>
+    <w:p>
+      <w:r>
+        <w:rPr>
+          <w:rFonts w:ascii="Courier New" w:hAnsi="Courier New"/>
+          <w:sz w:val="18"/>
+        </w:rPr>
+        <w:t>def nonnegative_integer(value):</w:t>
+        <w:br/>
+        <w:t xml:space="preserve">    return type(value) is int and value &gt;= 0</w:t>
+        <w:br/>
+        <w:br/>
+        <w:t>def remaining(capacity, used):</w:t>
+        <w:br/>
+        <w:t xml:space="preserve">    if not nonnegative_integer(capacity) or not nonnegative_integer(used) or used &gt; capacity:</w:t>
+        <w:br/>
+        <w:t xml:space="preserve">        raise ValueError('capacity/used')</w:t>
+        <w:br/>
+        <w:t xml:space="preserve">    return capacity - used</w:t>
+        <w:br/>
+        <w:br/>
+        <w:t>print(remaining(12, 5))</w:t>
+      </w:r>
+    </w:p>
+    <w:p>
+      <w:pPr>
+        <w:pStyle w:val="Heading2"/>
+      </w:pPr>
+      <w:r>
+        <w:t>Earlier wording, alternatives and picture transcripts · reference / check after trying</w:t>
+      </w:r>
+    </w:p>
+    <w:p>
+      <w:pPr>
+        <w:pStyle w:val="Heading3"/>
+      </w:pPr>
+      <w:r>
+        <w:t>Learn from the worked case</w:t>
+      </w:r>
+    </w:p>
+    <w:p>
+      <w:pPr>
+        <w:spacing w:line="336" w:lineRule="auto" w:after="180"/>
+      </w:pPr>
+      <w:r>
+        <w:rPr>
+          <w:b w:val="0"/>
+        </w:rPr>
+        <w:t>Cover the result before checking it. Say what is given, choose the procedure, and follow one step at a time. Then uncover the result and explain your first mismatch. Ask why a step is allowed, not only what number it produces.</w:t>
+      </w:r>
+    </w:p>
+    <w:p>
+      <w:pPr>
+        <w:pStyle w:val="Heading3"/>
+      </w:pPr>
+      <w:r>
+        <w:t>A pictorial worked case: Testing pure components</w:t>
+      </w:r>
+    </w:p>
+    <w:p>
+      <w:pPr>
+        <w:pStyle w:val="Heading3"/>
+      </w:pPr>
+      <w:r>
+        <w:t>The facts we will use</w:t>
+      </w:r>
+    </w:p>
+    <w:p>
+      <w:r>
+        <w:drawing>
+          <wp:inline xmlns:a="http://schemas.openxmlformats.org/drawingml/2006/main" xmlns:pic="http://schemas.openxmlformats.org/drawingml/2006/picture">
+            <wp:extent cx="5486400" cy="5145314"/>
+            <wp:docPr id="3" name="Picture 3" descr="Testing pure components. Call with 7: The prefix and supplied numeral produce Room 7.. Compare exact text: The expected text includes one space before 7.. Call with 12: The same fixed procedure produces Room 12."/>
+            <wp:cNvGraphicFramePr>
+              <a:graphicFrameLocks noChangeAspect="1"/>
+            </wp:cNvGraphicFramePr>
+            <a:graphic>
+              <a:graphicData uri="http://schemas.openxmlformats.org/drawingml/2006/picture">
+                <pic:pic>
+                  <pic:nvPicPr>
+                    <pic:cNvPr id="0" name="academy-visual-ai-6-7.png"/>
+                    <pic:cNvPicPr/>
+                  </pic:nvPicPr>
+                  <pic:blipFill>
+                    <a:blip r:embed="rId11"/>
+                    <a:stretch>
+                      <a:fillRect/>
+                    </a:stretch>
+                  </pic:blipFill>
+                  <pic:spPr>
+                    <a:xfrm>
+                      <a:off x="0" y="0"/>
+                      <a:ext cx="5486400" cy="5145314"/>
+                    </a:xfrm>
+                    <a:prstGeom prst="rect"/>
+                  </pic:spPr>
+                </pic:pic>
+              </a:graphicData>
+            </a:graphic>
+          </wp:inline>
+        </w:drawing>
+      </w:r>
+    </w:p>
+    <w:p>
+      <w:pPr>
+        <w:pStyle w:val="Heading3"/>
+      </w:pPr>
+      <w:r>
+        <w:t>Why this result follows</w:t>
+      </w:r>
+    </w:p>
+    <w:p>
+      <w:pPr>
+        <w:pStyle w:val="Heading3"/>
+      </w:pPr>
+      <w:r>
+        <w:t>What this example does not establish</w:t>
       </w:r>
     </w:p>
     <w:p>
@@ -1450,12 +1917,20 @@
         <w:pStyle w:val="Heading1"/>
       </w:pPr>
       <w:r>
-        <w:t>07. Find and repair a mistake</w:t>
-      </w:r>
-    </w:p>
-    <w:p>
-      <w:r>
-        <w:t>Find the unsupported step in the Testing pure components claim and explain a repair using the supplied evidence.</w:t>
+        <w:t>07. Know what a passing component test did and did not check</w:t>
+      </w:r>
+    </w:p>
+    <w:p>
+      <w:r>
+        <w:t>An expected rejection is a successful contract test.</w:t>
+      </w:r>
+    </w:p>
+    <w:p>
+      <w:pPr>
+        <w:pStyle w:val="Heading2"/>
+      </w:pPr>
+      <w:r>
+        <w:t>Core unit-versus-integration qualification</w:t>
       </w:r>
     </w:p>
     <w:p>
@@ -1483,16 +1958,7 @@
     </w:p>
     <w:p>
       <w:pPr>
-        <w:pStyle w:val="Heading3"/>
-      </w:pPr>
-      <w:r>
-        <w:t>Check the claim against the facts</w:t>
-      </w:r>
-    </w:p>
-    <w:p>
-      <w:pPr>
         <w:spacing w:line="336" w:lineRule="auto" w:after="180"/>
-        <w:shd w:fill="FFF5E6"/>
       </w:pPr>
       <w:r>
         <w:rPr>
@@ -1504,7 +1970,6 @@
     <w:p>
       <w:pPr>
         <w:spacing w:line="336" w:lineRule="auto" w:after="180"/>
-        <w:shd w:fill="FFF5E6"/>
       </w:pPr>
       <w:r>
         <w:rPr>
@@ -1527,6 +1992,212 @@
     </w:p>
     <w:p>
       <w:pPr>
+        <w:pStyle w:val="Heading2"/>
+      </w:pPr>
+      <w:r>
+        <w:t>Complete test-evidence interpretation</w:t>
+      </w:r>
+    </w:p>
+    <w:tbl>
+      <w:tblPr>
+        <w:tblStyle w:val="LightShading-Accent1"/>
+        <w:tblW w:type="auto" w:w="0"/>
+        <w:tblLook w:firstColumn="1" w:firstRow="1" w:lastColumn="0" w:lastRow="0" w:noHBand="0" w:noVBand="1" w:val="04A0"/>
+      </w:tblPr>
+      <w:tblGrid>
+        <w:gridCol w:w="5112"/>
+        <w:gridCol w:w="5112"/>
+      </w:tblGrid>
+      <w:tr>
+        <w:trPr>
+          <w:tblHeader/>
+        </w:trPr>
+        <w:tc>
+          <w:tcPr>
+            <w:tcW w:type="dxa" w:w="5112"/>
+          </w:tcPr>
+          <w:p>
+            <w:r>
+              <w:t>Test or evidence</w:t>
+            </w:r>
+          </w:p>
+        </w:tc>
+        <w:tc>
+          <w:tcPr>
+            <w:tcW w:type="dxa" w:w="5112"/>
+          </w:tcPr>
+          <w:p>
+            <w:r>
+              <w:t>What it can establish</w:t>
+            </w:r>
+          </w:p>
+        </w:tc>
+      </w:tr>
+      <w:tr>
+        <w:tc>
+          <w:tcPr>
+            <w:tcW w:type="dxa" w:w="5112"/>
+          </w:tcPr>
+          <w:p>
+            <w:r>
+              <w:t>Expected outcome specified before a run</w:t>
+            </w:r>
+          </w:p>
+        </w:tc>
+        <w:tc>
+          <w:tcPr>
+            <w:tcW w:type="dxa" w:w="5112"/>
+          </w:tcPr>
+          <w:p>
+            <w:r>
+              <w:t>A comparison target from the contract, not an invented observation</w:t>
+            </w:r>
+          </w:p>
+        </w:tc>
+      </w:tr>
+      <w:tr>
+        <w:tc>
+          <w:tcPr>
+            <w:tcW w:type="dxa" w:w="5112"/>
+          </w:tcPr>
+          <w:p>
+            <w:r>
+              <w:t>remaining(12, 5) returns 7</w:t>
+            </w:r>
+          </w:p>
+        </w:tc>
+        <w:tc>
+          <w:tcPr>
+            <w:tcW w:type="dxa" w:w="5112"/>
+          </w:tcPr>
+          <w:p>
+            <w:r>
+              <w:t>Agreement for this supplied input</w:t>
+            </w:r>
+          </w:p>
+        </w:tc>
+      </w:tr>
+      <w:tr>
+        <w:tc>
+          <w:tcPr>
+            <w:tcW w:type="dxa" w:w="5112"/>
+          </w:tcPr>
+          <w:p>
+            <w:r>
+              <w:t>remaining(12, 13) raises ValueError</w:t>
+            </w:r>
+          </w:p>
+        </w:tc>
+        <w:tc>
+          <w:tcPr>
+            <w:tcW w:type="dxa" w:w="5112"/>
+          </w:tcPr>
+          <w:p>
+            <w:r>
+              <w:t>Correct rejection for this out-of-range case</w:t>
+            </w:r>
+          </w:p>
+        </w:tc>
+      </w:tr>
+      <w:tr>
+        <w:tc>
+          <w:tcPr>
+            <w:tcW w:type="dxa" w:w="5112"/>
+          </w:tcPr>
+          <w:p>
+            <w:r>
+              <w:t>Repeated same-input calls agree</w:t>
+            </w:r>
+          </w:p>
+        </w:tc>
+        <w:tc>
+          <w:tcPr>
+            <w:tcW w:type="dxa" w:w="5112"/>
+          </w:tcPr>
+          <w:p>
+            <w:r>
+              <w:t>A repeatability check on those calls, not a proof covering all external-state dependence</w:t>
+            </w:r>
+          </w:p>
+        </w:tc>
+      </w:tr>
+      <w:tr>
+        <w:tc>
+          <w:tcPr>
+            <w:tcW w:type="dxa" w:w="5112"/>
+          </w:tcPr>
+          <w:p>
+            <w:r>
+              <w:t>A finite property sweep</w:t>
+            </w:r>
+          </w:p>
+        </w:tc>
+        <w:tc>
+          <w:tcPr>
+            <w:tcW w:type="dxa" w:w="5112"/>
+          </w:tcPr>
+          <w:p>
+            <w:r>
+              <w:t>Checks invariants on listed finite input ranges; not every possible integer</w:t>
+            </w:r>
+          </w:p>
+        </w:tc>
+      </w:tr>
+      <w:tr>
+        <w:tc>
+          <w:tcPr>
+            <w:tcW w:type="dxa" w:w="5112"/>
+          </w:tcPr>
+          <w:p>
+            <w:r>
+              <w:t>Deliberately wrong subtraction returns 6 instead of7</w:t>
+            </w:r>
+          </w:p>
+        </w:tc>
+        <w:tc>
+          <w:tcPr>
+            <w:tcW w:type="dxa" w:w="5112"/>
+          </w:tcPr>
+          <w:p>
+            <w:r>
+              <w:t>The expected-value test detects this defect</w:t>
+            </w:r>
+          </w:p>
+        </w:tc>
+      </w:tr>
+      <w:tr>
+        <w:tc>
+          <w:tcPr>
+            <w:tcW w:type="dxa" w:w="5112"/>
+          </w:tcPr>
+          <w:p>
+            <w:r>
+              <w:t>All unit cases pass</w:t>
+            </w:r>
+          </w:p>
+        </w:tc>
+        <w:tc>
+          <w:tcPr>
+            <w:tcW w:type="dxa" w:w="5112"/>
+          </w:tcPr>
+          <w:p>
+            <w:r>
+              <w:t>These component checks pass; permissions, integration, real data and model behaviour remain separate</w:t>
+            </w:r>
+          </w:p>
+        </w:tc>
+      </w:tr>
+    </w:tbl>
+    <w:p>
+      <w:pPr>
+        <w:pStyle w:val="Heading2"/>
+      </w:pPr>
+      <w:r>
+        <w:t>Guided explanation and repair</w:t>
+      </w:r>
+    </w:p>
+    <w:p>
+      <w:pPr>
         <w:pStyle w:val="Heading3"/>
       </w:pPr>
       <w:r>
@@ -1560,44 +2231,93 @@
     </w:p>
     <w:p>
       <w:pPr>
+        <w:pStyle w:val="ListBullet"/>
+      </w:pPr>
+      <w:r>
+        <w:t>A report omits this qualification: Passing unit cases for a pure function does not establish integration permissions or model-dependent behaviour. Explain how omitting it could change a reader's interpretation, and write an accurate replacement.</w:t>
+      </w:r>
+    </w:p>
+    <w:p>
+      <w:pPr>
         <w:pStyle w:val="Heading3"/>
       </w:pPr>
       <w:r>
+        <w:t>State one repair and the checks you would rerun.</w:t>
+      </w:r>
+    </w:p>
+    <w:p>
+      <w:r>
+        <w:t>________________________________________________________________</w:t>
+      </w:r>
+    </w:p>
+    <w:p>
+      <w:r>
+        <w:t>________________________________________________________________</w:t>
+      </w:r>
+    </w:p>
+    <w:p>
+      <w:r>
+        <w:t>________________________________________________________________</w:t>
+      </w:r>
+    </w:p>
+    <w:p>
+      <w:r>
+        <w:t>________________________________________________________________</w:t>
+      </w:r>
+    </w:p>
+    <w:p>
+      <w:r>
+        <w:t>________________________________________________________________</w:t>
+      </w:r>
+    </w:p>
+    <w:p>
+      <w:r>
+        <w:t>________________________________________________________________</w:t>
+      </w:r>
+    </w:p>
+    <w:p>
+      <w:pPr>
+        <w:pStyle w:val="Heading2"/>
+      </w:pPr>
+      <w:r>
+        <w:t>Earlier wording, alternatives and picture transcripts · reference / check after trying</w:t>
+      </w:r>
+    </w:p>
+    <w:p>
+      <w:pPr>
+        <w:pStyle w:val="Heading3"/>
+      </w:pPr>
+      <w:r>
         <w:t>Locate the earliest unsupported step</w:t>
       </w:r>
     </w:p>
     <w:p>
       <w:pPr>
-        <w:spacing w:line="336" w:lineRule="auto" w:after="180"/>
-      </w:pPr>
-      <w:r>
-        <w:rPr>
-          <w:b w:val="0"/>
-        </w:rPr>
-        <w:t xml:space="preserve">A report omits this qualification: Passing unit cases for a </w:t>
-      </w:r>
-      <w:r>
-        <w:rPr>
-          <w:b/>
-        </w:rPr>
-        <w:t>pure function</w:t>
-      </w:r>
-      <w:r>
-        <w:rPr>
-          <w:b w:val="0"/>
-        </w:rPr>
-        <w:t xml:space="preserve"> does not establish integration permissions or model-dependent behaviour.</w:t>
-      </w:r>
-    </w:p>
-    <w:p>
-      <w:pPr>
-        <w:spacing w:line="336" w:lineRule="auto" w:after="180"/>
-      </w:pPr>
-      <w:r>
-        <w:rPr>
-          <w:b w:val="0"/>
-        </w:rPr>
-        <w:t>Explain how omitting it could change a reader's interpretation, and write an accurate replacement.</w:t>
+        <w:pStyle w:val="Heading1"/>
+      </w:pPr>
+      <w:r>
+        <w:t>08. Practise deriving expected results from the contract</w:t>
+      </w:r>
+    </w:p>
+    <w:p>
+      <w:r>
+        <w:t>Write the reason beside every value or error.</w:t>
+      </w:r>
+    </w:p>
+    <w:p>
+      <w:pPr>
+        <w:pStyle w:val="Heading2"/>
+      </w:pPr>
+      <w:r>
+        <w:t>Current explanation and guided scope check</w:t>
+      </w:r>
+    </w:p>
+    <w:p>
+      <w:pPr>
+        <w:pStyle w:val="ListBullet"/>
+      </w:pPr>
+      <w:r>
+        <w:t>Explain the weekly mechanism in your own words. Use the worked scenario to name its input, decision rule and output.</w:t>
       </w:r>
     </w:p>
     <w:p>
@@ -1605,7 +2325,7 @@
         <w:pStyle w:val="Heading3"/>
       </w:pPr>
       <w:r>
-        <w:t>State one repair and the checks you would rerun.</w:t>
+        <w:t>Guided: restate the worked result, then name the assumption or limitation that prevents a broader conclusion.</w:t>
       </w:r>
     </w:p>
     <w:p>
@@ -1634,79 +2354,19 @@
       </w:r>
     </w:p>
     <w:p>
+      <w:pPr>
+        <w:pStyle w:val="Heading3"/>
+      </w:pPr>
+      <w:r>
+        <w:t>Explain your prediction to a partner before comparing results.</w:t>
+      </w:r>
+    </w:p>
+    <w:p>
       <w:r>
         <w:t>________________________________________________________________</w:t>
       </w:r>
     </w:p>
     <w:p>
-      <w:pPr>
-        <w:pStyle w:val="Heading1"/>
-      </w:pPr>
-      <w:r>
-        <w:t>08. Practise together</w:t>
-      </w:r>
-    </w:p>
-    <w:p>
-      <w:r>
-        <w:t>Practise Testing pure components with support, then explain the deciding step in your own words.</w:t>
-      </w:r>
-    </w:p>
-    <w:p>
-      <w:pPr>
-        <w:spacing w:line="336" w:lineRule="auto" w:after="180"/>
-      </w:pPr>
-      <w:r>
-        <w:rPr>
-          <w:b w:val="0"/>
-        </w:rPr>
-        <w:t xml:space="preserve">Explain the weekly </w:t>
-      </w:r>
-      <w:r>
-        <w:rPr>
-          <w:b/>
-        </w:rPr>
-        <w:t>mechanism</w:t>
-      </w:r>
-      <w:r>
-        <w:rPr>
-          <w:b w:val="0"/>
-        </w:rPr>
-        <w:t xml:space="preserve"> in your own words. Use the worked scenario to name its </w:t>
-      </w:r>
-      <w:r>
-        <w:rPr>
-          <w:b/>
-        </w:rPr>
-        <w:t>input</w:t>
-      </w:r>
-      <w:r>
-        <w:rPr>
-          <w:b w:val="0"/>
-        </w:rPr>
-        <w:t xml:space="preserve">, decision rule and </w:t>
-      </w:r>
-      <w:r>
-        <w:rPr>
-          <w:b/>
-        </w:rPr>
-        <w:t>output</w:t>
-      </w:r>
-      <w:r>
-        <w:rPr>
-          <w:b w:val="0"/>
-        </w:rPr>
-        <w:t>.</w:t>
-      </w:r>
-    </w:p>
-    <w:p>
-      <w:pPr>
-        <w:pStyle w:val="Heading3"/>
-      </w:pPr>
-      <w:r>
-        <w:t>Guided: restate the worked result, then name the assumption or limitation that prevents a broader conclusion.</w:t>
-      </w:r>
-    </w:p>
-    <w:p>
       <w:r>
         <w:t>________________________________________________________________</w:t>
       </w:r>
@@ -1722,49 +2382,11 @@
       </w:r>
     </w:p>
     <w:p>
-      <w:r>
-        <w:t>________________________________________________________________</w:t>
-      </w:r>
-    </w:p>
-    <w:p>
-      <w:r>
-        <w:t>________________________________________________________________</w:t>
-      </w:r>
-    </w:p>
-    <w:p>
-      <w:pPr>
-        <w:pStyle w:val="Heading3"/>
-      </w:pPr>
-      <w:r>
-        <w:t>Explain your prediction to a partner before comparing results.</w:t>
-      </w:r>
-    </w:p>
-    <w:p>
-      <w:r>
-        <w:t>________________________________________________________________</w:t>
-      </w:r>
-    </w:p>
-    <w:p>
-      <w:r>
-        <w:t>________________________________________________________________</w:t>
-      </w:r>
-    </w:p>
-    <w:p>
-      <w:r>
-        <w:t>________________________________________________________________</w:t>
-      </w:r>
-    </w:p>
-    <w:p>
-      <w:r>
-        <w:t>________________________________________________________________</w:t>
-      </w:r>
-    </w:p>
-    <w:p>
-      <w:pPr>
-        <w:pStyle w:val="Heading3"/>
-      </w:pPr>
-      <w:r>
-        <w:t>Practise with less help: Trace the worked case</w:t>
+      <w:pPr>
+        <w:pStyle w:val="Heading2"/>
+      </w:pPr>
+      <w:r>
+        <w:t>Supported W2 record</w:t>
       </w:r>
     </w:p>
     <w:p>
@@ -1882,94 +2504,49 @@
     </w:p>
     <w:p>
       <w:pPr>
+        <w:pStyle w:val="Heading2"/>
+      </w:pPr>
+      <w:r>
+        <w:t>Individual unit-test limit check</w:t>
+      </w:r>
+    </w:p>
+    <w:p>
+      <w:pPr>
+        <w:pStyle w:val="ListBullet"/>
+      </w:pPr>
+      <w:r>
+        <w:t>Use the worked case for Testing pure components. Proposed explanation: “The worked result establishes every future case”. Decide whether this explanation is supported. Point to the step or supplied fact that decides; explain your repair if needed.</w:t>
+      </w:r>
+    </w:p>
+    <w:p>
+      <w:pPr>
+        <w:pStyle w:val="ListBullet"/>
+      </w:pPr>
+      <w:r>
+        <w:t>Answer on your own before discussion. If you are unsure, say which step you need help with.</w:t>
+      </w:r>
+    </w:p>
+    <w:p>
+      <w:pPr>
+        <w:pStyle w:val="Heading2"/>
+      </w:pPr>
+      <w:r>
+        <w:t>Formatter picture response</w:t>
+      </w:r>
+    </w:p>
+    <w:p>
+      <w:pPr>
+        <w:pStyle w:val="ListBullet"/>
+      </w:pPr>
+      <w:r>
+        <w:t>Predict the formatter outputs for 7 and 12, including spacing. Why does input 0 need rejection under this contract rather than an ordinary formatted response?</w:t>
+      </w:r>
+    </w:p>
+    <w:p>
+      <w:pPr>
         <w:pStyle w:val="Heading3"/>
       </w:pPr>
       <w:r>
-        <w:t>Check your reasoning</w:t>
-      </w:r>
-    </w:p>
-    <w:p>
-      <w:pPr>
-        <w:spacing w:line="336" w:lineRule="auto" w:after="180"/>
-      </w:pPr>
-      <w:r>
-        <w:rPr>
-          <w:b w:val="0"/>
-        </w:rPr>
-        <w:t>Use the worked case for Testing pure components. Proposed explanation: “The worked result establishes every future case”. Decide whether this explanation is supported.</w:t>
-      </w:r>
-    </w:p>
-    <w:p>
-      <w:pPr>
-        <w:spacing w:line="336" w:lineRule="auto" w:after="180"/>
-      </w:pPr>
-      <w:r>
-        <w:rPr>
-          <w:b w:val="0"/>
-        </w:rPr>
-        <w:t>Point to the step or supplied fact that decides; explain your repair if needed.</w:t>
-      </w:r>
-    </w:p>
-    <w:p>
-      <w:pPr>
-        <w:spacing w:line="336" w:lineRule="auto" w:after="180"/>
-      </w:pPr>
-      <w:r>
-        <w:rPr>
-          <w:b w:val="0"/>
-        </w:rPr>
-        <w:t>Answer on your own before discussion. If you are unsure, say which step you need help with.</w:t>
-      </w:r>
-    </w:p>
-    <w:p>
-      <w:pPr>
-        <w:pStyle w:val="Heading3"/>
-      </w:pPr>
-      <w:r>
-        <w:t>Explain the picture</w:t>
-      </w:r>
-    </w:p>
-    <w:p>
-      <w:pPr>
-        <w:spacing w:line="336" w:lineRule="auto" w:after="180"/>
-        <w:shd w:fill="F5F1FB"/>
-      </w:pPr>
-      <w:r>
-        <w:rPr>
-          <w:b w:val="0"/>
-        </w:rPr>
-        <w:t xml:space="preserve">Predict the formatter </w:t>
-      </w:r>
-      <w:r>
-        <w:rPr>
-          <w:b/>
-        </w:rPr>
-        <w:t>output</w:t>
-      </w:r>
-      <w:r>
-        <w:rPr>
-          <w:b w:val="0"/>
-        </w:rPr>
-        <w:t xml:space="preserve">s for 7 and 12, including spacing. Why does </w:t>
-      </w:r>
-      <w:r>
-        <w:rPr>
-          <w:b/>
-        </w:rPr>
-        <w:t>input</w:t>
-      </w:r>
-      <w:r>
-        <w:rPr>
-          <w:b w:val="0"/>
-        </w:rPr>
-        <w:t xml:space="preserve"> 0 need rejection under this contract rather than an ordinary formatted response?</w:t>
-      </w:r>
-    </w:p>
-    <w:p>
-      <w:pPr>
-        <w:pStyle w:val="Heading3"/>
-      </w:pPr>
-      <w:r>
         <w:t>My explanation using a pictured step and the given facts</w:t>
       </w:r>
     </w:p>
@@ -1991,6 +2568,14 @@
     <w:p>
       <w:r>
         <w:t>________________________________________________________________</w:t>
+      </w:r>
+    </w:p>
+    <w:p>
+      <w:pPr>
+        <w:pStyle w:val="Heading2"/>
+      </w:pPr>
+      <w:r>
+        <w:t>Reserve independent capacity9 cases</w:t>
       </w:r>
     </w:p>
     <w:p>
@@ -2006,23 +2591,55 @@
     </w:p>
     <w:p>
       <w:pPr>
+        <w:pStyle w:val="Heading2"/>
+      </w:pPr>
+      <w:r>
+        <w:t>Earlier wording, alternatives and picture transcripts · reference / check after trying</w:t>
+      </w:r>
+    </w:p>
+    <w:p>
+      <w:pPr>
+        <w:pStyle w:val="Heading3"/>
+      </w:pPr>
+      <w:r>
+        <w:t>Practise with less help: Trace the worked case</w:t>
+      </w:r>
+    </w:p>
+    <w:p>
+      <w:pPr>
+        <w:pStyle w:val="Heading3"/>
+      </w:pPr>
+      <w:r>
+        <w:t>Check your reasoning</w:t>
+      </w:r>
+    </w:p>
+    <w:p>
+      <w:pPr>
+        <w:pStyle w:val="Heading3"/>
+      </w:pPr>
+      <w:r>
+        <w:t>Explain the picture</w:t>
+      </w:r>
+    </w:p>
+    <w:p>
+      <w:pPr>
         <w:pStyle w:val="Heading1"/>
       </w:pPr>
       <w:r>
-        <w:t>09. Run the investigation</w:t>
-      </w:r>
-    </w:p>
-    <w:p>
-      <w:r>
-        <w:t>Investigate Testing pure components. Record the prediction, actual observation or labelled paper trace, explanation and next test separately.</w:t>
-      </w:r>
-    </w:p>
-    <w:p>
-      <w:pPr>
-        <w:pStyle w:val="Heading3"/>
-      </w:pPr>
-      <w:r>
-        <w:t>Predict, investigate and preserve the evidence</w:t>
+        <w:t>09. Run the complete unit-case and defect-detection audit</w:t>
+      </w:r>
+    </w:p>
+    <w:p>
+      <w:r>
+        <w:t>Keep expected outcomes, actual outcomes and pass/fail evidence in one record.</w:t>
+      </w:r>
+    </w:p>
+    <w:p>
+      <w:pPr>
+        <w:pStyle w:val="Heading2"/>
+      </w:pPr>
+      <w:r>
+        <w:t>Current main boundary investigation</w:t>
       </w:r>
     </w:p>
     <w:p>
@@ -2037,26 +2654,128 @@
       </w:r>
     </w:p>
     <w:p>
+      <w:pPr>
+        <w:pStyle w:val="Heading2"/>
+      </w:pPr>
+      <w:r>
+        <w:t>Complete runnable tests and explicit faulty variant</w:t>
+      </w:r>
+    </w:p>
+    <w:p>
       <w:r>
         <w:rPr>
           <w:rFonts w:ascii="Courier New" w:hAnsi="Courier New"/>
           <w:sz w:val="18"/>
         </w:rPr>
-        <w:t>def nonnegative_integer(value):</w:t>
+        <w:t>"""Exact expected-value/error tests for two supplied pure components."""</w:t>
         <w:br/>
-        <w:t xml:space="preserve">    return type(value) is int and value &gt;= 0</w:t>
+        <w:t>def remaining(capacity,used):</w:t>
+        <w:br/>
+        <w:t xml:space="preserve">    if type(capacity) is not int or type(used) is not int:</w:t>
+        <w:br/>
+        <w:t xml:space="preserve">        raise ValueError('capacity/used type')</w:t>
+        <w:br/>
+        <w:t xml:space="preserve">    if not 0&lt;=used&lt;=capacity:</w:t>
+        <w:br/>
+        <w:t xml:space="preserve">        raise ValueError('capacity/used range')</w:t>
+        <w:br/>
+        <w:t xml:space="preserve">    return capacity-used</w:t>
         <w:br/>
         <w:br/>
-        <w:t>def remaining(capacity, used):</w:t>
+        <w:t>def room_label(number):</w:t>
         <w:br/>
-        <w:t xml:space="preserve">    if not nonnegative_integer(capacity) or not nonnegative_integer(used) or used &gt; capacity:</w:t>
+        <w:t xml:space="preserve">    if type(number) is not int or number&lt;=0:</w:t>
         <w:br/>
-        <w:t xml:space="preserve">        raise ValueError('capacity/used')</w:t>
+        <w:t xml:space="preserve">        raise ValueError('positive room number')</w:t>
         <w:br/>
-        <w:t xml:space="preserve">    return capacity - used</w:t>
+        <w:t xml:space="preserve">    return 'Room '+str(number)</w:t>
         <w:br/>
         <w:br/>
-        <w:t>print(remaining(12, 5))</w:t>
+        <w:t>def check(function,args,expected):</w:t>
+        <w:br/>
+        <w:t xml:space="preserve">    try:</w:t>
+        <w:br/>
+        <w:t xml:space="preserve">        actual=('value',function(*args))</w:t>
+        <w:br/>
+        <w:t xml:space="preserve">    except ValueError:</w:t>
+        <w:br/>
+        <w:t xml:space="preserve">        actual=('error','ValueError')</w:t>
+        <w:br/>
+        <w:t xml:space="preserve">    return {'input':args,'expected':expected,'actual':actual,'passed':actual==expected}</w:t>
+        <w:br/>
+        <w:br/>
+        <w:t>cases=[((12,5),('value',7)),((12,12),('value',0)),((0,0),('value',0)),</w:t>
+        <w:br/>
+        <w:t xml:space="preserve">       ((12,13),('error','ValueError')),((12,-2),('error','ValueError')),</w:t>
+        <w:br/>
+        <w:t xml:space="preserve">       ((12,'5'),('error','ValueError')),((True,0),('error','ValueError'))]</w:t>
+        <w:br/>
+        <w:t>records=[check(remaining,args,expected) for args,expected in cases]</w:t>
+        <w:br/>
+        <w:t>for record in records:print('Remaining:',record)</w:t>
+        <w:br/>
+        <w:t>assert all(r['passed'] for r in records)</w:t>
+        <w:br/>
+        <w:t>formatter=[check(room_label,(7,),('value','Room 7')),</w:t>
+        <w:br/>
+        <w:t xml:space="preserve">           check(room_label,(12,),('value','Room 12')),</w:t>
+        <w:br/>
+        <w:t xml:space="preserve">           check(room_label,(0,),('error','ValueError'))]</w:t>
+        <w:br/>
+        <w:t>for record in formatter:print('Formatter:',record)</w:t>
+        <w:br/>
+        <w:t>assert all(r['passed'] for r in formatter)</w:t>
+        <w:br/>
+        <w:t>assert remaining(12,5)==remaining(12,5)  # repeated call, not new service evidence</w:t>
+        <w:br/>
+        <w:t># Finite property sweep, not an exhaustive proof for every integer.</w:t>
+        <w:br/>
+        <w:t>for capacity in range(9):</w:t>
+        <w:br/>
+        <w:t xml:space="preserve">    for used in range(capacity+1):</w:t>
+        <w:br/>
+        <w:t xml:space="preserve">        value=remaining(capacity,used)</w:t>
+        <w:br/>
+        <w:t xml:space="preserve">        assert 0&lt;=value&lt;=capacity and value+used==capacity</w:t>
+        <w:br/>
+        <w:t># Deliberate wrong copy: tests should detect a changed outcome.</w:t>
+        <w:br/>
+        <w:t>def off_by_one(capacity,used):</w:t>
+        <w:br/>
+        <w:t xml:space="preserve">    return capacity-used-1</w:t>
+        <w:br/>
+        <w:t>fault=check(off_by_one,(12,5),('value',7))</w:t>
+        <w:br/>
+        <w:t>assert not fault['passed'] and fault['actual']==('value',6)</w:t>
+        <w:br/>
+        <w:t>print('Deliberate defect detected:',fault)</w:t>
+        <w:br/>
+        <w:t>print('Unit cases do not test live room data, authorization, network, model or full integration.')</w:t>
+        <w:br/>
+      </w:r>
+    </w:p>
+    <w:p>
+      <w:pPr>
+        <w:pStyle w:val="Heading2"/>
+      </w:pPr>
+      <w:r>
+        <w:t>Expected records, finite properties and limits</w:t>
+      </w:r>
+    </w:p>
+    <w:p>
+      <w:pPr>
+        <w:pStyle w:val="ListNumber"/>
+      </w:pPr>
+      <w:r>
+        <w:t>Predict each expected/actual record before running or tracing. The complete harness distinguishes a returned value from ValueError and compares exact outcomes. It tests normal, equality, zero, range and type cases for remaining, then exact strings and zero rejection for the separate formatter. A finite sweep checks nonnegative/bounded results and value + used = capacity. A deliberately wrong copy subtracts one extra place and is caught by the expected-value test; its failed record is intentional evidence that this test detects that defect. No external service is called. Keep the new capacity 9 set for individual explanation.</w:t>
+      </w:r>
+    </w:p>
+    <w:p>
+      <w:pPr>
+        <w:pStyle w:val="Heading2"/>
+      </w:pPr>
+      <w:r>
+        <w:t>Evidence ledger and reflection</w:t>
       </w:r>
     </w:p>
     <w:tbl>
@@ -2208,14 +2927,6 @@
     </w:p>
     <w:p>
       <w:pPr>
-        <w:pStyle w:val="Heading3"/>
-      </w:pPr>
-      <w:r>
-        <w:t>Plan → try → check</w:t>
-      </w:r>
-    </w:p>
-    <w:p>
-      <w:pPr>
         <w:spacing w:line="336" w:lineRule="auto" w:after="180"/>
       </w:pPr>
       <w:r>
@@ -2227,23 +2938,78 @@
     </w:p>
     <w:p>
       <w:pPr>
+        <w:pStyle w:val="Heading2"/>
+      </w:pPr>
+      <w:r>
+        <w:t>Reference: original remaining snippet · reference / check after trying</w:t>
+      </w:r>
+    </w:p>
+    <w:p>
+      <w:r>
+        <w:rPr>
+          <w:rFonts w:ascii="Courier New" w:hAnsi="Courier New"/>
+          <w:sz w:val="18"/>
+        </w:rPr>
+        <w:t>def nonnegative_integer(value):</w:t>
+        <w:br/>
+        <w:t xml:space="preserve">    return type(value) is int and value &gt;= 0</w:t>
+        <w:br/>
+        <w:br/>
+        <w:t>def remaining(capacity, used):</w:t>
+        <w:br/>
+        <w:t xml:space="preserve">    if not nonnegative_integer(capacity) or not nonnegative_integer(used) or used &gt; capacity:</w:t>
+        <w:br/>
+        <w:t xml:space="preserve">        raise ValueError('capacity/used')</w:t>
+        <w:br/>
+        <w:t xml:space="preserve">    return capacity - used</w:t>
+        <w:br/>
+        <w:br/>
+        <w:t>print(remaining(12, 5))</w:t>
+      </w:r>
+    </w:p>
+    <w:p>
+      <w:pPr>
+        <w:pStyle w:val="Heading2"/>
+      </w:pPr>
+      <w:r>
+        <w:t>Earlier wording, alternatives and picture transcripts · reference / check after trying</w:t>
+      </w:r>
+    </w:p>
+    <w:p>
+      <w:pPr>
+        <w:pStyle w:val="Heading3"/>
+      </w:pPr>
+      <w:r>
+        <w:t>Predict, investigate and preserve the evidence</w:t>
+      </w:r>
+    </w:p>
+    <w:p>
+      <w:pPr>
+        <w:pStyle w:val="Heading3"/>
+      </w:pPr>
+      <w:r>
+        <w:t>Plan → try → check</w:t>
+      </w:r>
+    </w:p>
+    <w:p>
+      <w:pPr>
         <w:pStyle w:val="Heading1"/>
       </w:pPr>
       <w:r>
-        <w:t>10. Build your understanding</w:t>
-      </w:r>
-    </w:p>
-    <w:p>
-      <w:r>
-        <w:t>Move from recall to tracing, diagnosis and transfer in Testing pure components. Explain why each step is justified.</w:t>
-      </w:r>
-    </w:p>
-    <w:p>
-      <w:pPr>
-        <w:pStyle w:val="Heading3"/>
-      </w:pPr>
-      <w:r>
-        <w:t>Explain → apply → challenge</w:t>
+        <w:t>14. Try alone: evaluate fresh capacity9 boundaries</w:t>
+      </w:r>
+    </w:p>
+    <w:p>
+      <w:r>
+        <w:t>State whether each input returns a value or raises an error, with a reason.</w:t>
+      </w:r>
+    </w:p>
+    <w:p>
+      <w:pPr>
+        <w:pStyle w:val="Heading2"/>
+      </w:pPr>
+      <w:r>
+        <w:t>Complete independent count set</w:t>
       </w:r>
     </w:p>
     <w:p>
@@ -2254,43 +3020,123 @@
         <w:rPr>
           <w:b w:val="0"/>
         </w:rPr>
-        <w:t xml:space="preserve">Explain the weekly </w:t>
-      </w:r>
-      <w:r>
-        <w:rPr>
-          <w:b/>
-        </w:rPr>
-        <w:t>mechanism</w:t>
-      </w:r>
+        <w:t>Capacity 9 with used 0, 9, 10 and Boolean True. Give outcomes.</w:t>
+      </w:r>
+    </w:p>
+    <w:p>
+      <w:pPr>
+        <w:pStyle w:val="Heading2"/>
+      </w:pPr>
+      <w:r>
+        <w:t>First attempt and support record</w:t>
+      </w:r>
+    </w:p>
+    <w:p>
+      <w:pPr>
+        <w:pStyle w:val="Heading3"/>
+      </w:pPr>
+      <w:r>
+        <w:t>My independent explanation, trace and limits</w:t>
+      </w:r>
+    </w:p>
+    <w:p>
+      <w:r>
+        <w:t>________________________________________________________________</w:t>
+      </w:r>
+    </w:p>
+    <w:p>
+      <w:r>
+        <w:t>________________________________________________________________</w:t>
+      </w:r>
+    </w:p>
+    <w:p>
+      <w:r>
+        <w:t>________________________________________________________________</w:t>
+      </w:r>
+    </w:p>
+    <w:p>
+      <w:r>
+        <w:t>________________________________________________________________</w:t>
+      </w:r>
+    </w:p>
+    <w:p>
+      <w:r>
+        <w:t>________________________________________________________________</w:t>
+      </w:r>
+    </w:p>
+    <w:p>
+      <w:r>
+        <w:t>________________________________________________________________</w:t>
+      </w:r>
+    </w:p>
+    <w:p>
+      <w:r>
+        <w:t>________________________________________________________________</w:t>
+      </w:r>
+    </w:p>
+    <w:p>
+      <w:pPr>
+        <w:spacing w:line="336" w:lineRule="auto" w:after="180"/>
+      </w:pPr>
       <w:r>
         <w:rPr>
           <w:b w:val="0"/>
         </w:rPr>
-        <w:t xml:space="preserve"> in your own words. Use the worked scenario to name its </w:t>
-      </w:r>
-      <w:r>
-        <w:rPr>
-          <w:b/>
-        </w:rPr>
-        <w:t>input</w:t>
-      </w:r>
+        <w:t>Attempt this case before feedback. Record any help. Earlier examples below are further practice; a case already practised with feedback cannot establish fresh transfer.</w:t>
+      </w:r>
+    </w:p>
+    <w:p>
+      <w:pPr>
+        <w:pStyle w:val="Heading2"/>
+      </w:pPr>
+      <w:r>
+        <w:t>Feedback after trying</w:t>
+      </w:r>
+    </w:p>
+    <w:p>
+      <w:pPr>
+        <w:spacing w:line="336" w:lineRule="auto" w:after="180"/>
+      </w:pPr>
       <w:r>
         <w:rPr>
           <w:b w:val="0"/>
         </w:rPr>
-        <w:t xml:space="preserve">, decision rule and </w:t>
-      </w:r>
-      <w:r>
-        <w:rPr>
-          <w:b/>
-        </w:rPr>
-        <w:t>output</w:t>
-      </w:r>
+        <w:t>Attempt the independent case before hints. Record whether you worked alone, used a hint or followed a model. After feedback, fix the first unsupported step and explain why it changed.</w:t>
+      </w:r>
+    </w:p>
+    <w:p>
+      <w:pPr>
+        <w:spacing w:line="336" w:lineRule="auto" w:after="180"/>
+      </w:pPr>
       <w:r>
         <w:rPr>
           <w:b w:val="0"/>
         </w:rPr>
-        <w:t>.</w:t>
+        <w:t>A later check uses a changed case, not a copied answer.</w:t>
+      </w:r>
+    </w:p>
+    <w:p>
+      <w:pPr>
+        <w:pStyle w:val="Heading2"/>
+      </w:pPr>
+      <w:r>
+        <w:t>Earlier wording, alternatives and picture transcripts · reference / check after trying</w:t>
+      </w:r>
+    </w:p>
+    <w:p>
+      <w:pPr>
+        <w:pStyle w:val="Heading3"/>
+      </w:pPr>
+      <w:r>
+        <w:t>Independent case: Apply a new case independently</w:t>
+      </w:r>
+    </w:p>
+    <w:p>
+      <w:pPr>
+        <w:pStyle w:val="Heading3"/>
+      </w:pPr>
+      <w:r>
+        <w:t>Attempt this without hints</w:t>
       </w:r>
     </w:p>
     <w:p>
@@ -2301,64 +3147,66 @@
         <w:rPr>
           <w:b w:val="0"/>
         </w:rPr>
-        <w:t xml:space="preserve">A report omits this qualification: Passing unit cases for a </w:t>
-      </w:r>
-      <w:r>
-        <w:rPr>
-          <w:b/>
-        </w:rPr>
-        <w:t>pure function</w:t>
-      </w:r>
+        <w:t>Capacity 9 with used 0, 9, 10 and Boolean True. Give outcomes.</w:t>
+      </w:r>
+    </w:p>
+    <w:p>
+      <w:pPr>
+        <w:pStyle w:val="Heading3"/>
+      </w:pPr>
+      <w:r>
+        <w:t>My independent procedure, result and limitation</w:t>
+      </w:r>
+    </w:p>
+    <w:p>
+      <w:r>
+        <w:t>________________________________________________________________</w:t>
+      </w:r>
+    </w:p>
+    <w:p>
+      <w:r>
+        <w:t>________________________________________________________________</w:t>
+      </w:r>
+    </w:p>
+    <w:p>
+      <w:r>
+        <w:t>________________________________________________________________</w:t>
+      </w:r>
+    </w:p>
+    <w:p>
+      <w:r>
+        <w:t>________________________________________________________________</w:t>
+      </w:r>
+    </w:p>
+    <w:p>
+      <w:r>
+        <w:t>________________________________________________________________</w:t>
+      </w:r>
+    </w:p>
+    <w:p>
+      <w:r>
+        <w:t>________________________________________________________________</w:t>
+      </w:r>
+    </w:p>
+    <w:p>
+      <w:r>
+        <w:t>________________________________________________________________</w:t>
+      </w:r>
+    </w:p>
+    <w:p>
+      <w:r>
+        <w:t>________________________________________________________________</w:t>
+      </w:r>
+    </w:p>
+    <w:p>
+      <w:pPr>
+        <w:spacing w:line="336" w:lineRule="auto" w:after="180"/>
+      </w:pPr>
       <w:r>
         <w:rPr>
           <w:b w:val="0"/>
         </w:rPr>
-        <w:t xml:space="preserve"> does not establish integration permissions or model-dependent behaviour.</w:t>
-      </w:r>
-    </w:p>
-    <w:p>
-      <w:pPr>
-        <w:spacing w:line="336" w:lineRule="auto" w:after="180"/>
-      </w:pPr>
-      <w:r>
-        <w:rPr>
-          <w:b w:val="0"/>
-        </w:rPr>
-        <w:t>Explain how omitting it could change a reader's interpretation, and write an accurate replacement.</w:t>
-      </w:r>
-    </w:p>
-    <w:p>
-      <w:pPr>
-        <w:spacing w:line="336" w:lineRule="auto" w:after="180"/>
-      </w:pPr>
-      <w:r>
-        <w:rPr>
-          <w:b w:val="0"/>
-        </w:rPr>
-        <w:t xml:space="preserve">For the worked scenario, propose one additional case that could reveal a failure, describe its </w:t>
-      </w:r>
-      <w:r>
-        <w:rPr>
-          <w:b/>
-        </w:rPr>
-        <w:t>expected outcome</w:t>
-      </w:r>
-      <w:r>
-        <w:rPr>
-          <w:b w:val="0"/>
-        </w:rPr>
-        <w:t xml:space="preserve"> before running it, and explain what would need to remain fixed for a fair comparison.</w:t>
-      </w:r>
-    </w:p>
-    <w:p>
-      <w:pPr>
-        <w:spacing w:line="336" w:lineRule="auto" w:after="180"/>
-      </w:pPr>
-      <w:r>
-        <w:rPr>
-          <w:b w:val="0"/>
-        </w:rPr>
-        <w:t>Do not reuse W4 as a new final test after receiving feedback.</w:t>
+        <w:t>Record support used: none, hint or teacher explanation. After feedback, a different case is needed to demonstrate independence.</w:t>
       </w:r>
     </w:p>
     <w:p>
@@ -2366,32 +3214,7 @@
         <w:pStyle w:val="Heading3"/>
       </w:pPr>
       <w:r>
-        <w:t>Explain which evidence supports your conclusion and which claim remains unproved.</w:t>
-      </w:r>
-    </w:p>
-    <w:p>
-      <w:r>
-        <w:t>________________________________________________________________</w:t>
-      </w:r>
-    </w:p>
-    <w:p>
-      <w:r>
-        <w:t>________________________________________________________________</w:t>
-      </w:r>
-    </w:p>
-    <w:p>
-      <w:r>
-        <w:t>________________________________________________________________</w:t>
-      </w:r>
-    </w:p>
-    <w:p>
-      <w:r>
-        <w:t>________________________________________________________________</w:t>
-      </w:r>
-    </w:p>
-    <w:p>
-      <w:r>
-        <w:t>________________________________________________________________</w:t>
+        <w:t>Use feedback to improve</w:t>
       </w:r>
     </w:p>
     <w:p>
@@ -2399,12 +3222,20 @@
         <w:pStyle w:val="Heading1"/>
       </w:pPr>
       <w:r>
-        <w:t>11. Connect your project</w:t>
-      </w:r>
-    </w:p>
-    <w:p>
-      <w:r>
-        <w:t>Apply this week’s idea to Grounded Learning Service. Keep an annotated decision and the evidence supporting it.</w:t>
+        <w:t>11. Save the function contract with expected and observed cases</w:t>
+      </w:r>
+    </w:p>
+    <w:p>
+      <w:r>
+        <w:t>Keep failed cases and the first discrepancy when revising a component.</w:t>
+      </w:r>
+    </w:p>
+    <w:p>
+      <w:pPr>
+        <w:pStyle w:val="Heading2"/>
+      </w:pPr>
+      <w:r>
+        <w:t>Project task and artifact</w:t>
       </w:r>
     </w:p>
     <w:p>
@@ -2595,10 +3426,10 @@
     </w:tbl>
     <w:p>
       <w:pPr>
-        <w:pStyle w:val="Heading3"/>
-      </w:pPr>
-      <w:r>
-        <w:t>Evidence for your project</w:t>
+        <w:pStyle w:val="Heading2"/>
+      </w:pPr>
+      <w:r>
+        <w:t>Actual run or trace and limitations</w:t>
       </w:r>
     </w:p>
     <w:p>
@@ -2626,15 +3457,88 @@
     </w:p>
     <w:p>
       <w:pPr>
+        <w:pStyle w:val="Heading2"/>
+      </w:pPr>
+      <w:r>
+        <w:t>Earlier wording, alternatives and picture transcripts · reference / check after trying</w:t>
+      </w:r>
+    </w:p>
+    <w:p>
+      <w:pPr>
+        <w:pStyle w:val="Heading3"/>
+      </w:pPr>
+      <w:r>
+        <w:t>Evidence for your project</w:t>
+      </w:r>
+    </w:p>
+    <w:p>
+      <w:pPr>
         <w:pStyle w:val="Heading1"/>
       </w:pPr>
       <w:r>
-        <w:t>12. Show what you know</w:t>
-      </w:r>
-    </w:p>
-    <w:p>
-      <w:r>
-        <w:t>Use a genuinely new case for independent evidence. Previously discussed examples remain practice; use the separately named independent case before feedback.</w:t>
+        <w:t>16. Finish with a tested component and a bounded claim</w:t>
+      </w:r>
+    </w:p>
+    <w:p>
+      <w:r>
+        <w:t>Correct local arithmetic does not establish full-service correctness.</w:t>
+      </w:r>
+    </w:p>
+    <w:p>
+      <w:pPr>
+        <w:pStyle w:val="Heading2"/>
+      </w:pPr>
+      <w:r>
+        <w:t>Retrieve and explain</w:t>
+      </w:r>
+    </w:p>
+    <w:p>
+      <w:pPr>
+        <w:pStyle w:val="ListBullet"/>
+      </w:pPr>
+      <w:r>
+        <w:t>Close your notes. Explain this goal in your own words: Explain the mechanism and terminology of testing pure components</w:t>
+      </w:r>
+    </w:p>
+    <w:p>
+      <w:pPr>
+        <w:pStyle w:val="Heading3"/>
+      </w:pPr>
+      <w:r>
+        <w:t>My deciding step, evidence and one remaining question</w:t>
+      </w:r>
+    </w:p>
+    <w:p>
+      <w:r>
+        <w:t>________________________________________________________________</w:t>
+      </w:r>
+    </w:p>
+    <w:p>
+      <w:r>
+        <w:t>________________________________________________________________</w:t>
+      </w:r>
+    </w:p>
+    <w:p>
+      <w:r>
+        <w:t>________________________________________________________________</w:t>
+      </w:r>
+    </w:p>
+    <w:p>
+      <w:r>
+        <w:t>________________________________________________________________</w:t>
+      </w:r>
+    </w:p>
+    <w:p>
+      <w:r>
+        <w:t>________________________________________________________________</w:t>
+      </w:r>
+    </w:p>
+    <w:p>
+      <w:pPr>
+        <w:pStyle w:val="Heading2"/>
+      </w:pPr>
+      <w:r>
+        <w:t>Plan a changed-case return</w:t>
       </w:r>
     </w:p>
     <w:p>
@@ -2645,92 +3549,371 @@
         <w:rPr>
           <w:b w:val="0"/>
         </w:rPr>
-        <w:t>Complete the supported workbook tasks before attempting W4 independently. Record any hints or help used. After feedback, use the teacher's fresh retry rather than copying the earlier answer.</w:t>
-      </w:r>
-    </w:p>
-    <w:p>
-      <w:pPr>
-        <w:spacing w:line="336" w:lineRule="auto" w:after="180"/>
-      </w:pPr>
+        <w:t xml:space="preserve">If you are unsure, return to the worked picture and explain one arrow. If you are ready, change an </w:t>
+      </w:r>
+      <w:r>
+        <w:rPr>
+          <w:b/>
+        </w:rPr>
+        <w:t>input</w:t>
+      </w:r>
       <w:r>
         <w:rPr>
           <w:b w:val="0"/>
         </w:rPr>
-        <w:t>For a project, select a relevant new case, predict the outcome from the declared rule and preserve the result alongside any revision.</w:t>
-      </w:r>
-    </w:p>
-    <w:p>
-      <w:pPr>
-        <w:pStyle w:val="Heading3"/>
-      </w:pPr>
-      <w:r>
-        <w:t>Exit: propose one revealing change to the worked scenario. State the expected outcome and the evidence that would make you revise your explanation.</w:t>
-      </w:r>
-    </w:p>
-    <w:p>
-      <w:r>
-        <w:t>________________________________________________________________</w:t>
-      </w:r>
-    </w:p>
-    <w:p>
-      <w:r>
-        <w:t>________________________________________________________________</w:t>
-      </w:r>
-    </w:p>
-    <w:p>
-      <w:r>
-        <w:t>________________________________________________________________</w:t>
-      </w:r>
-    </w:p>
-    <w:p>
-      <w:r>
-        <w:t>________________________________________________________________</w:t>
-      </w:r>
-    </w:p>
-    <w:p>
-      <w:r>
-        <w:t>________________________________________________________________</w:t>
-      </w:r>
-    </w:p>
-    <w:p>
-      <w:pPr>
-        <w:spacing w:line="336" w:lineRule="auto" w:after="180"/>
-      </w:pPr>
+        <w:t xml:space="preserve"> or assumption and justify your </w:t>
+      </w:r>
+      <w:r>
+        <w:rPr>
+          <w:b/>
+        </w:rPr>
+        <w:t>prediction</w:t>
+      </w:r>
       <w:r>
         <w:rPr>
           <w:b w:val="0"/>
         </w:rPr>
-        <w:t xml:space="preserve">For the worked scenario, propose one additional case that could reveal a failure, describe its </w:t>
+        <w:t>.</w:t>
+      </w:r>
+    </w:p>
+    <w:p>
+      <w:pPr>
+        <w:spacing w:line="336" w:lineRule="auto" w:after="180"/>
+      </w:pPr>
+      <w:r>
+        <w:rPr>
+          <w:b w:val="0"/>
+        </w:rPr>
+        <w:t xml:space="preserve">Save your workbook </w:t>
       </w:r>
       <w:r>
         <w:rPr>
           <w:b/>
         </w:rPr>
-        <w:t>expected outcome</w:t>
+        <w:t>evidence</w:t>
       </w:r>
       <w:r>
         <w:rPr>
           <w:b w:val="0"/>
         </w:rPr>
-        <w:t xml:space="preserve"> before running it, and explain what would need to remain fixed for a fair comparison.</w:t>
-      </w:r>
-    </w:p>
-    <w:p>
-      <w:pPr>
-        <w:spacing w:line="336" w:lineRule="auto" w:after="180"/>
-      </w:pPr>
-      <w:r>
-        <w:rPr>
-          <w:b w:val="0"/>
-        </w:rPr>
-        <w:t>Do not reuse W4 as a new final test after receiving feedback.</w:t>
-      </w:r>
-    </w:p>
+        <w:t>. At the next review, try a different case before opening your old answer.</w:t>
+      </w:r>
+    </w:p>
+    <w:p>
+      <w:pPr>
+        <w:pStyle w:val="Heading1"/>
+      </w:pPr>
+      <w:r>
+        <w:t>Reference bank and extra practice</w:t>
+      </w:r>
+    </w:p>
+    <w:p>
+      <w:pPr>
+        <w:pStyle w:val="Heading1"/>
+      </w:pPr>
+      <w:r>
+        <w:t>05. Reference · Use service vocabulary precisely</w:t>
+      </w:r>
+    </w:p>
+    <w:p>
+      <w:r>
+        <w:t>Connect each term to an input, operation, evidence source or outcome.</w:t>
+      </w:r>
+    </w:p>
+    <w:p>
+      <w:pPr>
+        <w:pStyle w:val="Heading2"/>
+      </w:pPr>
+      <w:r>
+        <w:t>Vocabulary and your explanation</w:t>
+      </w:r>
+    </w:p>
+    <w:tbl>
+      <w:tblPr>
+        <w:tblStyle w:val="LightShading-Accent1"/>
+        <w:tblW w:type="auto" w:w="0"/>
+        <w:tblLook w:firstColumn="1" w:firstRow="1" w:lastColumn="0" w:lastRow="0" w:noHBand="0" w:noVBand="1" w:val="04A0"/>
+      </w:tblPr>
+      <w:tblGrid>
+        <w:gridCol w:w="5112"/>
+        <w:gridCol w:w="5112"/>
+      </w:tblGrid>
+      <w:tr>
+        <w:trPr>
+          <w:tblHeader/>
+        </w:trPr>
+        <w:tc>
+          <w:tcPr>
+            <w:tcW w:type="dxa" w:w="5112"/>
+          </w:tcPr>
+          <w:p>
+            <w:r>
+              <w:t>Word</w:t>
+            </w:r>
+          </w:p>
+        </w:tc>
+        <w:tc>
+          <w:tcPr>
+            <w:tcW w:type="dxa" w:w="5112"/>
+          </w:tcPr>
+          <w:p>
+            <w:r>
+              <w:t>Meaning</w:t>
+            </w:r>
+          </w:p>
+        </w:tc>
+      </w:tr>
+      <w:tr>
+        <w:tc>
+          <w:tcPr>
+            <w:tcW w:type="dxa" w:w="5112"/>
+          </w:tcPr>
+          <w:p>
+            <w:r>
+              <w:t>Pure function</w:t>
+            </w:r>
+          </w:p>
+        </w:tc>
+        <w:tc>
+          <w:tcPr>
+            <w:tcW w:type="dxa" w:w="5112"/>
+          </w:tcPr>
+          <w:p>
+            <w:r>
+              <w:t>A computation with no externally observable side effects</w:t>
+            </w:r>
+          </w:p>
+        </w:tc>
+      </w:tr>
+      <w:tr>
+        <w:tc>
+          <w:tcPr>
+            <w:tcW w:type="dxa" w:w="5112"/>
+          </w:tcPr>
+          <w:p>
+            <w:r>
+              <w:t>Boundary case</w:t>
+            </w:r>
+          </w:p>
+        </w:tc>
+        <w:tc>
+          <w:tcPr>
+            <w:tcW w:type="dxa" w:w="5112"/>
+          </w:tcPr>
+          <w:p>
+            <w:r>
+              <w:t>An input at a contract edge</w:t>
+            </w:r>
+          </w:p>
+        </w:tc>
+      </w:tr>
+      <w:tr>
+        <w:tc>
+          <w:tcPr>
+            <w:tcW w:type="dxa" w:w="5112"/>
+          </w:tcPr>
+          <w:p>
+            <w:r>
+              <w:t>Expected outcome</w:t>
+            </w:r>
+          </w:p>
+        </w:tc>
+        <w:tc>
+          <w:tcPr>
+            <w:tcW w:type="dxa" w:w="5112"/>
+          </w:tcPr>
+          <w:p>
+            <w:r>
+              <w:t>The result or error specified before execution</w:t>
+            </w:r>
+          </w:p>
+        </w:tc>
+      </w:tr>
+    </w:tbl>
     <w:p>
       <w:pPr>
         <w:pStyle w:val="Heading3"/>
       </w:pPr>
       <w:r>
+        <w:t>Use two terms to explain a step in this week’s example.</w:t>
+      </w:r>
+    </w:p>
+    <w:p>
+      <w:r>
+        <w:t>________________________________________________________________</w:t>
+      </w:r>
+    </w:p>
+    <w:p>
+      <w:r>
+        <w:t>________________________________________________________________</w:t>
+      </w:r>
+    </w:p>
+    <w:p>
+      <w:r>
+        <w:t>________________________________________________________________</w:t>
+      </w:r>
+    </w:p>
+    <w:p>
+      <w:pPr>
+        <w:pStyle w:val="Heading1"/>
+      </w:pPr>
+      <w:r>
+        <w:t>10. Extra challenge · Explain a stronger case</w:t>
+      </w:r>
+    </w:p>
+    <w:p>
+      <w:r>
+        <w:t>Choose the next challenge after the main route.</w:t>
+      </w:r>
+    </w:p>
+    <w:p>
+      <w:pPr>
+        <w:pStyle w:val="Heading2"/>
+      </w:pPr>
+      <w:r>
+        <w:t>Explain,repair and extend</w:t>
+      </w:r>
+    </w:p>
+    <w:p>
+      <w:pPr>
+        <w:pStyle w:val="Heading3"/>
+      </w:pPr>
+      <w:r>
+        <w:t>Explain → apply → challenge</w:t>
+      </w:r>
+    </w:p>
+    <w:p>
+      <w:pPr>
+        <w:pStyle w:val="ListBullet"/>
+      </w:pPr>
+      <w:r>
+        <w:t>Explain the weekly mechanism in your own words. Use the worked scenario to name its input, decision rule and output.</w:t>
+      </w:r>
+    </w:p>
+    <w:p>
+      <w:pPr>
+        <w:pStyle w:val="ListBullet"/>
+      </w:pPr>
+      <w:r>
+        <w:t>A report omits this qualification: Passing unit cases for a pure function does not establish integration permissions or model-dependent behaviour. Explain how omitting it could change a reader's interpretation, and write an accurate replacement.</w:t>
+      </w:r>
+    </w:p>
+    <w:p>
+      <w:pPr>
+        <w:pStyle w:val="ListBullet"/>
+      </w:pPr>
+      <w:r>
+        <w:t>For the worked scenario, propose one additional case that could reveal a failure, describe its expected outcome before running it, and explain what would need to remain fixed for a fair comparison. Do not reuse W4 as a new final test after receiving feedback.</w:t>
+      </w:r>
+    </w:p>
+    <w:p>
+      <w:pPr>
+        <w:pStyle w:val="Heading3"/>
+      </w:pPr>
+      <w:r>
+        <w:t>Explain which evidence supports your conclusion and which claim remains unproved.</w:t>
+      </w:r>
+    </w:p>
+    <w:p>
+      <w:r>
+        <w:t>________________________________________________________________</w:t>
+      </w:r>
+    </w:p>
+    <w:p>
+      <w:r>
+        <w:t>________________________________________________________________</w:t>
+      </w:r>
+    </w:p>
+    <w:p>
+      <w:r>
+        <w:t>________________________________________________________________</w:t>
+      </w:r>
+    </w:p>
+    <w:p>
+      <w:r>
+        <w:t>________________________________________________________________</w:t>
+      </w:r>
+    </w:p>
+    <w:p>
+      <w:r>
+        <w:t>________________________________________________________________</w:t>
+      </w:r>
+    </w:p>
+    <w:p>
+      <w:pPr>
+        <w:pStyle w:val="Heading1"/>
+      </w:pPr>
+      <w:r>
+        <w:t>12. Reference · Check the service reasoning and its limits</w:t>
+      </w:r>
+    </w:p>
+    <w:p>
+      <w:r>
+        <w:t>Use after practice; keep the selected independent case for its first attempt.</w:t>
+      </w:r>
+    </w:p>
+    <w:p>
+      <w:pPr>
+        <w:pStyle w:val="Heading2"/>
+      </w:pPr>
+      <w:r>
+        <w:t>Current explanation and response</w:t>
+      </w:r>
+    </w:p>
+    <w:p>
+      <w:pPr>
+        <w:pStyle w:val="ListBullet"/>
+      </w:pPr>
+      <w:r>
+        <w:t>Complete the supported workbook tasks before attempting W4 independently. Record any hints or help used. After feedback, use the teacher's fresh retry rather than copying the earlier answer. For a project, select a relevant new case, predict the outcome from the declared rule and preserve the result alongside any revision.</w:t>
+      </w:r>
+    </w:p>
+    <w:p>
+      <w:pPr>
+        <w:pStyle w:val="Heading3"/>
+      </w:pPr>
+      <w:r>
+        <w:t>Exit: propose one revealing change to the worked scenario. State the expected outcome and the evidence that would make you revise your explanation.</w:t>
+      </w:r>
+    </w:p>
+    <w:p>
+      <w:r>
+        <w:t>________________________________________________________________</w:t>
+      </w:r>
+    </w:p>
+    <w:p>
+      <w:r>
+        <w:t>________________________________________________________________</w:t>
+      </w:r>
+    </w:p>
+    <w:p>
+      <w:r>
+        <w:t>________________________________________________________________</w:t>
+      </w:r>
+    </w:p>
+    <w:p>
+      <w:r>
+        <w:t>________________________________________________________________</w:t>
+      </w:r>
+    </w:p>
+    <w:p>
+      <w:r>
+        <w:t>________________________________________________________________</w:t>
+      </w:r>
+    </w:p>
+    <w:p>
+      <w:pPr>
+        <w:pStyle w:val="ListBullet"/>
+      </w:pPr>
+      <w:r>
+        <w:t>For the worked scenario, propose one additional case that could reveal a failure, describe its expected outcome before running it, and explain what would need to remain fixed for a fair comparison. Do not reuse W4 as a new final test after receiving feedback.</w:t>
+      </w:r>
+    </w:p>
+    <w:p>
+      <w:pPr>
+        <w:pStyle w:val="Heading3"/>
+      </w:pPr>
+      <w:r>
         <w:t>My limited claim and a useful next check</w:t>
       </w:r>
     </w:p>
@@ -2759,12 +3942,20 @@
         <w:pStyle w:val="Heading1"/>
       </w:pPr>
       <w:r>
-        <w:t>13. Study a complete case</w:t>
-      </w:r>
-    </w:p>
-    <w:p>
-      <w:r>
-        <w:t>Revisit the complete Testing pure components case for supported practice. Repeated examples do not become fresh assessments.</w:t>
+        <w:t>13. Extra practice · Revisit the complete trace</w:t>
+      </w:r>
+    </w:p>
+    <w:p>
+      <w:r>
+        <w:t>Predict before reading the supplied steps.</w:t>
+      </w:r>
+    </w:p>
+    <w:p>
+      <w:pPr>
+        <w:pStyle w:val="Heading2"/>
+      </w:pPr>
+      <w:r>
+        <w:t>Complete trace and evidence</w:t>
       </w:r>
     </w:p>
     <w:p>
@@ -2933,206 +4124,20 @@
         <w:pStyle w:val="Heading1"/>
       </w:pPr>
       <w:r>
-        <w:t>14. Try a new case independently</w:t>
-      </w:r>
-    </w:p>
-    <w:p>
-      <w:r>
-        <w:t>Attempt the reserved new case before feedback. Record support; the earlier examples below remain additional practice.</w:t>
-      </w:r>
-    </w:p>
-    <w:p>
-      <w:pPr>
-        <w:pStyle w:val="Heading3"/>
-      </w:pPr>
-      <w:r>
-        <w:t>Independent case: Apply a new case independently</w:t>
-      </w:r>
-    </w:p>
-    <w:p>
-      <w:pPr>
-        <w:spacing w:line="336" w:lineRule="auto" w:after="180"/>
-      </w:pPr>
-      <w:r>
-        <w:rPr>
-          <w:b w:val="0"/>
-        </w:rPr>
-        <w:t>Capacity 9 with used 0, 9, 10 and Boolean True. Give outcomes.</w:t>
-      </w:r>
-    </w:p>
-    <w:p>
-      <w:pPr>
-        <w:pStyle w:val="Heading3"/>
-      </w:pPr>
-      <w:r>
-        <w:t>My independent explanation, trace and limits</w:t>
-      </w:r>
-    </w:p>
-    <w:p>
-      <w:r>
-        <w:t>________________________________________________________________</w:t>
-      </w:r>
-    </w:p>
-    <w:p>
-      <w:r>
-        <w:t>________________________________________________________________</w:t>
-      </w:r>
-    </w:p>
-    <w:p>
-      <w:r>
-        <w:t>________________________________________________________________</w:t>
-      </w:r>
-    </w:p>
-    <w:p>
-      <w:r>
-        <w:t>________________________________________________________________</w:t>
-      </w:r>
-    </w:p>
-    <w:p>
-      <w:r>
-        <w:t>________________________________________________________________</w:t>
-      </w:r>
-    </w:p>
-    <w:p>
-      <w:r>
-        <w:t>________________________________________________________________</w:t>
-      </w:r>
-    </w:p>
-    <w:p>
-      <w:r>
-        <w:t>________________________________________________________________</w:t>
-      </w:r>
-    </w:p>
-    <w:p>
-      <w:pPr>
-        <w:spacing w:line="336" w:lineRule="auto" w:after="180"/>
-      </w:pPr>
-      <w:r>
-        <w:rPr>
-          <w:b w:val="0"/>
-        </w:rPr>
-        <w:t>Attempt this case before feedback. Record any help. Earlier examples below are further practice; a case already practised with feedback cannot establish fresh transfer.</w:t>
-      </w:r>
-    </w:p>
-    <w:p>
-      <w:pPr>
-        <w:pStyle w:val="Heading3"/>
-      </w:pPr>
-      <w:r>
-        <w:t>Attempt this without hints</w:t>
-      </w:r>
-    </w:p>
-    <w:p>
-      <w:pPr>
-        <w:spacing w:line="336" w:lineRule="auto" w:after="180"/>
-      </w:pPr>
-      <w:r>
-        <w:rPr>
-          <w:b w:val="0"/>
-        </w:rPr>
-        <w:t>Capacity 9 with used 0, 9, 10 and Boolean True. Give outcomes.</w:t>
-      </w:r>
-    </w:p>
-    <w:p>
-      <w:pPr>
-        <w:pStyle w:val="Heading3"/>
-      </w:pPr>
-      <w:r>
-        <w:t>My independent procedure, result and limitation</w:t>
-      </w:r>
-    </w:p>
-    <w:p>
-      <w:r>
-        <w:t>________________________________________________________________</w:t>
-      </w:r>
-    </w:p>
-    <w:p>
-      <w:r>
-        <w:t>________________________________________________________________</w:t>
-      </w:r>
-    </w:p>
-    <w:p>
-      <w:r>
-        <w:t>________________________________________________________________</w:t>
-      </w:r>
-    </w:p>
-    <w:p>
-      <w:r>
-        <w:t>________________________________________________________________</w:t>
-      </w:r>
-    </w:p>
-    <w:p>
-      <w:r>
-        <w:t>________________________________________________________________</w:t>
-      </w:r>
-    </w:p>
-    <w:p>
-      <w:r>
-        <w:t>________________________________________________________________</w:t>
-      </w:r>
-    </w:p>
-    <w:p>
-      <w:r>
-        <w:t>________________________________________________________________</w:t>
-      </w:r>
-    </w:p>
-    <w:p>
-      <w:r>
-        <w:t>________________________________________________________________</w:t>
-      </w:r>
-    </w:p>
-    <w:p>
-      <w:pPr>
-        <w:spacing w:line="336" w:lineRule="auto" w:after="180"/>
-      </w:pPr>
-      <w:r>
-        <w:rPr>
-          <w:b w:val="0"/>
-        </w:rPr>
-        <w:t>Record support used: none, hint or teacher explanation. After feedback, a different case is needed to demonstrate independence.</w:t>
-      </w:r>
-    </w:p>
-    <w:p>
-      <w:pPr>
-        <w:pStyle w:val="Heading3"/>
-      </w:pPr>
-      <w:r>
-        <w:t>Use feedback to improve</w:t>
-      </w:r>
-    </w:p>
-    <w:p>
-      <w:pPr>
-        <w:spacing w:line="336" w:lineRule="auto" w:after="180"/>
-      </w:pPr>
-      <w:r>
-        <w:rPr>
-          <w:b w:val="0"/>
-        </w:rPr>
-        <w:t>Attempt the independent case before hints. Record whether you worked alone, used a hint or followed a model. After feedback, fix the first unsupported step and explain why it changed.</w:t>
-      </w:r>
-    </w:p>
-    <w:p>
-      <w:pPr>
-        <w:spacing w:line="336" w:lineRule="auto" w:after="180"/>
-      </w:pPr>
-      <w:r>
-        <w:rPr>
-          <w:b w:val="0"/>
-        </w:rPr>
-        <w:t>A later check uses a changed case, not a copied answer.</w:t>
-      </w:r>
-    </w:p>
-    <w:p>
-      <w:pPr>
-        <w:pStyle w:val="Heading1"/>
-      </w:pPr>
-      <w:r>
-        <w:t>15. Your lesson route</w:t>
-      </w:r>
-    </w:p>
-    <w:p>
-      <w:r>
-        <w:t>Use this map to navigate Testing pure components, connect the goals to tasks and keep one evidence record for each attempt.</w:t>
+        <w:t>15. Reference · The earlier route checklist</w:t>
+      </w:r>
+    </w:p>
+    <w:p>
+      <w:r>
+        <w:t>Use one main route rather than repeating the lesson.</w:t>
+      </w:r>
+    </w:p>
+    <w:p>
+      <w:pPr>
+        <w:pStyle w:val="Heading2"/>
+      </w:pPr>
+      <w:r>
+        <w:t>Targets,route and first prediction</w:t>
       </w:r>
     </w:p>
     <w:p>
@@ -3323,12 +4328,117 @@
         <w:pStyle w:val="Heading1"/>
       </w:pPr>
       <w:r>
-        <w:t>16. Finish and return</w:t>
-      </w:r>
-    </w:p>
-    <w:p>
-      <w:r>
-        <w:t>Explain Testing pure components without notes, identify a remaining question and plan a later check with a changed case.</w:t>
+        <w:t>17. Extra practice · Predict,check and repair</w:t>
+      </w:r>
+    </w:p>
+    <w:p>
+      <w:r>
+        <w:t>Keep supported feedback separate from the independent case.</w:t>
+      </w:r>
+    </w:p>
+    <w:p>
+      <w:pPr>
+        <w:pStyle w:val="Heading2"/>
+      </w:pPr>
+      <w:r>
+        <w:t>First supported question and optional hint</w:t>
+      </w:r>
+    </w:p>
+    <w:p>
+      <w:pPr>
+        <w:pStyle w:val="ListBullet"/>
+      </w:pPr>
+      <w:r>
+        <w:t>Test a room formatter alone. A pure function returns "Room " plus a supplied positive integer.</w:t>
+      </w:r>
+    </w:p>
+    <w:p>
+      <w:pPr>
+        <w:pStyle w:val="Heading3"/>
+      </w:pPr>
+      <w:r>
+        <w:t>Practice 1: explain the deciding evidence</w:t>
+      </w:r>
+    </w:p>
+    <w:p>
+      <w:pPr>
+        <w:pStyle w:val="ListBullet"/>
+      </w:pPr>
+      <w:r>
+        <w:t>Which labelled step matches this detail? The same fixed procedure produces Room 12.</w:t>
+      </w:r>
+    </w:p>
+    <w:p>
+      <w:pPr>
+        <w:pStyle w:val="ListBullet"/>
+      </w:pPr>
+      <w:r>
+        <w:t>1. Call with 12</w:t>
+      </w:r>
+    </w:p>
+    <w:p>
+      <w:pPr>
+        <w:pStyle w:val="ListBullet"/>
+      </w:pPr>
+      <w:r>
+        <w:t>2. Compare exact text</w:t>
+      </w:r>
+    </w:p>
+    <w:p>
+      <w:pPr>
+        <w:pStyle w:val="ListBullet"/>
+      </w:pPr>
+      <w:r>
+        <w:t>3. Call with 7</w:t>
+      </w:r>
+    </w:p>
+    <w:p>
+      <w:pPr>
+        <w:pStyle w:val="Heading3"/>
+      </w:pPr>
+      <w:r>
+        <w:t>My selected conclusion, deciding fact and explanation</w:t>
+      </w:r>
+    </w:p>
+    <w:p>
+      <w:r>
+        <w:t>________________________________________________________________</w:t>
+      </w:r>
+    </w:p>
+    <w:p>
+      <w:r>
+        <w:t>________________________________________________________________</w:t>
+      </w:r>
+    </w:p>
+    <w:p>
+      <w:r>
+        <w:t>________________________________________________________________</w:t>
+      </w:r>
+    </w:p>
+    <w:p>
+      <w:r>
+        <w:t>________________________________________________________________</w:t>
+      </w:r>
+    </w:p>
+    <w:p>
+      <w:r>
+        <w:t>________________________________________________________________</w:t>
+      </w:r>
+    </w:p>
+    <w:p>
+      <w:pPr>
+        <w:pStyle w:val="ListBullet"/>
+      </w:pPr>
+      <w:r>
+        <w:t>Hint if needed: Read the steps in the pictorial case. Match the supplied detail to the stage that performs or records it.</w:t>
+      </w:r>
+    </w:p>
+    <w:p>
+      <w:pPr>
+        <w:pStyle w:val="Heading2"/>
+      </w:pPr>
+      <w:r>
+        <w:t>Check after the first attempt · reference / check after trying</w:t>
       </w:r>
     </w:p>
     <w:p>
@@ -3339,7 +4449,169 @@
         <w:rPr>
           <w:b w:val="0"/>
         </w:rPr>
-        <w:t xml:space="preserve">Close your notes. Explain this goal in your own words: Explain the </w:t>
+        <w:t xml:space="preserve">After your attempt, compare with the supported explanation: Call with 12 The same fixed procedure produces Room 12. A pure component depends on its accepted </w:t>
+      </w:r>
+      <w:r>
+        <w:rPr>
+          <w:b/>
+        </w:rPr>
+        <w:t>input</w:t>
+      </w:r>
+      <w:r>
+        <w:rPr>
+          <w:b w:val="0"/>
+        </w:rPr>
+        <w:t>, not a clock, network or model.</w:t>
+      </w:r>
+    </w:p>
+    <w:p>
+      <w:pPr>
+        <w:spacing w:line="336" w:lineRule="auto" w:after="180"/>
+      </w:pPr>
+      <w:r>
+        <w:rPr>
+          <w:b w:val="0"/>
+        </w:rPr>
+        <w:t>Isolating it makes failures easier to locate.</w:t>
+      </w:r>
+    </w:p>
+    <w:p>
+      <w:pPr>
+        <w:pStyle w:val="Heading2"/>
+      </w:pPr>
+      <w:r>
+        <w:t>Changed-case question and optional hint</w:t>
+      </w:r>
+    </w:p>
+    <w:p>
+      <w:pPr>
+        <w:pStyle w:val="Heading3"/>
+      </w:pPr>
+      <w:r>
+        <w:t>Practice 2: explain the deciding evidence</w:t>
+      </w:r>
+    </w:p>
+    <w:p>
+      <w:pPr>
+        <w:pStyle w:val="ListBullet"/>
+      </w:pPr>
+      <w:r>
+        <w:t>Changed-case practice: Supply zero instead of 7. Which conclusion is supported by the supplied facts?</w:t>
+      </w:r>
+    </w:p>
+    <w:p>
+      <w:pPr>
+        <w:pStyle w:val="ListBullet"/>
+      </w:pPr>
+      <w:r>
+        <w:t>1. This one example guarantees correct results for every future input.</w:t>
+      </w:r>
+    </w:p>
+    <w:p>
+      <w:pPr>
+        <w:pStyle w:val="ListBullet"/>
+      </w:pPr>
+      <w:r>
+        <w:t>2. Reject the input under the stated positive-integer contract.</w:t>
+      </w:r>
+    </w:p>
+    <w:p>
+      <w:pPr>
+        <w:pStyle w:val="ListBullet"/>
+      </w:pPr>
+      <w:r>
+        <w:t>3. We can decide the result without examining the changed input or the procedure.</w:t>
+      </w:r>
+    </w:p>
+    <w:p>
+      <w:pPr>
+        <w:pStyle w:val="Heading3"/>
+      </w:pPr>
+      <w:r>
+        <w:t>My selected conclusion, deciding fact and explanation</w:t>
+      </w:r>
+    </w:p>
+    <w:p>
+      <w:r>
+        <w:t>________________________________________________________________</w:t>
+      </w:r>
+    </w:p>
+    <w:p>
+      <w:r>
+        <w:t>________________________________________________________________</w:t>
+      </w:r>
+    </w:p>
+    <w:p>
+      <w:r>
+        <w:t>________________________________________________________________</w:t>
+      </w:r>
+    </w:p>
+    <w:p>
+      <w:r>
+        <w:t>________________________________________________________________</w:t>
+      </w:r>
+    </w:p>
+    <w:p>
+      <w:r>
+        <w:t>________________________________________________________________</w:t>
+      </w:r>
+    </w:p>
+    <w:p>
+      <w:pPr>
+        <w:pStyle w:val="ListBullet"/>
+      </w:pPr>
+      <w:r>
+        <w:t>Hint if needed: Use the changed condition and the deciding step in the pictorial trace. The answer must say what follows from those facts.</w:t>
+      </w:r>
+    </w:p>
+    <w:p>
+      <w:pPr>
+        <w:pStyle w:val="Heading2"/>
+      </w:pPr>
+      <w:r>
+        <w:t>Check after the changed attempt · reference / check after trying</w:t>
+      </w:r>
+    </w:p>
+    <w:p>
+      <w:pPr>
+        <w:spacing w:line="336" w:lineRule="auto" w:after="180"/>
+      </w:pPr>
+      <w:r>
+        <w:rPr>
+          <w:b w:val="0"/>
+        </w:rPr>
+        <w:t xml:space="preserve">After your attempt, compare with the supported explanation: Reject the </w:t>
+      </w:r>
+      <w:r>
+        <w:rPr>
+          <w:b/>
+        </w:rPr>
+        <w:t>input</w:t>
+      </w:r>
+      <w:r>
+        <w:rPr>
+          <w:b w:val="0"/>
+        </w:rPr>
+        <w:t xml:space="preserve"> under the stated positive-integer contract. Zero has the right type but violates the value requirement.</w:t>
+      </w:r>
+    </w:p>
+    <w:p>
+      <w:pPr>
+        <w:pStyle w:val="Heading2"/>
+      </w:pPr>
+      <w:r>
+        <w:t>Repair and retain the record</w:t>
+      </w:r>
+    </w:p>
+    <w:p>
+      <w:pPr>
+        <w:spacing w:line="336" w:lineRule="auto" w:after="180"/>
+      </w:pPr>
+      <w:r>
+        <w:rPr>
+          <w:b w:val="0"/>
+        </w:rPr>
+        <w:t xml:space="preserve">Review Least privilege and tool scopes (ai-6/6). Goal: Explain the </w:t>
       </w:r>
       <w:r>
         <w:rPr>
@@ -3351,40 +4623,7 @@
         <w:rPr>
           <w:b w:val="0"/>
         </w:rPr>
-        <w:t xml:space="preserve"> and terminology of testing pure components</w:t>
-      </w:r>
-    </w:p>
-    <w:p>
-      <w:pPr>
-        <w:pStyle w:val="Heading3"/>
-      </w:pPr>
-      <w:r>
-        <w:t>My deciding step, evidence and one remaining question</w:t>
-      </w:r>
-    </w:p>
-    <w:p>
-      <w:r>
-        <w:t>________________________________________________________________</w:t>
-      </w:r>
-    </w:p>
-    <w:p>
-      <w:r>
-        <w:t>________________________________________________________________</w:t>
-      </w:r>
-    </w:p>
-    <w:p>
-      <w:r>
-        <w:t>________________________________________________________________</w:t>
-      </w:r>
-    </w:p>
-    <w:p>
-      <w:r>
-        <w:t>________________________________________________________________</w:t>
-      </w:r>
-    </w:p>
-    <w:p>
-      <w:r>
-        <w:t>________________________________________________________________</w:t>
+        <w:t xml:space="preserve"> and terminology of least privilege and tool scopes. Short practice: Classify read S2, write S2 and read S5 as permitted or denied.</w:t>
       </w:r>
     </w:p>
     <w:p>
@@ -3395,7 +4634,98 @@
         <w:rPr>
           <w:b w:val="0"/>
         </w:rPr>
-        <w:t xml:space="preserve">If you are unsure, return to the worked picture and explain one arrow. If you are ready, change an </w:t>
+        <w:t>Identify the operation or station mismatch for each denial, then reconsider after read S5 is added to trusted scope.. Return to this week and explain what you changed.</w:t>
+      </w:r>
+    </w:p>
+    <w:p>
+      <w:pPr>
+        <w:spacing w:line="336" w:lineRule="auto" w:after="180"/>
+      </w:pPr>
+      <w:r>
+        <w:rPr>
+          <w:b w:val="0"/>
+        </w:rPr>
+        <w:t xml:space="preserve">Review Configuration and secrets (ai-6/4). Goal: Explain the </w:t>
+      </w:r>
+      <w:r>
+        <w:rPr>
+          <w:b/>
+        </w:rPr>
+        <w:t>mechanism</w:t>
+      </w:r>
+      <w:r>
+        <w:rPr>
+          <w:b w:val="0"/>
+        </w:rPr>
+        <w:t xml:space="preserve"> and terminology of configuration and secrets. Short practice: Point to the public setting and the protected credential.</w:t>
+      </w:r>
+    </w:p>
+    <w:p>
+      <w:pPr>
+        <w:spacing w:line="336" w:lineRule="auto" w:after="180"/>
+      </w:pPr>
+      <w:r>
+        <w:rPr>
+          <w:b w:val="0"/>
+        </w:rPr>
+        <w:t>What changes when maximum_words becomes 60, and which information must never appear in the startup log?. Return to this week and explain what you changed.</w:t>
+      </w:r>
+    </w:p>
+    <w:p>
+      <w:pPr>
+        <w:spacing w:line="336" w:lineRule="auto" w:after="180"/>
+      </w:pPr>
+      <w:r>
+        <w:rPr>
+          <w:b w:val="0"/>
+        </w:rPr>
+        <w:t xml:space="preserve">Review Requirements and service boundaries (ai-6/1). Goal: Explain the </w:t>
+      </w:r>
+      <w:r>
+        <w:rPr>
+          <w:b/>
+        </w:rPr>
+        <w:t>mechanism</w:t>
+      </w:r>
+      <w:r>
+        <w:rPr>
+          <w:b w:val="0"/>
+        </w:rPr>
+        <w:t xml:space="preserve"> and terminology of requirements and service boundaries. Short practice: Split the museum visitor’s request into two operations.</w:t>
+      </w:r>
+    </w:p>
+    <w:p>
+      <w:pPr>
+        <w:spacing w:line="336" w:lineRule="auto" w:after="180"/>
+      </w:pPr>
+      <w:r>
+        <w:rPr>
+          <w:b w:val="0"/>
+        </w:rPr>
+        <w:t>Which can the service perform for P, and what happens to each operation when Q has no approved card?. Return to this week and explain what you changed.</w:t>
+      </w:r>
+    </w:p>
+    <w:p>
+      <w:pPr>
+        <w:spacing w:line="336" w:lineRule="auto" w:after="180"/>
+      </w:pPr>
+      <w:r>
+        <w:rPr>
+          <w:b w:val="0"/>
+        </w:rPr>
+        <w:t xml:space="preserve">The browser lab lets you edit the supported Python examples already included in this lesson. Predict first, run, inspect the actual </w:t>
+      </w:r>
+      <w:r>
+        <w:rPr>
+          <w:b/>
+        </w:rPr>
+        <w:t>output</w:t>
+      </w:r>
+      <w:r>
+        <w:rPr>
+          <w:b w:val="0"/>
+        </w:rPr>
+        <w:t xml:space="preserve"> or error, change one </w:t>
       </w:r>
       <w:r>
         <w:rPr>
@@ -3407,7 +4737,18 @@
         <w:rPr>
           <w:b w:val="0"/>
         </w:rPr>
-        <w:t xml:space="preserve"> or assumption and justify your </w:t>
+        <w:t>, then run again.</w:t>
+      </w:r>
+    </w:p>
+    <w:p>
+      <w:pPr>
+        <w:spacing w:line="336" w:lineRule="auto" w:after="180"/>
+      </w:pPr>
+      <w:r>
+        <w:rPr>
+          <w:b w:val="0"/>
+        </w:rPr>
+        <w:t xml:space="preserve">Keep code, </w:t>
       </w:r>
       <w:r>
         <w:rPr>
@@ -3419,7 +4760,7 @@
         <w:rPr>
           <w:b w:val="0"/>
         </w:rPr>
-        <w:t>.</w:t>
+        <w:t>s, actual results and a reasoned revision together. On paper, label your result as a trace rather than an execution.</w:t>
       </w:r>
     </w:p>
     <w:p>
@@ -3430,7 +4771,7 @@
         <w:rPr>
           <w:b w:val="0"/>
         </w:rPr>
-        <w:t xml:space="preserve">Save your workbook </w:t>
+        <w:t xml:space="preserve">Use Download completed work in the hosted lesson to export your answers, reflections, practice feedback and code-run </w:t>
       </w:r>
       <w:r>
         <w:rPr>
@@ -3442,20 +4783,26 @@
         <w:rPr>
           <w:b w:val="0"/>
         </w:rPr>
-        <w:t>. At the next review, try a different case before opening your old answer.</w:t>
-      </w:r>
-    </w:p>
-    <w:p>
-      <w:pPr>
-        <w:pStyle w:val="Heading1"/>
-      </w:pPr>
-      <w:r>
-        <w:t>17. Supported practice, repair and portfolio</w:t>
-      </w:r>
-    </w:p>
-    <w:p>
-      <w:r>
-        <w:t>Attempt supported questions before using hints or feedback. Review a missing building block, then keep the completed work.</w:t>
+        <w:t>. Open the HTML copy to read or print it.</w:t>
+      </w:r>
+    </w:p>
+    <w:p>
+      <w:pPr>
+        <w:spacing w:line="336" w:lineRule="auto" w:after="180"/>
+      </w:pPr>
+      <w:r>
+        <w:rPr>
+          <w:b w:val="0"/>
+        </w:rPr>
+        <w:t>Drafts stay in this browser when storage is available; clear drafts on a shared device.</w:t>
+      </w:r>
+    </w:p>
+    <w:p>
+      <w:pPr>
+        <w:pStyle w:val="Heading2"/>
+      </w:pPr>
+      <w:r>
+        <w:t>Earlier wording, alternatives and picture transcripts · reference / check after trying</w:t>
       </w:r>
     </w:p>
     <w:p>
@@ -3471,80 +4818,10 @@
     </w:p>
     <w:p>
       <w:pPr>
-        <w:spacing w:line="336" w:lineRule="auto" w:after="180"/>
-      </w:pPr>
-      <w:r>
-        <w:rPr>
-          <w:b w:val="0"/>
-        </w:rPr>
-        <w:t xml:space="preserve">Test a room formatter alone. A </w:t>
-      </w:r>
-      <w:r>
-        <w:rPr>
-          <w:b/>
-        </w:rPr>
-        <w:t>pure function</w:t>
-      </w:r>
-      <w:r>
-        <w:rPr>
-          <w:b w:val="0"/>
-        </w:rPr>
-        <w:t xml:space="preserve"> returns "Room " plus a supplied positive integer.</w:t>
-      </w:r>
-    </w:p>
-    <w:p>
-      <w:pPr>
         <w:pStyle w:val="Heading3"/>
       </w:pPr>
       <w:r>
-        <w:t>Practice 1: explain the deciding evidence</w:t>
-      </w:r>
-    </w:p>
-    <w:p>
-      <w:pPr>
-        <w:spacing w:line="336" w:lineRule="auto" w:after="180"/>
-      </w:pPr>
-      <w:r>
-        <w:rPr>
-          <w:b w:val="0"/>
-        </w:rPr>
-        <w:t>Which labelled step matches this detail? The same fixed procedure produces Room 12.</w:t>
-      </w:r>
-    </w:p>
-    <w:p>
-      <w:pPr>
-        <w:spacing w:line="336" w:lineRule="auto" w:after="180"/>
-        <w:shd w:fill="F4F9FC"/>
-      </w:pPr>
-      <w:r>
-        <w:rPr>
-          <w:b w:val="0"/>
-        </w:rPr>
-        <w:t>1. Call with 12</w:t>
-      </w:r>
-    </w:p>
-    <w:p>
-      <w:pPr>
-        <w:spacing w:line="336" w:lineRule="auto" w:after="180"/>
-        <w:shd w:fill="F4F9FC"/>
-      </w:pPr>
-      <w:r>
-        <w:rPr>
-          <w:b w:val="0"/>
-        </w:rPr>
-        <w:t>2. Compare exact text</w:t>
-      </w:r>
-    </w:p>
-    <w:p>
-      <w:pPr>
-        <w:spacing w:line="336" w:lineRule="auto" w:after="180"/>
-        <w:shd w:fill="F4F9FC"/>
-      </w:pPr>
-      <w:r>
-        <w:rPr>
-          <w:b w:val="0"/>
-        </w:rPr>
-        <w:t>3. Call with 7</w:t>
+        <w:t>Repair a missing building block</w:t>
       </w:r>
     </w:p>
     <w:p>
@@ -3552,32 +4829,7 @@
         <w:pStyle w:val="Heading3"/>
       </w:pPr>
       <w:r>
-        <w:t>My selected conclusion, deciding fact and explanation</w:t>
-      </w:r>
-    </w:p>
-    <w:p>
-      <w:r>
-        <w:t>________________________________________________________________</w:t>
-      </w:r>
-    </w:p>
-    <w:p>
-      <w:r>
-        <w:t>________________________________________________________________</w:t>
-      </w:r>
-    </w:p>
-    <w:p>
-      <w:r>
-        <w:t>________________________________________________________________</w:t>
-      </w:r>
-    </w:p>
-    <w:p>
-      <w:r>
-        <w:t>________________________________________________________________</w:t>
-      </w:r>
-    </w:p>
-    <w:p>
-      <w:r>
-        <w:t>________________________________________________________________</w:t>
+        <w:t>Predict, run and debug</w:t>
       </w:r>
     </w:p>
     <w:p>
@@ -3585,484 +4837,25 @@
         <w:pStyle w:val="Heading3"/>
       </w:pPr>
       <w:r>
-        <w:t>Hint · try first</w:t>
-      </w:r>
-    </w:p>
-    <w:p>
-      <w:pPr>
-        <w:spacing w:line="336" w:lineRule="auto" w:after="180"/>
-        <w:shd w:fill="F1F6F8"/>
-      </w:pPr>
-      <w:r>
-        <w:rPr>
-          <w:b w:val="0"/>
-        </w:rPr>
-        <w:t>Hint if needed: Read the steps in the pictorial case. Match the supplied detail to the stage that performs or records it.</w:t>
-      </w:r>
-    </w:p>
-    <w:p>
-      <w:pPr>
-        <w:pStyle w:val="Heading3"/>
-      </w:pPr>
-      <w:r>
-        <w:t>Feedback · compare after trying</w:t>
-      </w:r>
-    </w:p>
-    <w:p>
-      <w:pPr>
-        <w:spacing w:line="336" w:lineRule="auto" w:after="180"/>
-        <w:shd w:fill="F1F6FC"/>
-      </w:pPr>
-      <w:r>
-        <w:rPr>
-          <w:b w:val="0"/>
-        </w:rPr>
-        <w:t xml:space="preserve">After your attempt, compare with the supported explanation: Call with 12 The same fixed procedure produces Room 12. A pure component depends on its accepted </w:t>
-      </w:r>
-      <w:r>
-        <w:rPr>
-          <w:b/>
-        </w:rPr>
-        <w:t>input</w:t>
-      </w:r>
-      <w:r>
-        <w:rPr>
-          <w:b w:val="0"/>
-        </w:rPr>
-        <w:t>, not a clock, network or model.</w:t>
-      </w:r>
-    </w:p>
-    <w:p>
-      <w:pPr>
-        <w:spacing w:line="336" w:lineRule="auto" w:after="180"/>
-        <w:shd w:fill="F1F6FC"/>
-      </w:pPr>
-      <w:r>
-        <w:rPr>
-          <w:b w:val="0"/>
-        </w:rPr>
-        <w:t>Isolating it makes failures easier to locate.</w:t>
-      </w:r>
-    </w:p>
-    <w:p>
-      <w:pPr>
-        <w:pStyle w:val="Heading3"/>
-      </w:pPr>
-      <w:r>
-        <w:t>Practice 2: explain the deciding evidence</w:t>
-      </w:r>
-    </w:p>
-    <w:p>
-      <w:pPr>
-        <w:pStyle w:val="Heading3"/>
-      </w:pPr>
-      <w:r>
-        <w:t>Changed case · predict first</w:t>
-      </w:r>
-    </w:p>
-    <w:p>
-      <w:pPr>
-        <w:spacing w:line="336" w:lineRule="auto" w:after="180"/>
-        <w:shd w:fill="F5F1FB"/>
-      </w:pPr>
-      <w:r>
-        <w:rPr>
-          <w:b w:val="0"/>
-        </w:rPr>
-        <w:t>Changed-case practice: Supply zero instead of 7. Which conclusion is supported by the supplied facts?</w:t>
-      </w:r>
-    </w:p>
-    <w:p>
-      <w:pPr>
-        <w:spacing w:line="336" w:lineRule="auto" w:after="180"/>
-        <w:shd w:fill="F4F9FC"/>
-      </w:pPr>
-      <w:r>
-        <w:rPr>
-          <w:b w:val="0"/>
-        </w:rPr>
-        <w:t xml:space="preserve">1. This one example guarantees correct results for every future </w:t>
-      </w:r>
-      <w:r>
-        <w:rPr>
-          <w:b/>
-        </w:rPr>
-        <w:t>input</w:t>
-      </w:r>
-      <w:r>
-        <w:rPr>
-          <w:b w:val="0"/>
-        </w:rPr>
-        <w:t>.</w:t>
-      </w:r>
-    </w:p>
-    <w:p>
-      <w:pPr>
-        <w:spacing w:line="336" w:lineRule="auto" w:after="180"/>
-        <w:shd w:fill="F4F9FC"/>
-      </w:pPr>
-      <w:r>
-        <w:rPr>
-          <w:b w:val="0"/>
-        </w:rPr>
-        <w:t xml:space="preserve">2. Reject the </w:t>
-      </w:r>
-      <w:r>
-        <w:rPr>
-          <w:b/>
-        </w:rPr>
-        <w:t>input</w:t>
-      </w:r>
-      <w:r>
-        <w:rPr>
-          <w:b w:val="0"/>
-        </w:rPr>
-        <w:t xml:space="preserve"> under the stated positive-integer contract.</w:t>
-      </w:r>
-    </w:p>
-    <w:p>
-      <w:pPr>
-        <w:spacing w:line="336" w:lineRule="auto" w:after="180"/>
-        <w:shd w:fill="F4F9FC"/>
-      </w:pPr>
-      <w:r>
-        <w:rPr>
-          <w:b w:val="0"/>
-        </w:rPr>
-        <w:t xml:space="preserve">3. We can decide the result without examining the changed </w:t>
-      </w:r>
-      <w:r>
-        <w:rPr>
-          <w:b/>
-        </w:rPr>
-        <w:t>input</w:t>
-      </w:r>
-      <w:r>
-        <w:rPr>
-          <w:b w:val="0"/>
-        </w:rPr>
-        <w:t xml:space="preserve"> or the procedure.</w:t>
-      </w:r>
-    </w:p>
-    <w:p>
-      <w:pPr>
-        <w:pStyle w:val="Heading3"/>
-      </w:pPr>
-      <w:r>
-        <w:t>My selected conclusion, deciding fact and explanation</w:t>
-      </w:r>
-    </w:p>
-    <w:p>
-      <w:r>
-        <w:t>________________________________________________________________</w:t>
-      </w:r>
-    </w:p>
-    <w:p>
-      <w:r>
-        <w:t>________________________________________________________________</w:t>
-      </w:r>
-    </w:p>
-    <w:p>
-      <w:r>
-        <w:t>________________________________________________________________</w:t>
-      </w:r>
-    </w:p>
-    <w:p>
-      <w:r>
-        <w:t>________________________________________________________________</w:t>
-      </w:r>
-    </w:p>
-    <w:p>
-      <w:r>
-        <w:t>________________________________________________________________</w:t>
-      </w:r>
-    </w:p>
-    <w:p>
-      <w:pPr>
-        <w:pStyle w:val="Heading3"/>
-      </w:pPr>
-      <w:r>
-        <w:t>Hint · try first</w:t>
-      </w:r>
-    </w:p>
-    <w:p>
-      <w:pPr>
-        <w:spacing w:line="336" w:lineRule="auto" w:after="180"/>
-        <w:shd w:fill="F1F6F8"/>
-      </w:pPr>
-      <w:r>
-        <w:rPr>
-          <w:b w:val="0"/>
-        </w:rPr>
-        <w:t>Hint if needed: Use the changed condition and the deciding step in the pictorial trace. The answer must say what follows from those facts.</w:t>
-      </w:r>
-    </w:p>
-    <w:p>
-      <w:pPr>
-        <w:pStyle w:val="Heading3"/>
-      </w:pPr>
-      <w:r>
-        <w:t>Feedback · compare after trying</w:t>
-      </w:r>
-    </w:p>
-    <w:p>
-      <w:pPr>
-        <w:spacing w:line="336" w:lineRule="auto" w:after="180"/>
-        <w:shd w:fill="F1F6FC"/>
-      </w:pPr>
-      <w:r>
-        <w:rPr>
-          <w:b w:val="0"/>
-        </w:rPr>
-        <w:t xml:space="preserve">After your attempt, compare with the supported explanation: Reject the </w:t>
-      </w:r>
-      <w:r>
-        <w:rPr>
-          <w:b/>
-        </w:rPr>
-        <w:t>input</w:t>
-      </w:r>
-      <w:r>
-        <w:rPr>
-          <w:b w:val="0"/>
-        </w:rPr>
-        <w:t xml:space="preserve"> under the stated positive-integer contract. Zero has the right type but violates the value requirement.</w:t>
-      </w:r>
-    </w:p>
-    <w:p>
-      <w:pPr>
-        <w:pStyle w:val="Heading3"/>
-      </w:pPr>
-      <w:r>
-        <w:t>Repair a missing building block</w:t>
-      </w:r>
-    </w:p>
-    <w:p>
-      <w:pPr>
-        <w:spacing w:line="336" w:lineRule="auto" w:after="180"/>
-      </w:pPr>
-      <w:r>
-        <w:rPr>
-          <w:b w:val="0"/>
-        </w:rPr>
-        <w:t xml:space="preserve">Review Least privilege and tool scopes (ai-6/6). Goal: Explain the </w:t>
-      </w:r>
-      <w:r>
-        <w:rPr>
-          <w:b/>
-        </w:rPr>
-        <w:t>mechanism</w:t>
-      </w:r>
-      <w:r>
-        <w:rPr>
-          <w:b w:val="0"/>
-        </w:rPr>
-        <w:t xml:space="preserve"> and terminology of least privilege and tool scopes. Short practice: Classify read S2, write S2 and read S5 as permitted or denied.</w:t>
-      </w:r>
-    </w:p>
-    <w:p>
-      <w:pPr>
-        <w:spacing w:line="336" w:lineRule="auto" w:after="180"/>
-      </w:pPr>
-      <w:r>
-        <w:rPr>
-          <w:b w:val="0"/>
-        </w:rPr>
-        <w:t>Identify the operation or station mismatch for each denial, then reconsider after read S5 is added to trusted scope.. Return to this week and explain what you changed.</w:t>
-      </w:r>
-    </w:p>
-    <w:p>
-      <w:pPr>
-        <w:spacing w:line="336" w:lineRule="auto" w:after="180"/>
-      </w:pPr>
-      <w:r>
-        <w:rPr>
-          <w:b w:val="0"/>
-        </w:rPr>
-        <w:t xml:space="preserve">Review Configuration and secrets (ai-6/4). Goal: Explain the </w:t>
-      </w:r>
-      <w:r>
-        <w:rPr>
-          <w:b/>
-        </w:rPr>
-        <w:t>mechanism</w:t>
-      </w:r>
-      <w:r>
-        <w:rPr>
-          <w:b w:val="0"/>
-        </w:rPr>
-        <w:t xml:space="preserve"> and terminology of configuration and secrets. Short practice: Point to the public setting and the protected credential.</w:t>
-      </w:r>
-    </w:p>
-    <w:p>
-      <w:pPr>
-        <w:spacing w:line="336" w:lineRule="auto" w:after="180"/>
-      </w:pPr>
-      <w:r>
-        <w:rPr>
-          <w:b w:val="0"/>
-        </w:rPr>
-        <w:t>What changes when maximum_words becomes 60, and which information must never appear in the startup log?. Return to this week and explain what you changed.</w:t>
-      </w:r>
-    </w:p>
-    <w:p>
-      <w:pPr>
-        <w:spacing w:line="336" w:lineRule="auto" w:after="180"/>
-      </w:pPr>
-      <w:r>
-        <w:rPr>
-          <w:b w:val="0"/>
-        </w:rPr>
-        <w:t xml:space="preserve">Review Requirements and service boundaries (ai-6/1). Goal: Explain the </w:t>
-      </w:r>
-      <w:r>
-        <w:rPr>
-          <w:b/>
-        </w:rPr>
-        <w:t>mechanism</w:t>
-      </w:r>
-      <w:r>
-        <w:rPr>
-          <w:b w:val="0"/>
-        </w:rPr>
-        <w:t xml:space="preserve"> and terminology of requirements and service boundaries. Short practice: Split the museum visitor’s request into two operations.</w:t>
-      </w:r>
-    </w:p>
-    <w:p>
-      <w:pPr>
-        <w:spacing w:line="336" w:lineRule="auto" w:after="180"/>
-      </w:pPr>
-      <w:r>
-        <w:rPr>
-          <w:b w:val="0"/>
-        </w:rPr>
-        <w:t>Which can the service perform for P, and what happens to each operation when Q has no approved card?. Return to this week and explain what you changed.</w:t>
-      </w:r>
-    </w:p>
-    <w:p>
-      <w:pPr>
-        <w:pStyle w:val="Heading3"/>
-      </w:pPr>
-      <w:r>
-        <w:t>Predict, run and debug</w:t>
-      </w:r>
-    </w:p>
-    <w:p>
-      <w:pPr>
-        <w:spacing w:line="336" w:lineRule="auto" w:after="180"/>
-      </w:pPr>
-      <w:r>
-        <w:rPr>
-          <w:b w:val="0"/>
-        </w:rPr>
-        <w:t xml:space="preserve">The browser lab lets you edit the supported Python examples already included in this lesson. Predict first, run, inspect the actual </w:t>
-      </w:r>
-      <w:r>
-        <w:rPr>
-          <w:b/>
-        </w:rPr>
-        <w:t>output</w:t>
-      </w:r>
-      <w:r>
-        <w:rPr>
-          <w:b w:val="0"/>
-        </w:rPr>
-        <w:t xml:space="preserve"> or error, change one </w:t>
-      </w:r>
-      <w:r>
-        <w:rPr>
-          <w:b/>
-        </w:rPr>
-        <w:t>input</w:t>
-      </w:r>
-      <w:r>
-        <w:rPr>
-          <w:b w:val="0"/>
-        </w:rPr>
-        <w:t>, then run again.</w:t>
-      </w:r>
-    </w:p>
-    <w:p>
-      <w:pPr>
-        <w:spacing w:line="336" w:lineRule="auto" w:after="180"/>
-      </w:pPr>
-      <w:r>
-        <w:rPr>
-          <w:b w:val="0"/>
-        </w:rPr>
-        <w:t xml:space="preserve">Keep code, </w:t>
-      </w:r>
-      <w:r>
-        <w:rPr>
-          <w:b/>
-        </w:rPr>
-        <w:t>prediction</w:t>
-      </w:r>
-      <w:r>
-        <w:rPr>
-          <w:b w:val="0"/>
-        </w:rPr>
-        <w:t>s, actual results and a reasoned revision together. On paper, label your result as a trace rather than an execution.</w:t>
-      </w:r>
-    </w:p>
-    <w:p>
-      <w:pPr>
-        <w:pStyle w:val="Heading3"/>
-      </w:pPr>
-      <w:r>
         <w:t>Keep your completed work</w:t>
       </w:r>
     </w:p>
     <w:p>
       <w:pPr>
-        <w:spacing w:line="336" w:lineRule="auto" w:after="180"/>
-      </w:pPr>
-      <w:r>
-        <w:rPr>
-          <w:b w:val="0"/>
-        </w:rPr>
-        <w:t xml:space="preserve">Use Download completed work in the hosted lesson to export your answers, reflections, practice feedback and code-run </w:t>
-      </w:r>
-      <w:r>
-        <w:rPr>
-          <w:b/>
-        </w:rPr>
-        <w:t>evidence</w:t>
-      </w:r>
-      <w:r>
-        <w:rPr>
-          <w:b w:val="0"/>
-        </w:rPr>
-        <w:t>. Open the HTML copy to read or print it.</w:t>
-      </w:r>
-    </w:p>
-    <w:p>
-      <w:pPr>
-        <w:spacing w:line="336" w:lineRule="auto" w:after="180"/>
-      </w:pPr>
-      <w:r>
-        <w:rPr>
-          <w:b w:val="0"/>
-        </w:rPr>
-        <w:t>Drafts stay in this browser when storage is available; clear drafts on a shared device.</w:t>
-      </w:r>
-    </w:p>
-    <w:p>
-      <w:pPr>
         <w:pStyle w:val="Heading1"/>
       </w:pPr>
       <w:r>
-        <w:t>18. Visual concept journey</w:t>
-      </w:r>
-    </w:p>
-    <w:p>
-      <w:r>
-        <w:t>Explain each Testing pure components graphic using its labels, deciding evidence and relevant limitation.</w:t>
-      </w:r>
-    </w:p>
-    <w:p>
-      <w:pPr>
-        <w:pStyle w:val="Heading3"/>
+        <w:t>18. Reference · Six-picture concept journey</w:t>
+      </w:r>
+    </w:p>
+    <w:p>
+      <w:r>
+        <w:t>Choose the picture that supports the current explanation.</w:t>
+      </w:r>
+    </w:p>
+    <w:p>
+      <w:pPr>
+        <w:pStyle w:val="Heading2"/>
       </w:pPr>
       <w:r>
         <w:t>01. Testing pure components: the case</w:t>
@@ -4073,7 +4866,7 @@
         <w:drawing>
           <wp:inline xmlns:a="http://schemas.openxmlformats.org/drawingml/2006/main" xmlns:pic="http://schemas.openxmlformats.org/drawingml/2006/picture">
             <wp:extent cx="5486400" cy="2834640"/>
-            <wp:docPr id="2" name="Picture 2" descr="Test a room formatter alone. A pure function returns &quot;Room &quot; plus a supplied positive integer. Supplied facts: Accepted inputs are positive integers. Expected outputs: 7→&quot;Room 7&quot;; 12→&quot;Room 12&quot;."/>
+            <wp:docPr id="4" name="Picture 4" descr="Test a room formatter alone. A pure function returns &quot;Room &quot; plus a supplied positive integer. Supplied facts: Accepted inputs are positive integers. Expected outputs: 7→&quot;Room 7&quot;; 12→&quot;Room 12&quot;."/>
             <wp:cNvGraphicFramePr>
               <a:graphicFrameLocks noChangeAspect="1"/>
             </wp:cNvGraphicFramePr>
@@ -4085,7 +4878,7 @@
                     <pic:cNvPicPr/>
                   </pic:nvPicPr>
                   <pic:blipFill>
-                    <a:blip r:embed="rId10"/>
+                    <a:blip r:embed="rId12"/>
                     <a:stretch>
                       <a:fillRect/>
                     </a:stretch>
@@ -4154,7 +4947,6 @@
     <w:p>
       <w:pPr>
         <w:spacing w:line="336" w:lineRule="auto" w:after="180"/>
-        <w:shd w:fill="F5F1FB"/>
       </w:pPr>
       <w:r>
         <w:rPr>
@@ -4165,7 +4957,7 @@
     </w:p>
     <w:p>
       <w:pPr>
-        <w:pStyle w:val="Heading3"/>
+        <w:pStyle w:val="Heading2"/>
       </w:pPr>
       <w:r>
         <w:t>02. Follow the deciding steps</w:t>
@@ -4176,7 +4968,7 @@
         <w:drawing>
           <wp:inline xmlns:a="http://schemas.openxmlformats.org/drawingml/2006/main" xmlns:pic="http://schemas.openxmlformats.org/drawingml/2006/picture">
             <wp:extent cx="5486400" cy="3182112"/>
-            <wp:docPr id="3" name="Picture 3" descr="Call with 7: The prefix and supplied numeral produce Room 7. → Compare exact text: The expected text includes one space before 7. → Call with 12: The same fixed procedure produces Room 12."/>
+            <wp:docPr id="5" name="Picture 5" descr="Call with 7: The prefix and supplied numeral produce Room 7. → Compare exact text: The expected text includes one space before 7. → Call with 12: The same fixed procedure produces Room 12."/>
             <wp:cNvGraphicFramePr>
               <a:graphicFrameLocks noChangeAspect="1"/>
             </wp:cNvGraphicFramePr>
@@ -4188,7 +4980,7 @@
                     <pic:cNvPicPr/>
                   </pic:nvPicPr>
                   <pic:blipFill>
-                    <a:blip r:embed="rId11"/>
+                    <a:blip r:embed="rId9"/>
                     <a:stretch>
                       <a:fillRect/>
                     </a:stretch>
@@ -4221,7 +5013,6 @@
     <w:p>
       <w:pPr>
         <w:spacing w:line="336" w:lineRule="auto" w:after="180"/>
-        <w:shd w:fill="F5F1FB"/>
       </w:pPr>
       <w:r>
         <w:rPr>
@@ -4244,7 +5035,7 @@
     </w:p>
     <w:p>
       <w:pPr>
-        <w:pStyle w:val="Heading3"/>
+        <w:pStyle w:val="Heading2"/>
       </w:pPr>
       <w:r>
         <w:t>03. Testing pure components — evidence trace</w:t>
@@ -4255,7 +5046,7 @@
         <w:drawing>
           <wp:inline xmlns:a="http://schemas.openxmlformats.org/drawingml/2006/main" xmlns:pic="http://schemas.openxmlformats.org/drawingml/2006/picture">
             <wp:extent cx="5486400" cy="2996184"/>
-            <wp:docPr id="4" name="Picture 4" descr="Testing pure components — evidence trace. Capacity 12, used 5; capacity 12, used 12; capacity 12, used 13. | Define remaining(capacity, used)=capacity-used for integer inputs satisfying 0&lt;=used&lt;=capacity. Invalid types/ranges raise an explicit validation error. Test zero and equality boundaries. | Results 7 and 0; the third is invalid rather than remaining -1. Preserve the contract failure."/>
+            <wp:docPr id="6" name="Picture 6" descr="Testing pure components — evidence trace. Capacity 12, used 5; capacity 12, used 12; capacity 12, used 13. | Define remaining(capacity, used)=capacity-used for integer inputs satisfying 0&lt;=used&lt;=capacity. Invalid types/ranges raise an explicit validation error. Test zero and equality boundaries. | Results 7 and 0; the third is invalid rather than remaining -1. Preserve the contract failure."/>
             <wp:cNvGraphicFramePr>
               <a:graphicFrameLocks noChangeAspect="1"/>
             </wp:cNvGraphicFramePr>
@@ -4267,7 +5058,7 @@
                     <pic:cNvPicPr/>
                   </pic:nvPicPr>
                   <pic:blipFill>
-                    <a:blip r:embed="rId12"/>
+                    <a:blip r:embed="rId13"/>
                     <a:stretch>
                       <a:fillRect/>
                     </a:stretch>
@@ -4335,7 +5126,6 @@
     <w:p>
       <w:pPr>
         <w:spacing w:line="336" w:lineRule="auto" w:after="180"/>
-        <w:shd w:fill="F5F1FB"/>
       </w:pPr>
       <w:r>
         <w:rPr>
@@ -4346,7 +5136,7 @@
     </w:p>
     <w:p>
       <w:pPr>
-        <w:pStyle w:val="Heading3"/>
+        <w:pStyle w:val="Heading2"/>
       </w:pPr>
       <w:r>
         <w:t>04. Change one thing. Trace what follows.</w:t>
@@ -4357,7 +5147,7 @@
         <w:drawing>
           <wp:inline xmlns:a="http://schemas.openxmlformats.org/drawingml/2006/main" xmlns:pic="http://schemas.openxmlformats.org/drawingml/2006/picture">
             <wp:extent cx="5486400" cy="3026664"/>
-            <wp:docPr id="5" name="Picture 5" descr="Original case: The same fixed procedure produces Room 12. Changed condition: Supply zero instead of 7. Expected result: Reject the input under the stated positive-integer contract. Reason: Zero has the right type but violates the value requirement."/>
+            <wp:docPr id="7" name="Picture 7" descr="Original case: The same fixed procedure produces Room 12. Changed condition: Supply zero instead of 7. Expected result: Reject the input under the stated positive-integer contract. Reason: Zero has the right type but violates the value requirement."/>
             <wp:cNvGraphicFramePr>
               <a:graphicFrameLocks noChangeAspect="1"/>
             </wp:cNvGraphicFramePr>
@@ -4369,7 +5159,7 @@
                     <pic:cNvPicPr/>
                   </pic:nvPicPr>
                   <pic:blipFill>
-                    <a:blip r:embed="rId13"/>
+                    <a:blip r:embed="rId10"/>
                     <a:stretch>
                       <a:fillRect/>
                     </a:stretch>
@@ -4425,7 +5215,6 @@
     <w:p>
       <w:pPr>
         <w:spacing w:line="336" w:lineRule="auto" w:after="180"/>
-        <w:shd w:fill="F5F1FB"/>
       </w:pPr>
       <w:r>
         <w:rPr>
@@ -4436,7 +5225,7 @@
     </w:p>
     <w:p>
       <w:pPr>
-        <w:pStyle w:val="Heading3"/>
+        <w:pStyle w:val="Heading2"/>
       </w:pPr>
       <w:r>
         <w:t>05. Connect the explanation to its limit</w:t>
@@ -4447,7 +5236,7 @@
         <w:drawing>
           <wp:inline xmlns:a="http://schemas.openxmlformats.org/drawingml/2006/main" xmlns:pic="http://schemas.openxmlformats.org/drawingml/2006/picture">
             <wp:extent cx="5486400" cy="2834640"/>
-            <wp:docPr id="6" name="Picture 6" descr="A pure component depends on its accepted input, not a clock, network or model. Isolating it makes failures easier to locate. Limit: These tests cover only stated cases; they do not test the full AI service or every invalid value."/>
+            <wp:docPr id="8" name="Picture 8" descr="A pure component depends on its accepted input, not a clock, network or model. Isolating it makes failures easier to locate. Limit: These tests cover only stated cases; they do not test the full AI service or every invalid value."/>
             <wp:cNvGraphicFramePr>
               <a:graphicFrameLocks noChangeAspect="1"/>
             </wp:cNvGraphicFramePr>
@@ -4515,7 +5304,6 @@
     <w:p>
       <w:pPr>
         <w:spacing w:line="336" w:lineRule="auto" w:after="180"/>
-        <w:shd w:fill="F5F1FB"/>
       </w:pPr>
       <w:r>
         <w:rPr>
@@ -4526,7 +5314,7 @@
     </w:p>
     <w:p>
       <w:pPr>
-        <w:pStyle w:val="Heading3"/>
+        <w:pStyle w:val="Heading2"/>
       </w:pPr>
       <w:r>
         <w:t>06. Make the idea visible in your project</w:t>
@@ -4537,7 +5325,7 @@
         <w:drawing>
           <wp:inline xmlns:a="http://schemas.openxmlformats.org/drawingml/2006/main" xmlns:pic="http://schemas.openxmlformats.org/drawingml/2006/picture">
             <wp:extent cx="5486400" cy="3529584"/>
-            <wp:docPr id="7" name="Picture 7" descr="For the Grounded Learning Service, retain an annotated trace and the changed-case result. Name the contract or evidence that makes the deciding step valid, so another team can review it. Draw your input, deciding step, result and limit. Supported question: Predict the formatter outputs for 7 and 12, including spacing. Why does input 0 need rejection under this contract rather than an ordinary formatted response?"/>
+            <wp:docPr id="9" name="Picture 9" descr="For the Grounded Learning Service, retain an annotated trace and the changed-case result. Name the contract or evidence that makes the deciding step valid, so another team can review it. Draw your input, deciding step, result and limit. Supported question: Predict the formatter outputs for 7 and 12, including spacing. Why does input 0 need rejection under this contract rather than an ordinary formatted response?"/>
             <wp:cNvGraphicFramePr>
               <a:graphicFrameLocks noChangeAspect="1"/>
             </wp:cNvGraphicFramePr>
@@ -4652,7 +5440,6 @@
     <w:p>
       <w:pPr>
         <w:spacing w:line="336" w:lineRule="auto" w:after="180"/>
-        <w:shd w:fill="F5F1FB"/>
       </w:pPr>
       <w:r>
         <w:rPr>
@@ -4671,6 +5458,62 @@
           <w:b w:val="0"/>
         </w:rPr>
         <w:t>.</w:t>
+      </w:r>
+    </w:p>
+    <w:p>
+      <w:pPr>
+        <w:pStyle w:val="Heading2"/>
+      </w:pPr>
+      <w:r>
+        <w:t>Earlier wording, alternatives and picture transcripts · reference / check after trying</w:t>
+      </w:r>
+    </w:p>
+    <w:p>
+      <w:pPr>
+        <w:pStyle w:val="Heading3"/>
+      </w:pPr>
+      <w:r>
+        <w:t>01. Testing pure components: the case</w:t>
+      </w:r>
+    </w:p>
+    <w:p>
+      <w:pPr>
+        <w:pStyle w:val="Heading3"/>
+      </w:pPr>
+      <w:r>
+        <w:t>02. Follow the deciding steps</w:t>
+      </w:r>
+    </w:p>
+    <w:p>
+      <w:pPr>
+        <w:pStyle w:val="Heading3"/>
+      </w:pPr>
+      <w:r>
+        <w:t>03. Testing pure components — evidence trace</w:t>
+      </w:r>
+    </w:p>
+    <w:p>
+      <w:pPr>
+        <w:pStyle w:val="Heading3"/>
+      </w:pPr>
+      <w:r>
+        <w:t>04. Change one thing. Trace what follows.</w:t>
+      </w:r>
+    </w:p>
+    <w:p>
+      <w:pPr>
+        <w:pStyle w:val="Heading3"/>
+      </w:pPr>
+      <w:r>
+        <w:t>05. Connect the explanation to its limit</w:t>
+      </w:r>
+    </w:p>
+    <w:p>
+      <w:pPr>
+        <w:pStyle w:val="Heading3"/>
+      </w:pPr>
+      <w:r>
+        <w:t>06. Make the idea visible in your project</w:t>
       </w:r>
     </w:p>
     <w:sectPr>
